--- a/FE/FrontEnd.docx
+++ b/FE/FrontEnd.docx
@@ -22,6 +22,2208 @@
     <w:p>
       <w:pPr>
         <w:numPr>
+          <w:numId w:val="0"/>
+        </w:numPr>
+        <w:rPr>
+          <w:rFonts w:hint="default"/>
+          <w:lang w:val="en-US"/>
+        </w:rPr>
+      </w:pPr>
+      <w:r>
+        <w:rPr>
+          <w:rFonts w:hint="default"/>
+          <w:lang w:val="en-US"/>
+        </w:rPr>
+        <w:t xml:space="preserve">Ans: </w:t>
+      </w:r>
+    </w:p>
+    <w:p>
+      <w:pPr>
+        <w:numPr>
+          <w:numId w:val="0"/>
+        </w:numPr>
+        <w:rPr>
+          <w:rFonts w:hint="default"/>
+          <w:lang w:val="en-US"/>
+        </w:rPr>
+      </w:pPr>
+      <w:r>
+        <w:rPr>
+          <w:rFonts w:hint="default"/>
+          <w:lang w:val="en-US"/>
+        </w:rPr>
+        <w:t>In ReactJS, I have faced several challenges while developing enterprise applications:</w:t>
+      </w:r>
+    </w:p>
+    <w:p>
+      <w:pPr>
+        <w:numPr>
+          <w:numId w:val="0"/>
+        </w:numPr>
+        <w:rPr>
+          <w:rFonts w:hint="default"/>
+          <w:lang w:val="en-US"/>
+        </w:rPr>
+      </w:pPr>
+    </w:p>
+    <w:p>
+      <w:pPr>
+        <w:numPr>
+          <w:numId w:val="0"/>
+        </w:numPr>
+        <w:rPr>
+          <w:rFonts w:hint="default"/>
+          <w:lang w:val="en-US"/>
+        </w:rPr>
+      </w:pPr>
+      <w:r>
+        <w:rPr>
+          <w:rFonts w:hint="default"/>
+          <w:lang w:val="en-US"/>
+        </w:rPr>
+        <w:t>1. State Management</w:t>
+      </w:r>
+    </w:p>
+    <w:p>
+      <w:pPr>
+        <w:numPr>
+          <w:numId w:val="0"/>
+        </w:numPr>
+        <w:rPr>
+          <w:rFonts w:hint="default"/>
+          <w:lang w:val="en-US"/>
+        </w:rPr>
+      </w:pPr>
+    </w:p>
+    <w:p>
+      <w:pPr>
+        <w:numPr>
+          <w:numId w:val="0"/>
+        </w:numPr>
+        <w:rPr>
+          <w:rFonts w:hint="default"/>
+          <w:lang w:val="en-US"/>
+        </w:rPr>
+      </w:pPr>
+      <w:r>
+        <w:rPr>
+          <w:rFonts w:hint="default"/>
+          <w:lang w:val="en-US"/>
+        </w:rPr>
+        <w:t>Challenge:</w:t>
+      </w:r>
+    </w:p>
+    <w:p>
+      <w:pPr>
+        <w:numPr>
+          <w:numId w:val="0"/>
+        </w:numPr>
+        <w:rPr>
+          <w:rFonts w:hint="default"/>
+          <w:lang w:val="en-US"/>
+        </w:rPr>
+      </w:pPr>
+      <w:r>
+        <w:rPr>
+          <w:rFonts w:hint="default"/>
+          <w:lang w:val="en-US"/>
+        </w:rPr>
+        <w:t>When multiple components need the same data, passing props through many levels (prop drilling) becomes difficult.</w:t>
+      </w:r>
+    </w:p>
+    <w:p>
+      <w:pPr>
+        <w:numPr>
+          <w:numId w:val="0"/>
+        </w:numPr>
+        <w:rPr>
+          <w:rFonts w:hint="default"/>
+          <w:lang w:val="en-US"/>
+        </w:rPr>
+      </w:pPr>
+    </w:p>
+    <w:p>
+      <w:pPr>
+        <w:numPr>
+          <w:numId w:val="0"/>
+        </w:numPr>
+        <w:rPr>
+          <w:rFonts w:hint="default"/>
+          <w:lang w:val="en-US"/>
+        </w:rPr>
+      </w:pPr>
+      <w:r>
+        <w:rPr>
+          <w:rFonts w:hint="default"/>
+          <w:lang w:val="en-US"/>
+        </w:rPr>
+        <w:t>Solution:</w:t>
+      </w:r>
+    </w:p>
+    <w:p>
+      <w:pPr>
+        <w:numPr>
+          <w:numId w:val="0"/>
+        </w:numPr>
+        <w:rPr>
+          <w:rFonts w:hint="default"/>
+          <w:lang w:val="en-US"/>
+        </w:rPr>
+      </w:pPr>
+    </w:p>
+    <w:p>
+      <w:pPr>
+        <w:numPr>
+          <w:numId w:val="0"/>
+        </w:numPr>
+        <w:rPr>
+          <w:rFonts w:hint="default"/>
+          <w:lang w:val="en-US"/>
+        </w:rPr>
+      </w:pPr>
+      <w:r>
+        <w:rPr>
+          <w:rFonts w:hint="default"/>
+          <w:lang w:val="en-US"/>
+        </w:rPr>
+        <w:t>Used Context API for common application state.</w:t>
+      </w:r>
+    </w:p>
+    <w:p>
+      <w:pPr>
+        <w:numPr>
+          <w:numId w:val="0"/>
+        </w:numPr>
+        <w:rPr>
+          <w:rFonts w:hint="default"/>
+          <w:lang w:val="en-US"/>
+        </w:rPr>
+      </w:pPr>
+      <w:r>
+        <w:rPr>
+          <w:rFonts w:hint="default"/>
+          <w:lang w:val="en-US"/>
+        </w:rPr>
+        <w:t>Used Redux Toolkit for complex shared state.</w:t>
+      </w:r>
+    </w:p>
+    <w:p>
+      <w:pPr>
+        <w:numPr>
+          <w:numId w:val="0"/>
+        </w:numPr>
+        <w:rPr>
+          <w:rFonts w:hint="default"/>
+          <w:lang w:val="en-US"/>
+        </w:rPr>
+      </w:pPr>
+      <w:r>
+        <w:rPr>
+          <w:rFonts w:hint="default"/>
+          <w:lang w:val="en-US"/>
+        </w:rPr>
+        <w:t>Kept local component state with useState.</w:t>
+      </w:r>
+    </w:p>
+    <w:p>
+      <w:pPr>
+        <w:numPr>
+          <w:numId w:val="0"/>
+        </w:numPr>
+        <w:rPr>
+          <w:rFonts w:hint="default"/>
+          <w:lang w:val="en-US"/>
+        </w:rPr>
+      </w:pPr>
+    </w:p>
+    <w:p>
+      <w:pPr>
+        <w:numPr>
+          <w:numId w:val="0"/>
+        </w:numPr>
+        <w:rPr>
+          <w:rFonts w:hint="default"/>
+          <w:lang w:val="en-US"/>
+        </w:rPr>
+      </w:pPr>
+      <w:r>
+        <w:rPr>
+          <w:rFonts w:hint="default"/>
+          <w:lang w:val="en-US"/>
+        </w:rPr>
+        <w:t>Example:</w:t>
+      </w:r>
+    </w:p>
+    <w:p>
+      <w:pPr>
+        <w:numPr>
+          <w:numId w:val="0"/>
+        </w:numPr>
+        <w:rPr>
+          <w:rFonts w:hint="default"/>
+          <w:lang w:val="en-US"/>
+        </w:rPr>
+      </w:pPr>
+    </w:p>
+    <w:p>
+      <w:pPr>
+        <w:numPr>
+          <w:numId w:val="0"/>
+        </w:numPr>
+        <w:rPr>
+          <w:rFonts w:hint="default"/>
+          <w:lang w:val="en-US"/>
+        </w:rPr>
+      </w:pPr>
+      <w:r>
+        <w:rPr>
+          <w:rFonts w:hint="default"/>
+          <w:lang w:val="en-US"/>
+        </w:rPr>
+        <w:t>User information and permissions are required by Header, Dashboard, and Profile pages. Instead of passing props through multiple components, we stored them in Redux/Context.</w:t>
+      </w:r>
+    </w:p>
+    <w:p>
+      <w:pPr>
+        <w:numPr>
+          <w:numId w:val="0"/>
+        </w:numPr>
+        <w:rPr>
+          <w:rFonts w:hint="default"/>
+          <w:lang w:val="en-US"/>
+        </w:rPr>
+      </w:pPr>
+    </w:p>
+    <w:p>
+      <w:pPr>
+        <w:numPr>
+          <w:numId w:val="0"/>
+        </w:numPr>
+        <w:rPr>
+          <w:rFonts w:hint="default"/>
+          <w:lang w:val="en-US"/>
+        </w:rPr>
+      </w:pPr>
+      <w:r>
+        <w:rPr>
+          <w:rFonts w:hint="default"/>
+          <w:lang w:val="en-US"/>
+        </w:rPr>
+        <w:t>2. Unnecessary Re-rendering</w:t>
+      </w:r>
+    </w:p>
+    <w:p>
+      <w:pPr>
+        <w:numPr>
+          <w:numId w:val="0"/>
+        </w:numPr>
+        <w:rPr>
+          <w:rFonts w:hint="default"/>
+          <w:lang w:val="en-US"/>
+        </w:rPr>
+      </w:pPr>
+    </w:p>
+    <w:p>
+      <w:pPr>
+        <w:numPr>
+          <w:numId w:val="0"/>
+        </w:numPr>
+        <w:rPr>
+          <w:rFonts w:hint="default"/>
+          <w:lang w:val="en-US"/>
+        </w:rPr>
+      </w:pPr>
+      <w:r>
+        <w:rPr>
+          <w:rFonts w:hint="default"/>
+          <w:lang w:val="en-US"/>
+        </w:rPr>
+        <w:t>Challenge:</w:t>
+      </w:r>
+    </w:p>
+    <w:p>
+      <w:pPr>
+        <w:numPr>
+          <w:numId w:val="0"/>
+        </w:numPr>
+        <w:rPr>
+          <w:rFonts w:hint="default"/>
+          <w:lang w:val="en-US"/>
+        </w:rPr>
+      </w:pPr>
+      <w:r>
+        <w:rPr>
+          <w:rFonts w:hint="default"/>
+          <w:lang w:val="en-US"/>
+        </w:rPr>
+        <w:t>Large pages became slow because components re-rendered whenever parent state changed.</w:t>
+      </w:r>
+    </w:p>
+    <w:p>
+      <w:pPr>
+        <w:numPr>
+          <w:numId w:val="0"/>
+        </w:numPr>
+        <w:rPr>
+          <w:rFonts w:hint="default"/>
+          <w:lang w:val="en-US"/>
+        </w:rPr>
+      </w:pPr>
+    </w:p>
+    <w:p>
+      <w:pPr>
+        <w:numPr>
+          <w:numId w:val="0"/>
+        </w:numPr>
+        <w:rPr>
+          <w:rFonts w:hint="default"/>
+          <w:lang w:val="en-US"/>
+        </w:rPr>
+      </w:pPr>
+      <w:r>
+        <w:rPr>
+          <w:rFonts w:hint="default"/>
+          <w:lang w:val="en-US"/>
+        </w:rPr>
+        <w:t>Solution:</w:t>
+      </w:r>
+    </w:p>
+    <w:p>
+      <w:pPr>
+        <w:numPr>
+          <w:numId w:val="0"/>
+        </w:numPr>
+        <w:rPr>
+          <w:rFonts w:hint="default"/>
+          <w:lang w:val="en-US"/>
+        </w:rPr>
+      </w:pPr>
+    </w:p>
+    <w:p>
+      <w:pPr>
+        <w:numPr>
+          <w:numId w:val="0"/>
+        </w:numPr>
+        <w:rPr>
+          <w:rFonts w:hint="default"/>
+          <w:lang w:val="en-US"/>
+        </w:rPr>
+      </w:pPr>
+      <w:r>
+        <w:rPr>
+          <w:rFonts w:hint="default"/>
+          <w:lang w:val="en-US"/>
+        </w:rPr>
+        <w:t>React.memo()</w:t>
+      </w:r>
+    </w:p>
+    <w:p>
+      <w:pPr>
+        <w:numPr>
+          <w:numId w:val="0"/>
+        </w:numPr>
+        <w:rPr>
+          <w:rFonts w:hint="default"/>
+          <w:lang w:val="en-US"/>
+        </w:rPr>
+      </w:pPr>
+      <w:r>
+        <w:rPr>
+          <w:rFonts w:hint="default"/>
+          <w:lang w:val="en-US"/>
+        </w:rPr>
+        <w:t>useMemo()</w:t>
+      </w:r>
+    </w:p>
+    <w:p>
+      <w:pPr>
+        <w:numPr>
+          <w:numId w:val="0"/>
+        </w:numPr>
+        <w:rPr>
+          <w:rFonts w:hint="default"/>
+          <w:lang w:val="en-US"/>
+        </w:rPr>
+      </w:pPr>
+      <w:r>
+        <w:rPr>
+          <w:rFonts w:hint="default"/>
+          <w:lang w:val="en-US"/>
+        </w:rPr>
+        <w:t>useCallback()</w:t>
+      </w:r>
+    </w:p>
+    <w:p>
+      <w:pPr>
+        <w:numPr>
+          <w:numId w:val="0"/>
+        </w:numPr>
+        <w:rPr>
+          <w:rFonts w:hint="default"/>
+          <w:lang w:val="en-US"/>
+        </w:rPr>
+      </w:pPr>
+    </w:p>
+    <w:p>
+      <w:pPr>
+        <w:numPr>
+          <w:numId w:val="0"/>
+        </w:numPr>
+        <w:rPr>
+          <w:rFonts w:hint="default"/>
+          <w:lang w:val="en-US"/>
+        </w:rPr>
+      </w:pPr>
+      <w:r>
+        <w:rPr>
+          <w:rFonts w:hint="default"/>
+          <w:lang w:val="en-US"/>
+        </w:rPr>
+        <w:t>Example:</w:t>
+      </w:r>
+    </w:p>
+    <w:p>
+      <w:pPr>
+        <w:numPr>
+          <w:numId w:val="0"/>
+        </w:numPr>
+        <w:rPr>
+          <w:rFonts w:hint="default"/>
+          <w:lang w:val="en-US"/>
+        </w:rPr>
+      </w:pPr>
+    </w:p>
+    <w:p>
+      <w:pPr>
+        <w:numPr>
+          <w:numId w:val="0"/>
+        </w:numPr>
+        <w:rPr>
+          <w:rFonts w:hint="default"/>
+          <w:lang w:val="en-US"/>
+        </w:rPr>
+      </w:pPr>
+      <w:r>
+        <w:rPr>
+          <w:rFonts w:hint="default"/>
+          <w:lang w:val="en-US"/>
+        </w:rPr>
+        <w:t>Our dashboard contained many widgets. Updating one widget caused all widgets to re-render. We optimized using React.memo and memoized callbacks.</w:t>
+      </w:r>
+    </w:p>
+    <w:p>
+      <w:pPr>
+        <w:numPr>
+          <w:numId w:val="0"/>
+        </w:numPr>
+        <w:rPr>
+          <w:rFonts w:hint="default"/>
+          <w:lang w:val="en-US"/>
+        </w:rPr>
+      </w:pPr>
+    </w:p>
+    <w:p>
+      <w:pPr>
+        <w:numPr>
+          <w:numId w:val="0"/>
+        </w:numPr>
+        <w:rPr>
+          <w:rFonts w:hint="default"/>
+          <w:lang w:val="en-US"/>
+        </w:rPr>
+      </w:pPr>
+      <w:r>
+        <w:rPr>
+          <w:rFonts w:hint="default"/>
+          <w:lang w:val="en-US"/>
+        </w:rPr>
+        <w:t>3. API Loading and Multiple Calls</w:t>
+      </w:r>
+    </w:p>
+    <w:p>
+      <w:pPr>
+        <w:numPr>
+          <w:numId w:val="0"/>
+        </w:numPr>
+        <w:rPr>
+          <w:rFonts w:hint="default"/>
+          <w:lang w:val="en-US"/>
+        </w:rPr>
+      </w:pPr>
+    </w:p>
+    <w:p>
+      <w:pPr>
+        <w:numPr>
+          <w:numId w:val="0"/>
+        </w:numPr>
+        <w:rPr>
+          <w:rFonts w:hint="default"/>
+          <w:lang w:val="en-US"/>
+        </w:rPr>
+      </w:pPr>
+      <w:r>
+        <w:rPr>
+          <w:rFonts w:hint="default"/>
+          <w:lang w:val="en-US"/>
+        </w:rPr>
+        <w:t>Challenge:</w:t>
+      </w:r>
+    </w:p>
+    <w:p>
+      <w:pPr>
+        <w:numPr>
+          <w:numId w:val="0"/>
+        </w:numPr>
+        <w:rPr>
+          <w:rFonts w:hint="default"/>
+          <w:lang w:val="en-US"/>
+        </w:rPr>
+      </w:pPr>
+      <w:r>
+        <w:rPr>
+          <w:rFonts w:hint="default"/>
+          <w:lang w:val="en-US"/>
+        </w:rPr>
+        <w:t>A component sometimes made duplicate API calls due to re-renders or changing dependencies.</w:t>
+      </w:r>
+    </w:p>
+    <w:p>
+      <w:pPr>
+        <w:numPr>
+          <w:numId w:val="0"/>
+        </w:numPr>
+        <w:rPr>
+          <w:rFonts w:hint="default"/>
+          <w:lang w:val="en-US"/>
+        </w:rPr>
+      </w:pPr>
+    </w:p>
+    <w:p>
+      <w:pPr>
+        <w:numPr>
+          <w:numId w:val="0"/>
+        </w:numPr>
+        <w:rPr>
+          <w:rFonts w:hint="default"/>
+          <w:lang w:val="en-US"/>
+        </w:rPr>
+      </w:pPr>
+      <w:r>
+        <w:rPr>
+          <w:rFonts w:hint="default"/>
+          <w:lang w:val="en-US"/>
+        </w:rPr>
+        <w:t>Solution:</w:t>
+      </w:r>
+    </w:p>
+    <w:p>
+      <w:pPr>
+        <w:numPr>
+          <w:numId w:val="0"/>
+        </w:numPr>
+        <w:rPr>
+          <w:rFonts w:hint="default"/>
+          <w:lang w:val="en-US"/>
+        </w:rPr>
+      </w:pPr>
+    </w:p>
+    <w:p>
+      <w:pPr>
+        <w:numPr>
+          <w:numId w:val="0"/>
+        </w:numPr>
+        <w:rPr>
+          <w:rFonts w:hint="default"/>
+          <w:lang w:val="en-US"/>
+        </w:rPr>
+      </w:pPr>
+      <w:r>
+        <w:rPr>
+          <w:rFonts w:hint="default"/>
+          <w:lang w:val="en-US"/>
+        </w:rPr>
+        <w:t>Proper useEffect dependency array.</w:t>
+      </w:r>
+    </w:p>
+    <w:p>
+      <w:pPr>
+        <w:numPr>
+          <w:numId w:val="0"/>
+        </w:numPr>
+        <w:rPr>
+          <w:rFonts w:hint="default"/>
+          <w:lang w:val="en-US"/>
+        </w:rPr>
+      </w:pPr>
+      <w:r>
+        <w:rPr>
+          <w:rFonts w:hint="default"/>
+          <w:lang w:val="en-US"/>
+        </w:rPr>
+        <w:t>Loading indicators.</w:t>
+      </w:r>
+    </w:p>
+    <w:p>
+      <w:pPr>
+        <w:numPr>
+          <w:numId w:val="0"/>
+        </w:numPr>
+        <w:rPr>
+          <w:rFonts w:hint="default"/>
+          <w:lang w:val="en-US"/>
+        </w:rPr>
+      </w:pPr>
+      <w:r>
+        <w:rPr>
+          <w:rFonts w:hint="default"/>
+          <w:lang w:val="en-US"/>
+        </w:rPr>
+        <w:t>Request cancellation using AbortController.</w:t>
+      </w:r>
+    </w:p>
+    <w:p>
+      <w:pPr>
+        <w:numPr>
+          <w:numId w:val="0"/>
+        </w:numPr>
+        <w:rPr>
+          <w:rFonts w:hint="default"/>
+          <w:lang w:val="en-US"/>
+        </w:rPr>
+      </w:pPr>
+      <w:r>
+        <w:rPr>
+          <w:rFonts w:hint="default"/>
+          <w:lang w:val="en-US"/>
+        </w:rPr>
+        <w:t>4. Handling Large Data</w:t>
+      </w:r>
+    </w:p>
+    <w:p>
+      <w:pPr>
+        <w:numPr>
+          <w:numId w:val="0"/>
+        </w:numPr>
+        <w:rPr>
+          <w:rFonts w:hint="default"/>
+          <w:lang w:val="en-US"/>
+        </w:rPr>
+      </w:pPr>
+    </w:p>
+    <w:p>
+      <w:pPr>
+        <w:numPr>
+          <w:numId w:val="0"/>
+        </w:numPr>
+        <w:rPr>
+          <w:rFonts w:hint="default"/>
+          <w:lang w:val="en-US"/>
+        </w:rPr>
+      </w:pPr>
+      <w:r>
+        <w:rPr>
+          <w:rFonts w:hint="default"/>
+          <w:lang w:val="en-US"/>
+        </w:rPr>
+        <w:t>Challenge:</w:t>
+      </w:r>
+    </w:p>
+    <w:p>
+      <w:pPr>
+        <w:numPr>
+          <w:numId w:val="0"/>
+        </w:numPr>
+        <w:rPr>
+          <w:rFonts w:hint="default"/>
+          <w:lang w:val="en-US"/>
+        </w:rPr>
+      </w:pPr>
+      <w:r>
+        <w:rPr>
+          <w:rFonts w:hint="default"/>
+          <w:lang w:val="en-US"/>
+        </w:rPr>
+        <w:t>Displaying thousands of records caused UI lag.</w:t>
+      </w:r>
+    </w:p>
+    <w:p>
+      <w:pPr>
+        <w:numPr>
+          <w:numId w:val="0"/>
+        </w:numPr>
+        <w:rPr>
+          <w:rFonts w:hint="default"/>
+          <w:lang w:val="en-US"/>
+        </w:rPr>
+      </w:pPr>
+    </w:p>
+    <w:p>
+      <w:pPr>
+        <w:numPr>
+          <w:numId w:val="0"/>
+        </w:numPr>
+        <w:rPr>
+          <w:rFonts w:hint="default"/>
+          <w:lang w:val="en-US"/>
+        </w:rPr>
+      </w:pPr>
+      <w:r>
+        <w:rPr>
+          <w:rFonts w:hint="default"/>
+          <w:lang w:val="en-US"/>
+        </w:rPr>
+        <w:t>Solution:</w:t>
+      </w:r>
+    </w:p>
+    <w:p>
+      <w:pPr>
+        <w:numPr>
+          <w:numId w:val="0"/>
+        </w:numPr>
+        <w:rPr>
+          <w:rFonts w:hint="default"/>
+          <w:lang w:val="en-US"/>
+        </w:rPr>
+      </w:pPr>
+    </w:p>
+    <w:p>
+      <w:pPr>
+        <w:numPr>
+          <w:numId w:val="0"/>
+        </w:numPr>
+        <w:rPr>
+          <w:rFonts w:hint="default"/>
+          <w:lang w:val="en-US"/>
+        </w:rPr>
+      </w:pPr>
+      <w:r>
+        <w:rPr>
+          <w:rFonts w:hint="default"/>
+          <w:lang w:val="en-US"/>
+        </w:rPr>
+        <w:t>Server-side pagination</w:t>
+      </w:r>
+    </w:p>
+    <w:p>
+      <w:pPr>
+        <w:numPr>
+          <w:numId w:val="0"/>
+        </w:numPr>
+        <w:rPr>
+          <w:rFonts w:hint="default"/>
+          <w:lang w:val="en-US"/>
+        </w:rPr>
+      </w:pPr>
+      <w:r>
+        <w:rPr>
+          <w:rFonts w:hint="default"/>
+          <w:lang w:val="en-US"/>
+        </w:rPr>
+        <w:t>Lazy loading</w:t>
+      </w:r>
+    </w:p>
+    <w:p>
+      <w:pPr>
+        <w:numPr>
+          <w:numId w:val="0"/>
+        </w:numPr>
+        <w:rPr>
+          <w:rFonts w:hint="default"/>
+          <w:lang w:val="en-US"/>
+        </w:rPr>
+      </w:pPr>
+      <w:r>
+        <w:rPr>
+          <w:rFonts w:hint="default"/>
+          <w:lang w:val="en-US"/>
+        </w:rPr>
+        <w:t>Infinite scrolling</w:t>
+      </w:r>
+    </w:p>
+    <w:p>
+      <w:pPr>
+        <w:numPr>
+          <w:numId w:val="0"/>
+        </w:numPr>
+        <w:rPr>
+          <w:rFonts w:hint="default"/>
+          <w:lang w:val="en-US"/>
+        </w:rPr>
+      </w:pPr>
+      <w:r>
+        <w:rPr>
+          <w:rFonts w:hint="default"/>
+          <w:lang w:val="en-US"/>
+        </w:rPr>
+        <w:t>Virtualization (for very large lists)</w:t>
+      </w:r>
+    </w:p>
+    <w:p>
+      <w:pPr>
+        <w:numPr>
+          <w:numId w:val="0"/>
+        </w:numPr>
+        <w:rPr>
+          <w:rFonts w:hint="default"/>
+          <w:lang w:val="en-US"/>
+        </w:rPr>
+      </w:pPr>
+    </w:p>
+    <w:p>
+      <w:pPr>
+        <w:numPr>
+          <w:numId w:val="0"/>
+        </w:numPr>
+        <w:rPr>
+          <w:rFonts w:hint="default"/>
+          <w:lang w:val="en-US"/>
+        </w:rPr>
+      </w:pPr>
+      <w:r>
+        <w:rPr>
+          <w:rFonts w:hint="default"/>
+          <w:lang w:val="en-US"/>
+        </w:rPr>
+        <w:t>Example:</w:t>
+      </w:r>
+    </w:p>
+    <w:p>
+      <w:pPr>
+        <w:numPr>
+          <w:numId w:val="0"/>
+        </w:numPr>
+        <w:rPr>
+          <w:rFonts w:hint="default"/>
+          <w:lang w:val="en-US"/>
+        </w:rPr>
+      </w:pPr>
+    </w:p>
+    <w:p>
+      <w:pPr>
+        <w:numPr>
+          <w:numId w:val="0"/>
+        </w:numPr>
+        <w:rPr>
+          <w:rFonts w:hint="default"/>
+          <w:lang w:val="en-US"/>
+        </w:rPr>
+      </w:pPr>
+      <w:r>
+        <w:rPr>
+          <w:rFonts w:hint="default"/>
+          <w:lang w:val="en-US"/>
+        </w:rPr>
+        <w:t>Instead of loading 10,000 records, the API returned only 50 records per page.</w:t>
+      </w:r>
+    </w:p>
+    <w:p>
+      <w:pPr>
+        <w:numPr>
+          <w:numId w:val="0"/>
+        </w:numPr>
+        <w:rPr>
+          <w:rFonts w:hint="default"/>
+          <w:lang w:val="en-US"/>
+        </w:rPr>
+      </w:pPr>
+    </w:p>
+    <w:p>
+      <w:pPr>
+        <w:numPr>
+          <w:numId w:val="0"/>
+        </w:numPr>
+        <w:rPr>
+          <w:rFonts w:hint="default"/>
+          <w:lang w:val="en-US"/>
+        </w:rPr>
+      </w:pPr>
+      <w:r>
+        <w:rPr>
+          <w:rFonts w:hint="default"/>
+          <w:lang w:val="en-US"/>
+        </w:rPr>
+        <w:t>5. Form Validation</w:t>
+      </w:r>
+    </w:p>
+    <w:p>
+      <w:pPr>
+        <w:numPr>
+          <w:numId w:val="0"/>
+        </w:numPr>
+        <w:rPr>
+          <w:rFonts w:hint="default"/>
+          <w:lang w:val="en-US"/>
+        </w:rPr>
+      </w:pPr>
+    </w:p>
+    <w:p>
+      <w:pPr>
+        <w:numPr>
+          <w:numId w:val="0"/>
+        </w:numPr>
+        <w:rPr>
+          <w:rFonts w:hint="default"/>
+          <w:lang w:val="en-US"/>
+        </w:rPr>
+      </w:pPr>
+      <w:r>
+        <w:rPr>
+          <w:rFonts w:hint="default"/>
+          <w:lang w:val="en-US"/>
+        </w:rPr>
+        <w:t>Challenge:</w:t>
+      </w:r>
+    </w:p>
+    <w:p>
+      <w:pPr>
+        <w:numPr>
+          <w:numId w:val="0"/>
+        </w:numPr>
+        <w:rPr>
+          <w:rFonts w:hint="default"/>
+          <w:lang w:val="en-US"/>
+        </w:rPr>
+      </w:pPr>
+      <w:r>
+        <w:rPr>
+          <w:rFonts w:hint="default"/>
+          <w:lang w:val="en-US"/>
+        </w:rPr>
+        <w:t>Managing large forms with many validation rules.</w:t>
+      </w:r>
+    </w:p>
+    <w:p>
+      <w:pPr>
+        <w:numPr>
+          <w:numId w:val="0"/>
+        </w:numPr>
+        <w:rPr>
+          <w:rFonts w:hint="default"/>
+          <w:lang w:val="en-US"/>
+        </w:rPr>
+      </w:pPr>
+    </w:p>
+    <w:p>
+      <w:pPr>
+        <w:numPr>
+          <w:numId w:val="0"/>
+        </w:numPr>
+        <w:rPr>
+          <w:rFonts w:hint="default"/>
+          <w:lang w:val="en-US"/>
+        </w:rPr>
+      </w:pPr>
+      <w:r>
+        <w:rPr>
+          <w:rFonts w:hint="default"/>
+          <w:lang w:val="en-US"/>
+        </w:rPr>
+        <w:t>Solution:</w:t>
+      </w:r>
+    </w:p>
+    <w:p>
+      <w:pPr>
+        <w:numPr>
+          <w:numId w:val="0"/>
+        </w:numPr>
+        <w:rPr>
+          <w:rFonts w:hint="default"/>
+          <w:lang w:val="en-US"/>
+        </w:rPr>
+      </w:pPr>
+    </w:p>
+    <w:p>
+      <w:pPr>
+        <w:numPr>
+          <w:numId w:val="0"/>
+        </w:numPr>
+        <w:rPr>
+          <w:rFonts w:hint="default"/>
+          <w:lang w:val="en-US"/>
+        </w:rPr>
+      </w:pPr>
+      <w:r>
+        <w:rPr>
+          <w:rFonts w:hint="default"/>
+          <w:lang w:val="en-US"/>
+        </w:rPr>
+        <w:t>React Hook Form</w:t>
+      </w:r>
+    </w:p>
+    <w:p>
+      <w:pPr>
+        <w:numPr>
+          <w:numId w:val="0"/>
+        </w:numPr>
+        <w:rPr>
+          <w:rFonts w:hint="default"/>
+          <w:lang w:val="en-US"/>
+        </w:rPr>
+      </w:pPr>
+      <w:r>
+        <w:rPr>
+          <w:rFonts w:hint="default"/>
+          <w:lang w:val="en-US"/>
+        </w:rPr>
+        <w:t>Custom validation</w:t>
+      </w:r>
+    </w:p>
+    <w:p>
+      <w:pPr>
+        <w:numPr>
+          <w:numId w:val="0"/>
+        </w:numPr>
+        <w:rPr>
+          <w:rFonts w:hint="default"/>
+          <w:lang w:val="en-US"/>
+        </w:rPr>
+      </w:pPr>
+      <w:r>
+        <w:rPr>
+          <w:rFonts w:hint="default"/>
+          <w:lang w:val="en-US"/>
+        </w:rPr>
+        <w:t>Reusable form components</w:t>
+      </w:r>
+    </w:p>
+    <w:p>
+      <w:pPr>
+        <w:numPr>
+          <w:numId w:val="0"/>
+        </w:numPr>
+        <w:rPr>
+          <w:rFonts w:hint="default"/>
+          <w:lang w:val="en-US"/>
+        </w:rPr>
+      </w:pPr>
+      <w:r>
+        <w:rPr>
+          <w:rFonts w:hint="default"/>
+          <w:lang w:val="en-US"/>
+        </w:rPr>
+        <w:t>6. Authentication &amp; Route Protection</w:t>
+      </w:r>
+    </w:p>
+    <w:p>
+      <w:pPr>
+        <w:numPr>
+          <w:numId w:val="0"/>
+        </w:numPr>
+        <w:rPr>
+          <w:rFonts w:hint="default"/>
+          <w:lang w:val="en-US"/>
+        </w:rPr>
+      </w:pPr>
+    </w:p>
+    <w:p>
+      <w:pPr>
+        <w:numPr>
+          <w:numId w:val="0"/>
+        </w:numPr>
+        <w:rPr>
+          <w:rFonts w:hint="default"/>
+          <w:lang w:val="en-US"/>
+        </w:rPr>
+      </w:pPr>
+      <w:r>
+        <w:rPr>
+          <w:rFonts w:hint="default"/>
+          <w:lang w:val="en-US"/>
+        </w:rPr>
+        <w:t>Challenge:</w:t>
+      </w:r>
+    </w:p>
+    <w:p>
+      <w:pPr>
+        <w:numPr>
+          <w:numId w:val="0"/>
+        </w:numPr>
+        <w:rPr>
+          <w:rFonts w:hint="default"/>
+          <w:lang w:val="en-US"/>
+        </w:rPr>
+      </w:pPr>
+      <w:r>
+        <w:rPr>
+          <w:rFonts w:hint="default"/>
+          <w:lang w:val="en-US"/>
+        </w:rPr>
+        <w:t>Preventing unauthorized users from accessing protected pages.</w:t>
+      </w:r>
+    </w:p>
+    <w:p>
+      <w:pPr>
+        <w:numPr>
+          <w:numId w:val="0"/>
+        </w:numPr>
+        <w:rPr>
+          <w:rFonts w:hint="default"/>
+          <w:lang w:val="en-US"/>
+        </w:rPr>
+      </w:pPr>
+    </w:p>
+    <w:p>
+      <w:pPr>
+        <w:numPr>
+          <w:numId w:val="0"/>
+        </w:numPr>
+        <w:rPr>
+          <w:rFonts w:hint="default"/>
+          <w:lang w:val="en-US"/>
+        </w:rPr>
+      </w:pPr>
+      <w:r>
+        <w:rPr>
+          <w:rFonts w:hint="default"/>
+          <w:lang w:val="en-US"/>
+        </w:rPr>
+        <w:t>Solution:</w:t>
+      </w:r>
+    </w:p>
+    <w:p>
+      <w:pPr>
+        <w:numPr>
+          <w:numId w:val="0"/>
+        </w:numPr>
+        <w:rPr>
+          <w:rFonts w:hint="default"/>
+          <w:lang w:val="en-US"/>
+        </w:rPr>
+      </w:pPr>
+    </w:p>
+    <w:p>
+      <w:pPr>
+        <w:numPr>
+          <w:numId w:val="0"/>
+        </w:numPr>
+        <w:rPr>
+          <w:rFonts w:hint="default"/>
+          <w:lang w:val="en-US"/>
+        </w:rPr>
+      </w:pPr>
+      <w:r>
+        <w:rPr>
+          <w:rFonts w:hint="default"/>
+          <w:lang w:val="en-US"/>
+        </w:rPr>
+        <w:t>JWT authentication</w:t>
+      </w:r>
+    </w:p>
+    <w:p>
+      <w:pPr>
+        <w:numPr>
+          <w:numId w:val="0"/>
+        </w:numPr>
+        <w:rPr>
+          <w:rFonts w:hint="default"/>
+          <w:lang w:val="en-US"/>
+        </w:rPr>
+      </w:pPr>
+      <w:r>
+        <w:rPr>
+          <w:rFonts w:hint="default"/>
+          <w:lang w:val="en-US"/>
+        </w:rPr>
+        <w:t>Protected Routes</w:t>
+      </w:r>
+    </w:p>
+    <w:p>
+      <w:pPr>
+        <w:numPr>
+          <w:numId w:val="0"/>
+        </w:numPr>
+        <w:rPr>
+          <w:rFonts w:hint="default"/>
+          <w:lang w:val="en-US"/>
+        </w:rPr>
+      </w:pPr>
+      <w:r>
+        <w:rPr>
+          <w:rFonts w:hint="default"/>
+          <w:lang w:val="en-US"/>
+        </w:rPr>
+        <w:t>Role-based authorization</w:t>
+      </w:r>
+    </w:p>
+    <w:p>
+      <w:pPr>
+        <w:numPr>
+          <w:numId w:val="0"/>
+        </w:numPr>
+        <w:rPr>
+          <w:rFonts w:hint="default"/>
+          <w:lang w:val="en-US"/>
+        </w:rPr>
+      </w:pPr>
+    </w:p>
+    <w:p>
+      <w:pPr>
+        <w:numPr>
+          <w:numId w:val="0"/>
+        </w:numPr>
+        <w:rPr>
+          <w:rFonts w:hint="default"/>
+          <w:lang w:val="en-US"/>
+        </w:rPr>
+      </w:pPr>
+      <w:r>
+        <w:rPr>
+          <w:rFonts w:hint="default"/>
+          <w:lang w:val="en-US"/>
+        </w:rPr>
+        <w:t>Example:</w:t>
+      </w:r>
+    </w:p>
+    <w:p>
+      <w:pPr>
+        <w:numPr>
+          <w:numId w:val="0"/>
+        </w:numPr>
+        <w:rPr>
+          <w:rFonts w:hint="default"/>
+          <w:lang w:val="en-US"/>
+        </w:rPr>
+      </w:pPr>
+    </w:p>
+    <w:p>
+      <w:pPr>
+        <w:numPr>
+          <w:numId w:val="0"/>
+        </w:numPr>
+        <w:rPr>
+          <w:rFonts w:hint="default"/>
+          <w:lang w:val="en-US"/>
+        </w:rPr>
+      </w:pPr>
+      <w:r>
+        <w:rPr>
+          <w:rFonts w:hint="default"/>
+          <w:lang w:val="en-US"/>
+        </w:rPr>
+        <w:t>After login, JWT is stored securely and attached to API requests. Users without the required role cannot access admin pages.</w:t>
+      </w:r>
+    </w:p>
+    <w:p>
+      <w:pPr>
+        <w:numPr>
+          <w:numId w:val="0"/>
+        </w:numPr>
+        <w:rPr>
+          <w:rFonts w:hint="default"/>
+          <w:lang w:val="en-US"/>
+        </w:rPr>
+      </w:pPr>
+    </w:p>
+    <w:p>
+      <w:pPr>
+        <w:numPr>
+          <w:numId w:val="0"/>
+        </w:numPr>
+        <w:rPr>
+          <w:rFonts w:hint="default"/>
+          <w:lang w:val="en-US"/>
+        </w:rPr>
+      </w:pPr>
+      <w:r>
+        <w:rPr>
+          <w:rFonts w:hint="default"/>
+          <w:lang w:val="en-US"/>
+        </w:rPr>
+        <w:t>7. Component Reusability</w:t>
+      </w:r>
+    </w:p>
+    <w:p>
+      <w:pPr>
+        <w:numPr>
+          <w:numId w:val="0"/>
+        </w:numPr>
+        <w:rPr>
+          <w:rFonts w:hint="default"/>
+          <w:lang w:val="en-US"/>
+        </w:rPr>
+      </w:pPr>
+    </w:p>
+    <w:p>
+      <w:pPr>
+        <w:numPr>
+          <w:numId w:val="0"/>
+        </w:numPr>
+        <w:rPr>
+          <w:rFonts w:hint="default"/>
+          <w:lang w:val="en-US"/>
+        </w:rPr>
+      </w:pPr>
+      <w:r>
+        <w:rPr>
+          <w:rFonts w:hint="default"/>
+          <w:lang w:val="en-US"/>
+        </w:rPr>
+        <w:t>Challenge:</w:t>
+      </w:r>
+    </w:p>
+    <w:p>
+      <w:pPr>
+        <w:numPr>
+          <w:numId w:val="0"/>
+        </w:numPr>
+        <w:rPr>
+          <w:rFonts w:hint="default"/>
+          <w:lang w:val="en-US"/>
+        </w:rPr>
+      </w:pPr>
+      <w:r>
+        <w:rPr>
+          <w:rFonts w:hint="default"/>
+          <w:lang w:val="en-US"/>
+        </w:rPr>
+        <w:t>Different screens required similar UI components.</w:t>
+      </w:r>
+    </w:p>
+    <w:p>
+      <w:pPr>
+        <w:numPr>
+          <w:numId w:val="0"/>
+        </w:numPr>
+        <w:rPr>
+          <w:rFonts w:hint="default"/>
+          <w:lang w:val="en-US"/>
+        </w:rPr>
+      </w:pPr>
+    </w:p>
+    <w:p>
+      <w:pPr>
+        <w:numPr>
+          <w:numId w:val="0"/>
+        </w:numPr>
+        <w:rPr>
+          <w:rFonts w:hint="default"/>
+          <w:lang w:val="en-US"/>
+        </w:rPr>
+      </w:pPr>
+      <w:r>
+        <w:rPr>
+          <w:rFonts w:hint="default"/>
+          <w:lang w:val="en-US"/>
+        </w:rPr>
+        <w:t>Solution:</w:t>
+      </w:r>
+    </w:p>
+    <w:p>
+      <w:pPr>
+        <w:numPr>
+          <w:numId w:val="0"/>
+        </w:numPr>
+        <w:rPr>
+          <w:rFonts w:hint="default"/>
+          <w:lang w:val="en-US"/>
+        </w:rPr>
+      </w:pPr>
+      <w:r>
+        <w:rPr>
+          <w:rFonts w:hint="default"/>
+          <w:lang w:val="en-US"/>
+        </w:rPr>
+        <w:t>Created reusable components such as:</w:t>
+      </w:r>
+    </w:p>
+    <w:p>
+      <w:pPr>
+        <w:numPr>
+          <w:numId w:val="0"/>
+        </w:numPr>
+        <w:rPr>
+          <w:rFonts w:hint="default"/>
+          <w:lang w:val="en-US"/>
+        </w:rPr>
+      </w:pPr>
+    </w:p>
+    <w:p>
+      <w:pPr>
+        <w:numPr>
+          <w:numId w:val="0"/>
+        </w:numPr>
+        <w:rPr>
+          <w:rFonts w:hint="default"/>
+          <w:lang w:val="en-US"/>
+        </w:rPr>
+      </w:pPr>
+      <w:r>
+        <w:rPr>
+          <w:rFonts w:hint="default"/>
+          <w:lang w:val="en-US"/>
+        </w:rPr>
+        <w:t>Button</w:t>
+      </w:r>
+    </w:p>
+    <w:p>
+      <w:pPr>
+        <w:numPr>
+          <w:numId w:val="0"/>
+        </w:numPr>
+        <w:rPr>
+          <w:rFonts w:hint="default"/>
+          <w:lang w:val="en-US"/>
+        </w:rPr>
+      </w:pPr>
+      <w:r>
+        <w:rPr>
+          <w:rFonts w:hint="default"/>
+          <w:lang w:val="en-US"/>
+        </w:rPr>
+        <w:t>Table</w:t>
+      </w:r>
+    </w:p>
+    <w:p>
+      <w:pPr>
+        <w:numPr>
+          <w:numId w:val="0"/>
+        </w:numPr>
+        <w:rPr>
+          <w:rFonts w:hint="default"/>
+          <w:lang w:val="en-US"/>
+        </w:rPr>
+      </w:pPr>
+      <w:r>
+        <w:rPr>
+          <w:rFonts w:hint="default"/>
+          <w:lang w:val="en-US"/>
+        </w:rPr>
+        <w:t>Modal</w:t>
+      </w:r>
+    </w:p>
+    <w:p>
+      <w:pPr>
+        <w:numPr>
+          <w:numId w:val="0"/>
+        </w:numPr>
+        <w:rPr>
+          <w:rFonts w:hint="default"/>
+          <w:lang w:val="en-US"/>
+        </w:rPr>
+      </w:pPr>
+      <w:r>
+        <w:rPr>
+          <w:rFonts w:hint="default"/>
+          <w:lang w:val="en-US"/>
+        </w:rPr>
+        <w:t>Search component</w:t>
+      </w:r>
+    </w:p>
+    <w:p>
+      <w:pPr>
+        <w:numPr>
+          <w:numId w:val="0"/>
+        </w:numPr>
+        <w:rPr>
+          <w:rFonts w:hint="default"/>
+          <w:lang w:val="en-US"/>
+        </w:rPr>
+      </w:pPr>
+      <w:r>
+        <w:rPr>
+          <w:rFonts w:hint="default"/>
+          <w:lang w:val="en-US"/>
+        </w:rPr>
+        <w:t>Pagination component</w:t>
+      </w:r>
+    </w:p>
+    <w:p>
+      <w:pPr>
+        <w:numPr>
+          <w:numId w:val="0"/>
+        </w:numPr>
+        <w:rPr>
+          <w:rFonts w:hint="default"/>
+          <w:lang w:val="en-US"/>
+        </w:rPr>
+      </w:pPr>
+    </w:p>
+    <w:p>
+      <w:pPr>
+        <w:numPr>
+          <w:numId w:val="0"/>
+        </w:numPr>
+        <w:rPr>
+          <w:rFonts w:hint="default"/>
+          <w:lang w:val="en-US"/>
+        </w:rPr>
+      </w:pPr>
+      <w:r>
+        <w:rPr>
+          <w:rFonts w:hint="default"/>
+          <w:lang w:val="en-US"/>
+        </w:rPr>
+        <w:t>This reduced duplicate code and simplified maintenance.</w:t>
+      </w:r>
+    </w:p>
+    <w:p>
+      <w:pPr>
+        <w:numPr>
+          <w:numId w:val="0"/>
+        </w:numPr>
+        <w:rPr>
+          <w:rFonts w:hint="default"/>
+          <w:lang w:val="en-US"/>
+        </w:rPr>
+      </w:pPr>
+    </w:p>
+    <w:p>
+      <w:pPr>
+        <w:numPr>
+          <w:numId w:val="0"/>
+        </w:numPr>
+        <w:rPr>
+          <w:rFonts w:hint="default"/>
+          <w:lang w:val="en-US"/>
+        </w:rPr>
+      </w:pPr>
+      <w:r>
+        <w:rPr>
+          <w:rFonts w:hint="default"/>
+          <w:lang w:val="en-US"/>
+        </w:rPr>
+        <w:t>8. Error Handling</w:t>
+      </w:r>
+    </w:p>
+    <w:p>
+      <w:pPr>
+        <w:numPr>
+          <w:numId w:val="0"/>
+        </w:numPr>
+        <w:rPr>
+          <w:rFonts w:hint="default"/>
+          <w:lang w:val="en-US"/>
+        </w:rPr>
+      </w:pPr>
+    </w:p>
+    <w:p>
+      <w:pPr>
+        <w:numPr>
+          <w:numId w:val="0"/>
+        </w:numPr>
+        <w:rPr>
+          <w:rFonts w:hint="default"/>
+          <w:lang w:val="en-US"/>
+        </w:rPr>
+      </w:pPr>
+      <w:r>
+        <w:rPr>
+          <w:rFonts w:hint="default"/>
+          <w:lang w:val="en-US"/>
+        </w:rPr>
+        <w:t>Challenge:</w:t>
+      </w:r>
+    </w:p>
+    <w:p>
+      <w:pPr>
+        <w:numPr>
+          <w:numId w:val="0"/>
+        </w:numPr>
+        <w:rPr>
+          <w:rFonts w:hint="default"/>
+          <w:lang w:val="en-US"/>
+        </w:rPr>
+      </w:pPr>
+      <w:r>
+        <w:rPr>
+          <w:rFonts w:hint="default"/>
+          <w:lang w:val="en-US"/>
+        </w:rPr>
+        <w:t>If an API failed, the page could become unusable.</w:t>
+      </w:r>
+    </w:p>
+    <w:p>
+      <w:pPr>
+        <w:numPr>
+          <w:numId w:val="0"/>
+        </w:numPr>
+        <w:rPr>
+          <w:rFonts w:hint="default"/>
+          <w:lang w:val="en-US"/>
+        </w:rPr>
+      </w:pPr>
+    </w:p>
+    <w:p>
+      <w:pPr>
+        <w:numPr>
+          <w:numId w:val="0"/>
+        </w:numPr>
+        <w:rPr>
+          <w:rFonts w:hint="default"/>
+          <w:lang w:val="en-US"/>
+        </w:rPr>
+      </w:pPr>
+      <w:r>
+        <w:rPr>
+          <w:rFonts w:hint="default"/>
+          <w:lang w:val="en-US"/>
+        </w:rPr>
+        <w:t>Solution:</w:t>
+      </w:r>
+    </w:p>
+    <w:p>
+      <w:pPr>
+        <w:numPr>
+          <w:numId w:val="0"/>
+        </w:numPr>
+        <w:rPr>
+          <w:rFonts w:hint="default"/>
+          <w:lang w:val="en-US"/>
+        </w:rPr>
+      </w:pPr>
+    </w:p>
+    <w:p>
+      <w:pPr>
+        <w:numPr>
+          <w:numId w:val="0"/>
+        </w:numPr>
+        <w:rPr>
+          <w:rFonts w:hint="default"/>
+          <w:lang w:val="en-US"/>
+        </w:rPr>
+      </w:pPr>
+      <w:r>
+        <w:rPr>
+          <w:rFonts w:hint="default"/>
+          <w:lang w:val="en-US"/>
+        </w:rPr>
+        <w:t>Error boundaries for UI errors</w:t>
+      </w:r>
+    </w:p>
+    <w:p>
+      <w:pPr>
+        <w:numPr>
+          <w:numId w:val="0"/>
+        </w:numPr>
+        <w:rPr>
+          <w:rFonts w:hint="default"/>
+          <w:lang w:val="en-US"/>
+        </w:rPr>
+      </w:pPr>
+      <w:r>
+        <w:rPr>
+          <w:rFonts w:hint="default"/>
+          <w:lang w:val="en-US"/>
+        </w:rPr>
+        <w:t>Try/catch around API calls</w:t>
+      </w:r>
+    </w:p>
+    <w:p>
+      <w:pPr>
+        <w:numPr>
+          <w:numId w:val="0"/>
+        </w:numPr>
+        <w:rPr>
+          <w:rFonts w:hint="default"/>
+          <w:lang w:val="en-US"/>
+        </w:rPr>
+      </w:pPr>
+      <w:r>
+        <w:rPr>
+          <w:rFonts w:hint="default"/>
+          <w:lang w:val="en-US"/>
+        </w:rPr>
+        <w:t>User-friendly error messages</w:t>
+      </w:r>
+    </w:p>
+    <w:p>
+      <w:pPr>
+        <w:numPr>
+          <w:numId w:val="0"/>
+        </w:numPr>
+        <w:rPr>
+          <w:rFonts w:hint="default"/>
+          <w:lang w:val="en-US"/>
+        </w:rPr>
+      </w:pPr>
+      <w:r>
+        <w:rPr>
+          <w:rFonts w:hint="default"/>
+          <w:lang w:val="en-US"/>
+        </w:rPr>
+        <w:t>Retry mechanism where appropriate</w:t>
+      </w:r>
+    </w:p>
+    <w:p>
+      <w:pPr>
+        <w:numPr>
+          <w:numId w:val="0"/>
+        </w:numPr>
+        <w:rPr>
+          <w:rFonts w:hint="default"/>
+          <w:lang w:val="en-US"/>
+        </w:rPr>
+      </w:pPr>
+      <w:r>
+        <w:rPr>
+          <w:rFonts w:hint="default"/>
+          <w:lang w:val="en-US"/>
+        </w:rPr>
+        <w:t>9. Performance Optimization</w:t>
+      </w:r>
+    </w:p>
+    <w:p>
+      <w:pPr>
+        <w:numPr>
+          <w:numId w:val="0"/>
+        </w:numPr>
+        <w:rPr>
+          <w:rFonts w:hint="default"/>
+          <w:lang w:val="en-US"/>
+        </w:rPr>
+      </w:pPr>
+    </w:p>
+    <w:p>
+      <w:pPr>
+        <w:numPr>
+          <w:numId w:val="0"/>
+        </w:numPr>
+        <w:rPr>
+          <w:rFonts w:hint="default"/>
+          <w:lang w:val="en-US"/>
+        </w:rPr>
+      </w:pPr>
+      <w:r>
+        <w:rPr>
+          <w:rFonts w:hint="default"/>
+          <w:lang w:val="en-US"/>
+        </w:rPr>
+        <w:t>Challenge:</w:t>
+      </w:r>
+    </w:p>
+    <w:p>
+      <w:pPr>
+        <w:numPr>
+          <w:numId w:val="0"/>
+        </w:numPr>
+        <w:rPr>
+          <w:rFonts w:hint="default"/>
+          <w:lang w:val="en-US"/>
+        </w:rPr>
+      </w:pPr>
+      <w:r>
+        <w:rPr>
+          <w:rFonts w:hint="default"/>
+          <w:lang w:val="en-US"/>
+        </w:rPr>
+        <w:t>Large bundles increased initial page load time.</w:t>
+      </w:r>
+    </w:p>
+    <w:p>
+      <w:pPr>
+        <w:numPr>
+          <w:numId w:val="0"/>
+        </w:numPr>
+        <w:rPr>
+          <w:rFonts w:hint="default"/>
+          <w:lang w:val="en-US"/>
+        </w:rPr>
+      </w:pPr>
+    </w:p>
+    <w:p>
+      <w:pPr>
+        <w:numPr>
+          <w:numId w:val="0"/>
+        </w:numPr>
+        <w:rPr>
+          <w:rFonts w:hint="default"/>
+          <w:lang w:val="en-US"/>
+        </w:rPr>
+      </w:pPr>
+      <w:r>
+        <w:rPr>
+          <w:rFonts w:hint="default"/>
+          <w:lang w:val="en-US"/>
+        </w:rPr>
+        <w:t>Solution:</w:t>
+      </w:r>
+    </w:p>
+    <w:p>
+      <w:pPr>
+        <w:numPr>
+          <w:numId w:val="0"/>
+        </w:numPr>
+        <w:rPr>
+          <w:rFonts w:hint="default"/>
+          <w:lang w:val="en-US"/>
+        </w:rPr>
+      </w:pPr>
+    </w:p>
+    <w:p>
+      <w:pPr>
+        <w:numPr>
+          <w:numId w:val="0"/>
+        </w:numPr>
+        <w:rPr>
+          <w:rFonts w:hint="default"/>
+          <w:lang w:val="en-US"/>
+        </w:rPr>
+      </w:pPr>
+      <w:r>
+        <w:rPr>
+          <w:rFonts w:hint="default"/>
+          <w:lang w:val="en-US"/>
+        </w:rPr>
+        <w:t>Lazy loading (React.lazy)</w:t>
+      </w:r>
+    </w:p>
+    <w:p>
+      <w:pPr>
+        <w:numPr>
+          <w:numId w:val="0"/>
+        </w:numPr>
+        <w:rPr>
+          <w:rFonts w:hint="default"/>
+          <w:lang w:val="en-US"/>
+        </w:rPr>
+      </w:pPr>
+      <w:r>
+        <w:rPr>
+          <w:rFonts w:hint="default"/>
+          <w:lang w:val="en-US"/>
+        </w:rPr>
+        <w:t>Code splitting</w:t>
+      </w:r>
+    </w:p>
+    <w:p>
+      <w:pPr>
+        <w:numPr>
+          <w:numId w:val="0"/>
+        </w:numPr>
+        <w:rPr>
+          <w:rFonts w:hint="default"/>
+          <w:lang w:val="en-US"/>
+        </w:rPr>
+      </w:pPr>
+      <w:r>
+        <w:rPr>
+          <w:rFonts w:hint="default"/>
+          <w:lang w:val="en-US"/>
+        </w:rPr>
+        <w:t>Dynamic imports</w:t>
+      </w:r>
+    </w:p>
+    <w:p>
+      <w:pPr>
+        <w:numPr>
+          <w:numId w:val="0"/>
+        </w:numPr>
+        <w:rPr>
+          <w:rFonts w:hint="default"/>
+          <w:lang w:val="en-US"/>
+        </w:rPr>
+      </w:pPr>
+      <w:r>
+        <w:rPr>
+          <w:rFonts w:hint="default"/>
+          <w:lang w:val="en-US"/>
+        </w:rPr>
+        <w:t>Image optimization</w:t>
+      </w:r>
+    </w:p>
+    <w:p>
+      <w:pPr>
+        <w:numPr>
+          <w:numId w:val="0"/>
+        </w:numPr>
+        <w:rPr>
+          <w:rFonts w:hint="default"/>
+          <w:lang w:val="en-US"/>
+        </w:rPr>
+      </w:pPr>
+      <w:r>
+        <w:rPr>
+          <w:rFonts w:hint="default"/>
+          <w:lang w:val="en-US"/>
+        </w:rPr>
+        <w:t>10. Maintaining Folder Structure</w:t>
+      </w:r>
+    </w:p>
+    <w:p>
+      <w:pPr>
+        <w:numPr>
+          <w:numId w:val="0"/>
+        </w:numPr>
+        <w:rPr>
+          <w:rFonts w:hint="default"/>
+          <w:lang w:val="en-US"/>
+        </w:rPr>
+      </w:pPr>
+    </w:p>
+    <w:p>
+      <w:pPr>
+        <w:numPr>
+          <w:numId w:val="0"/>
+        </w:numPr>
+        <w:rPr>
+          <w:rFonts w:hint="default"/>
+          <w:lang w:val="en-US"/>
+        </w:rPr>
+      </w:pPr>
+      <w:r>
+        <w:rPr>
+          <w:rFonts w:hint="default"/>
+          <w:lang w:val="en-US"/>
+        </w:rPr>
+        <w:t>Challenge:</w:t>
+      </w:r>
+    </w:p>
+    <w:p>
+      <w:pPr>
+        <w:numPr>
+          <w:numId w:val="0"/>
+        </w:numPr>
+        <w:rPr>
+          <w:rFonts w:hint="default"/>
+          <w:lang w:val="en-US"/>
+        </w:rPr>
+      </w:pPr>
+      <w:r>
+        <w:rPr>
+          <w:rFonts w:hint="default"/>
+          <w:lang w:val="en-US"/>
+        </w:rPr>
+        <w:t>As the application grew, managing components became difficult.</w:t>
+      </w:r>
+    </w:p>
+    <w:p>
+      <w:pPr>
+        <w:numPr>
+          <w:numId w:val="0"/>
+        </w:numPr>
+        <w:rPr>
+          <w:rFonts w:hint="default"/>
+          <w:lang w:val="en-US"/>
+        </w:rPr>
+      </w:pPr>
+    </w:p>
+    <w:p>
+      <w:pPr>
+        <w:numPr>
+          <w:numId w:val="0"/>
+        </w:numPr>
+        <w:rPr>
+          <w:rFonts w:hint="default"/>
+          <w:lang w:val="en-US"/>
+        </w:rPr>
+      </w:pPr>
+      <w:r>
+        <w:rPr>
+          <w:rFonts w:hint="default"/>
+          <w:lang w:val="en-US"/>
+        </w:rPr>
+        <w:t>Solution:</w:t>
+      </w:r>
+    </w:p>
+    <w:p>
+      <w:pPr>
+        <w:numPr>
+          <w:numId w:val="0"/>
+        </w:numPr>
+        <w:rPr>
+          <w:rFonts w:hint="default"/>
+          <w:lang w:val="en-US"/>
+        </w:rPr>
+      </w:pPr>
+      <w:r>
+        <w:rPr>
+          <w:rFonts w:hint="default"/>
+          <w:lang w:val="en-US"/>
+        </w:rPr>
+        <w:t>Organized the project into:</w:t>
+      </w:r>
+    </w:p>
+    <w:p>
+      <w:pPr>
+        <w:numPr>
+          <w:numId w:val="0"/>
+        </w:numPr>
+        <w:rPr>
+          <w:rFonts w:hint="default"/>
+          <w:lang w:val="en-US"/>
+        </w:rPr>
+      </w:pPr>
+    </w:p>
+    <w:p>
+      <w:pPr>
+        <w:numPr>
+          <w:numId w:val="0"/>
+        </w:numPr>
+        <w:rPr>
+          <w:rFonts w:hint="default"/>
+          <w:lang w:val="en-US"/>
+        </w:rPr>
+      </w:pPr>
+      <w:r>
+        <w:rPr>
+          <w:rFonts w:hint="default"/>
+          <w:lang w:val="en-US"/>
+        </w:rPr>
+        <w:t>Components</w:t>
+      </w:r>
+    </w:p>
+    <w:p>
+      <w:pPr>
+        <w:numPr>
+          <w:numId w:val="0"/>
+        </w:numPr>
+        <w:rPr>
+          <w:rFonts w:hint="default"/>
+          <w:lang w:val="en-US"/>
+        </w:rPr>
+      </w:pPr>
+      <w:r>
+        <w:rPr>
+          <w:rFonts w:hint="default"/>
+          <w:lang w:val="en-US"/>
+        </w:rPr>
+        <w:t>Pages</w:t>
+      </w:r>
+    </w:p>
+    <w:p>
+      <w:pPr>
+        <w:numPr>
+          <w:numId w:val="0"/>
+        </w:numPr>
+        <w:rPr>
+          <w:rFonts w:hint="default"/>
+          <w:lang w:val="en-US"/>
+        </w:rPr>
+      </w:pPr>
+      <w:r>
+        <w:rPr>
+          <w:rFonts w:hint="default"/>
+          <w:lang w:val="en-US"/>
+        </w:rPr>
+        <w:t>Services</w:t>
+      </w:r>
+    </w:p>
+    <w:p>
+      <w:pPr>
+        <w:numPr>
+          <w:numId w:val="0"/>
+        </w:numPr>
+        <w:rPr>
+          <w:rFonts w:hint="default"/>
+          <w:lang w:val="en-US"/>
+        </w:rPr>
+      </w:pPr>
+      <w:r>
+        <w:rPr>
+          <w:rFonts w:hint="default"/>
+          <w:lang w:val="en-US"/>
+        </w:rPr>
+        <w:t>Hooks</w:t>
+      </w:r>
+    </w:p>
+    <w:p>
+      <w:pPr>
+        <w:numPr>
+          <w:numId w:val="0"/>
+        </w:numPr>
+        <w:rPr>
+          <w:rFonts w:hint="default"/>
+          <w:lang w:val="en-US"/>
+        </w:rPr>
+      </w:pPr>
+      <w:r>
+        <w:rPr>
+          <w:rFonts w:hint="default"/>
+          <w:lang w:val="en-US"/>
+        </w:rPr>
+        <w:t>Context/Redux</w:t>
+      </w:r>
+    </w:p>
+    <w:p>
+      <w:pPr>
+        <w:numPr>
+          <w:numId w:val="0"/>
+        </w:numPr>
+        <w:rPr>
+          <w:rFonts w:hint="default"/>
+          <w:lang w:val="en-US"/>
+        </w:rPr>
+      </w:pPr>
+      <w:r>
+        <w:rPr>
+          <w:rFonts w:hint="default"/>
+          <w:lang w:val="en-US"/>
+        </w:rPr>
+        <w:t>Utilities</w:t>
+      </w:r>
+    </w:p>
+    <w:p>
+      <w:pPr>
+        <w:numPr>
+          <w:numId w:val="0"/>
+        </w:numPr>
+        <w:rPr>
+          <w:rFonts w:hint="default"/>
+          <w:lang w:val="en-US"/>
+        </w:rPr>
+      </w:pPr>
+    </w:p>
+    <w:p>
+      <w:pPr>
+        <w:numPr>
+          <w:numId w:val="0"/>
+        </w:numPr>
+        <w:rPr>
+          <w:rFonts w:hint="default"/>
+          <w:lang w:val="en-US"/>
+        </w:rPr>
+      </w:pPr>
+      <w:r>
+        <w:rPr>
+          <w:rFonts w:hint="default"/>
+          <w:lang w:val="en-US"/>
+        </w:rPr>
+        <w:t>This made the codebase easier to maintain.</w:t>
+      </w:r>
+    </w:p>
+    <w:p>
+      <w:pPr>
+        <w:numPr>
+          <w:numId w:val="0"/>
+        </w:numPr>
+        <w:rPr>
+          <w:rFonts w:hint="default"/>
+          <w:lang w:val="en-US"/>
+        </w:rPr>
+      </w:pPr>
+    </w:p>
+    <w:p>
+      <w:pPr>
+        <w:numPr>
+          <w:numId w:val="0"/>
+        </w:numPr>
+        <w:rPr>
+          <w:rFonts w:hint="default"/>
+          <w:lang w:val="en-US"/>
+        </w:rPr>
+      </w:pPr>
+      <w:r>
+        <w:rPr>
+          <w:rFonts w:hint="default"/>
+          <w:lang w:val="en-US"/>
+        </w:rPr>
+        <w:t>In my ReactJS projects, the major challenges were managing shared state, avoiding unnecessary re-renders, handling large datasets efficiently, preventing duplicate API calls, implementing authentication and role-based authorization, building reusable components, and optimizing application performance. We addressed these using Context API/Redux Toolkit for state management, React.memo and useMemo for rendering optimization, pagination and lazy loading for large datasets, proper useEffect handling to avoid duplicate API calls, JWT-based protected routes for security, reusable component architecture for maintainability, and React.lazy with code splitting to improve page load performance. These optimizations made the application more scalable, maintainable, and responsive.</w:t>
+      </w:r>
+    </w:p>
+    <w:p>
+      <w:pPr>
+        <w:numPr>
+          <w:numId w:val="0"/>
+        </w:numPr>
+        <w:rPr>
+          <w:rFonts w:hint="default"/>
+          <w:lang w:val="en-US"/>
+        </w:rPr>
+      </w:pPr>
+    </w:p>
+    <w:p>
+      <w:pPr>
+        <w:numPr>
           <w:ilvl w:val="0"/>
           <w:numId w:val="1"/>
         </w:numPr>
@@ -40,20 +2242,203 @@
     <w:p>
       <w:pPr>
         <w:numPr>
+          <w:numId w:val="0"/>
+        </w:numPr>
+        <w:ind w:leftChars="0"/>
+        <w:rPr>
+          <w:rFonts w:hint="default"/>
+          <w:lang w:val="en-US"/>
+        </w:rPr>
+      </w:pPr>
+      <w:r>
+        <w:rPr>
+          <w:rFonts w:hint="default"/>
+          <w:lang w:val="en-US"/>
+        </w:rPr>
+        <w:t xml:space="preserve">Ans: </w:t>
+      </w:r>
+    </w:p>
+    <w:p>
+      <w:pPr>
+        <w:numPr>
+          <w:numId w:val="0"/>
+        </w:numPr>
+        <w:ind w:leftChars="0"/>
+        <w:rPr>
+          <w:rFonts w:hint="default"/>
+          <w:lang w:val="en-US"/>
+        </w:rPr>
+      </w:pPr>
+      <w:r>
+        <w:rPr>
+          <w:rFonts w:hint="default"/>
+          <w:lang w:val="en-US"/>
+        </w:rPr>
+        <w:t>I would not call all four APIs during page load because it increases initial loading time and fetches data the user may never use. Instead, I would implement lazy loading by calling the API only for the active tab. Once the data is fetched, I would cache it so that revisiting the tab doesn't make another API call. Since each tab contains around 200 records, I would also use server-side pagination to fetch only the required records, such as 20 or 50 per request. This approach reduces network traffic, improves page load time, lowers backend load, and provides a better user experience.</w:t>
+      </w:r>
+    </w:p>
+    <w:p>
+      <w:pPr>
+        <w:numPr>
           <w:ilvl w:val="0"/>
           <w:numId w:val="1"/>
         </w:numPr>
         <w:ind w:left="0" w:leftChars="0" w:firstLine="0" w:firstLineChars="0"/>
         <w:rPr>
           <w:rFonts w:hint="default"/>
-        </w:rPr>
-      </w:pPr>
-      <w:r>
-        <w:rPr>
-          <w:rFonts w:hint="default"/>
-        </w:rPr>
-        <w:t xml:space="preserve"> What is lazy loading in java? </w:t>
-      </w:r>
+          <w:lang w:val="en-US"/>
+        </w:rPr>
+      </w:pPr>
+      <w:r>
+        <w:rPr>
+          <w:rFonts w:hint="default"/>
+          <w:lang w:val="en-US"/>
+        </w:rPr>
+        <w:t>How to manage Cache in React?</w:t>
+      </w:r>
+    </w:p>
+    <w:p>
+      <w:pPr>
+        <w:numPr>
+          <w:numId w:val="0"/>
+        </w:numPr>
+        <w:ind w:leftChars="0"/>
+        <w:rPr>
+          <w:rFonts w:hint="default"/>
+          <w:lang w:val="en-US"/>
+        </w:rPr>
+      </w:pPr>
+      <w:r>
+        <w:rPr>
+          <w:rFonts w:hint="default"/>
+          <w:lang w:val="en-US"/>
+        </w:rPr>
+        <w:t xml:space="preserve">Ans: </w:t>
+      </w:r>
+    </w:p>
+    <w:p>
+      <w:pPr>
+        <w:numPr>
+          <w:numId w:val="0"/>
+        </w:numPr>
+        <w:ind w:leftChars="0"/>
+        <w:rPr>
+          <w:rFonts w:hint="default"/>
+          <w:lang w:val="en-US"/>
+        </w:rPr>
+      </w:pPr>
+      <w:r>
+        <w:rPr>
+          <w:rFonts w:hint="default"/>
+          <w:lang w:val="en-US"/>
+        </w:rPr>
+        <w:t>We use React Query or RTK Query for API caching. They automatically cache responses and reduce unnecessary API calls. Whenever data is modified through Create, Update, or Delete operations, we invalidate the related cache so React Query automatically refetches the latest data. For periodically changing data, we can use polling or background refetch. For real-time applications, we integrate WebSockets or SSE and update the cache whenever new events arrive.</w:t>
+      </w:r>
+    </w:p>
+    <w:p>
+      <w:pPr>
+        <w:numPr>
+          <w:numId w:val="0"/>
+        </w:numPr>
+        <w:ind w:leftChars="0"/>
+        <w:rPr>
+          <w:rFonts w:hint="default"/>
+          <w:lang w:val="en-US"/>
+        </w:rPr>
+      </w:pPr>
+    </w:p>
+    <w:p>
+      <w:pPr>
+        <w:numPr>
+          <w:numId w:val="0"/>
+        </w:numPr>
+        <w:ind w:leftChars="0"/>
+        <w:rPr>
+          <w:rFonts w:hint="default"/>
+          <w:lang w:val="en-US"/>
+        </w:rPr>
+      </w:pPr>
+      <w:r>
+        <w:rPr>
+          <w:rFonts w:hint="default"/>
+          <w:lang w:val="en-US"/>
+        </w:rPr>
+        <w:t>Q: What happens if two users update the same record?</w:t>
+      </w:r>
+    </w:p>
+    <w:p>
+      <w:pPr>
+        <w:numPr>
+          <w:numId w:val="0"/>
+        </w:numPr>
+        <w:ind w:leftChars="0"/>
+        <w:rPr>
+          <w:rFonts w:hint="default"/>
+          <w:lang w:val="en-US"/>
+        </w:rPr>
+      </w:pPr>
+    </w:p>
+    <w:p>
+      <w:pPr>
+        <w:numPr>
+          <w:numId w:val="0"/>
+        </w:numPr>
+        <w:ind w:leftChars="0"/>
+        <w:rPr>
+          <w:rFonts w:hint="default"/>
+          <w:lang w:val="en-US"/>
+        </w:rPr>
+      </w:pPr>
+      <w:r>
+        <w:rPr>
+          <w:rFonts w:hint="default"/>
+          <w:lang w:val="en-US"/>
+        </w:rPr>
+        <w:t>A:</w:t>
+      </w:r>
+    </w:p>
+    <w:p>
+      <w:pPr>
+        <w:numPr>
+          <w:numId w:val="0"/>
+        </w:numPr>
+        <w:ind w:leftChars="0"/>
+        <w:rPr>
+          <w:rFonts w:hint="default"/>
+          <w:lang w:val="en-US"/>
+        </w:rPr>
+      </w:pPr>
+    </w:p>
+    <w:p>
+      <w:pPr>
+        <w:numPr>
+          <w:numId w:val="0"/>
+        </w:numPr>
+        <w:ind w:leftChars="0"/>
+        <w:rPr>
+          <w:rFonts w:hint="default"/>
+          <w:lang w:val="en-US"/>
+        </w:rPr>
+      </w:pPr>
+      <w:r>
+        <w:rPr>
+          <w:rFonts w:hint="default"/>
+          <w:lang w:val="en-US"/>
+        </w:rPr>
+        <w:t>"The cached data can become stale. To keep it consistent, we invalidate the cache after updates, periodically refetch the data, or use WebSockets/SSE to notify all connected clients of changes. This ensures every user sees the latest information."</w:t>
+      </w:r>
+    </w:p>
+    <w:p>
+      <w:pPr>
+        <w:numPr>
+          <w:numId w:val="0"/>
+        </w:numPr>
+        <w:ind w:leftChars="0"/>
+        <w:rPr>
+          <w:rFonts w:hint="default"/>
+          <w:lang w:val="en-US"/>
+        </w:rPr>
+      </w:pPr>
     </w:p>
     <w:p>
       <w:pPr>
@@ -70,67 +2455,209 @@
         <w:rPr>
           <w:rFonts w:hint="default"/>
         </w:rPr>
-        <w:t xml:space="preserve">We have 2 components like </w:t>
-      </w:r>
-    </w:p>
-    <w:p>
-      <w:pPr>
-        <w:rPr>
-          <w:rFonts w:hint="default"/>
-        </w:rPr>
-      </w:pPr>
-      <w:r>
-        <w:rPr>
-          <w:rFonts w:hint="default"/>
-        </w:rPr>
-        <w:t>Header -cart  {}</w:t>
-      </w:r>
-    </w:p>
-    <w:p>
-      <w:pPr>
-        <w:rPr>
-          <w:rFonts w:hint="default"/>
-        </w:rPr>
-      </w:pPr>
-      <w:r>
-        <w:rPr>
-          <w:rFonts w:hint="default"/>
-        </w:rPr>
-        <w:t>Main - list of items -add</w:t>
-      </w:r>
-    </w:p>
-    <w:p>
-      <w:pPr>
-        <w:rPr>
-          <w:rFonts w:hint="default"/>
-        </w:rPr>
-      </w:pPr>
-      <w:r>
-        <w:rPr>
-          <w:rFonts w:hint="default"/>
-        </w:rPr>
-        <w:t xml:space="preserve">Here grid </w:t>
-      </w:r>
-    </w:p>
-    <w:p>
-      <w:pPr>
-        <w:rPr>
-          <w:rFonts w:hint="default"/>
-        </w:rPr>
-      </w:pPr>
-    </w:p>
-    <w:p>
-      <w:pPr>
-        <w:rPr>
-          <w:rFonts w:hint="default"/>
-        </w:rPr>
-      </w:pPr>
-      <w:r>
-        <w:rPr>
-          <w:rFonts w:hint="default"/>
-        </w:rPr>
-        <w:t>When we click add button add in cart, it deselect decrease from cart, add new items in grid and update the grid also.</w:t>
-      </w:r>
+        <w:t xml:space="preserve"> What is lazy loading in </w:t>
+      </w:r>
+      <w:r>
+        <w:rPr>
+          <w:rFonts w:hint="default"/>
+          <w:lang w:val="en-US"/>
+        </w:rPr>
+        <w:t>React</w:t>
+      </w:r>
+      <w:r>
+        <w:rPr>
+          <w:rFonts w:hint="default"/>
+        </w:rPr>
+        <w:t xml:space="preserve">? </w:t>
+      </w:r>
+    </w:p>
+    <w:p>
+      <w:pPr>
+        <w:numPr>
+          <w:numId w:val="0"/>
+        </w:numPr>
+        <w:ind w:leftChars="0"/>
+        <w:rPr>
+          <w:rFonts w:hint="default"/>
+          <w:lang w:val="en-US"/>
+        </w:rPr>
+      </w:pPr>
+      <w:r>
+        <w:rPr>
+          <w:rFonts w:hint="default"/>
+          <w:lang w:val="en-US"/>
+        </w:rPr>
+        <w:t xml:space="preserve">Ans: </w:t>
+      </w:r>
+    </w:p>
+    <w:p>
+      <w:pPr>
+        <w:numPr>
+          <w:numId w:val="0"/>
+        </w:numPr>
+        <w:ind w:leftChars="0"/>
+        <w:rPr>
+          <w:rFonts w:hint="default"/>
+          <w:lang w:val="en-US"/>
+        </w:rPr>
+      </w:pPr>
+      <w:r>
+        <w:rPr>
+          <w:rFonts w:hint="default"/>
+          <w:lang w:val="en-US"/>
+        </w:rPr>
+        <w:t>Lazy loading is a performance optimization technique where resources are loaded only when required. In React, it commonly refers to loading components using React.lazy() and Suspense, which reduces the initial bundle size and speeds up page loading. The same concept can also be applied to data by using pagination, infinite scrolling, or loading data only when a user opens a tab, instead of fetching all records upfront.</w:t>
+      </w:r>
+    </w:p>
+    <w:p>
+      <w:pPr>
+        <w:numPr>
+          <w:numId w:val="0"/>
+        </w:numPr>
+        <w:ind w:leftChars="0"/>
+        <w:rPr>
+          <w:rFonts w:hint="default"/>
+          <w:lang w:val="en-US"/>
+        </w:rPr>
+      </w:pPr>
+    </w:p>
+    <w:p>
+      <w:pPr>
+        <w:numPr>
+          <w:numId w:val="0"/>
+        </w:numPr>
+        <w:ind w:leftChars="0"/>
+        <w:rPr>
+          <w:rFonts w:hint="default"/>
+          <w:lang w:val="en-US"/>
+        </w:rPr>
+      </w:pPr>
+      <w:r>
+        <w:rPr>
+          <w:rFonts w:hint="default"/>
+          <w:lang w:val="en-US"/>
+        </w:rPr>
+        <w:t>EX:</w:t>
+      </w:r>
+    </w:p>
+    <w:p>
+      <w:pPr>
+        <w:numPr>
+          <w:numId w:val="0"/>
+        </w:numPr>
+        <w:ind w:leftChars="0"/>
+        <w:rPr>
+          <w:rFonts w:hint="default"/>
+          <w:lang w:val="en-US"/>
+        </w:rPr>
+      </w:pPr>
+      <w:r>
+        <w:rPr>
+          <w:rFonts w:hint="default"/>
+          <w:lang w:val="en-US"/>
+        </w:rPr>
+        <w:t>const Dashboard = React.lazy(() =&gt; import('./Dashboard'));</w:t>
+      </w:r>
+    </w:p>
+    <w:p>
+      <w:pPr>
+        <w:numPr>
+          <w:numId w:val="0"/>
+        </w:numPr>
+        <w:ind w:leftChars="0"/>
+        <w:rPr>
+          <w:rFonts w:hint="default"/>
+          <w:lang w:val="en-US"/>
+        </w:rPr>
+      </w:pPr>
+    </w:p>
+    <w:p>
+      <w:pPr>
+        <w:numPr>
+          <w:numId w:val="0"/>
+        </w:numPr>
+        <w:ind w:leftChars="0"/>
+        <w:rPr>
+          <w:rFonts w:hint="default"/>
+          <w:lang w:val="en-US"/>
+        </w:rPr>
+      </w:pPr>
+      <w:r>
+        <w:rPr>
+          <w:rFonts w:hint="default"/>
+          <w:lang w:val="en-US"/>
+        </w:rPr>
+        <w:t>&lt;Suspense fallback={&lt;Loading /&gt;}&gt;</w:t>
+      </w:r>
+    </w:p>
+    <w:p>
+      <w:pPr>
+        <w:numPr>
+          <w:numId w:val="0"/>
+        </w:numPr>
+        <w:ind w:leftChars="0"/>
+        <w:rPr>
+          <w:rFonts w:hint="default"/>
+          <w:lang w:val="en-US"/>
+        </w:rPr>
+      </w:pPr>
+      <w:r>
+        <w:rPr>
+          <w:rFonts w:hint="default"/>
+          <w:lang w:val="en-US"/>
+        </w:rPr>
+        <w:t xml:space="preserve">    &lt;Dashboard /&gt;</w:t>
+      </w:r>
+    </w:p>
+    <w:p>
+      <w:pPr>
+        <w:numPr>
+          <w:numId w:val="0"/>
+        </w:numPr>
+        <w:ind w:leftChars="0"/>
+        <w:rPr>
+          <w:rFonts w:hint="default"/>
+          <w:lang w:val="en-US"/>
+        </w:rPr>
+      </w:pPr>
+      <w:r>
+        <w:rPr>
+          <w:rFonts w:hint="default"/>
+          <w:lang w:val="en-US"/>
+        </w:rPr>
+        <w:t>&lt;/Suspense&gt;</w:t>
+      </w:r>
+    </w:p>
+    <w:p>
+      <w:pPr>
+        <w:numPr>
+          <w:numId w:val="0"/>
+        </w:numPr>
+        <w:ind w:leftChars="0"/>
+        <w:rPr>
+          <w:rFonts w:hint="default"/>
+          <w:lang w:val="en-US"/>
+        </w:rPr>
+      </w:pPr>
+      <w:r>
+        <w:rPr>
+          <w:rFonts w:hint="default"/>
+          <w:lang w:val="en-US"/>
+        </w:rPr>
+        <w:t xml:space="preserve"> </w:t>
+      </w:r>
+    </w:p>
+    <w:p>
+      <w:pPr>
+        <w:numPr>
+          <w:numId w:val="0"/>
+        </w:numPr>
+        <w:ind w:leftChars="0"/>
+        <w:rPr>
+          <w:rFonts w:hint="default"/>
+          <w:lang w:val="en-US"/>
+        </w:rPr>
+      </w:pPr>
     </w:p>
     <w:p>
       <w:pPr>
@@ -147,7 +2674,764 @@
         <w:rPr>
           <w:rFonts w:hint="default"/>
         </w:rPr>
-        <w:t xml:space="preserve"> How state management works.</w:t>
+        <w:t xml:space="preserve">We have 2 components like </w:t>
+      </w:r>
+    </w:p>
+    <w:p>
+      <w:pPr>
+        <w:rPr>
+          <w:rFonts w:hint="default"/>
+        </w:rPr>
+      </w:pPr>
+      <w:r>
+        <w:rPr>
+          <w:rFonts w:hint="default"/>
+        </w:rPr>
+        <w:t>Header -cart  {}</w:t>
+      </w:r>
+    </w:p>
+    <w:p>
+      <w:pPr>
+        <w:rPr>
+          <w:rFonts w:hint="default"/>
+        </w:rPr>
+      </w:pPr>
+      <w:r>
+        <w:rPr>
+          <w:rFonts w:hint="default"/>
+        </w:rPr>
+        <w:t>Main - list of items -add</w:t>
+      </w:r>
+    </w:p>
+    <w:p>
+      <w:pPr>
+        <w:rPr>
+          <w:rFonts w:hint="default"/>
+        </w:rPr>
+      </w:pPr>
+      <w:r>
+        <w:rPr>
+          <w:rFonts w:hint="default"/>
+        </w:rPr>
+        <w:t xml:space="preserve">Here grid </w:t>
+      </w:r>
+    </w:p>
+    <w:p>
+      <w:pPr>
+        <w:rPr>
+          <w:rFonts w:hint="default"/>
+        </w:rPr>
+      </w:pPr>
+      <w:r>
+        <w:rPr>
+          <w:rFonts w:hint="default"/>
+        </w:rPr>
+        <w:t>When we click add button add in cart, it deselect decrease from cart, add new items in grid and update the grid also.</w:t>
+      </w:r>
+    </w:p>
+    <w:p>
+      <w:pPr>
+        <w:rPr>
+          <w:rFonts w:hint="default"/>
+          <w:lang w:val="en-US"/>
+        </w:rPr>
+      </w:pPr>
+      <w:r>
+        <w:rPr>
+          <w:rFonts w:hint="default"/>
+          <w:lang w:val="en-US"/>
+        </w:rPr>
+        <w:t>Ans: Yes, Redux is a good choice for this scenario. The Header component displays the cart count, while the Main component updates the cart when a user clicks the Add button. Since both components need to share the same data but are not directly related, storing the cart in the Redux store provides a single source of truth. The Main component dispatches an action to add an item to the cart, and the Header uses useSelector to read the cart count. Whenever the cart is updated, the Header automatically re-renders with the latest count. This avoids prop drilling and makes state sharing much simpler.</w:t>
+      </w:r>
+    </w:p>
+    <w:p>
+      <w:pPr>
+        <w:rPr>
+          <w:rFonts w:hint="default"/>
+          <w:lang w:val="en-US"/>
+        </w:rPr>
+      </w:pPr>
+    </w:p>
+    <w:p>
+      <w:pPr>
+        <w:rPr>
+          <w:rFonts w:hint="default"/>
+          <w:lang w:val="en-US"/>
+        </w:rPr>
+      </w:pPr>
+      <w:r>
+        <w:rPr>
+          <w:rFonts w:hint="default"/>
+          <w:lang w:val="en-US"/>
+        </w:rPr>
+        <w:t>useSelector is hook for used to get the data from store.</w:t>
+      </w:r>
+    </w:p>
+    <w:p>
+      <w:pPr>
+        <w:rPr>
+          <w:rFonts w:hint="default"/>
+          <w:lang w:val="en-US"/>
+        </w:rPr>
+      </w:pPr>
+      <w:r>
+        <w:rPr>
+          <w:rFonts w:hint="default"/>
+          <w:lang w:val="en-US"/>
+        </w:rPr>
+        <w:t>useDispatch is hook for used to update the store data</w:t>
+      </w:r>
+    </w:p>
+    <w:p>
+      <w:pPr>
+        <w:rPr>
+          <w:rFonts w:hint="default"/>
+          <w:lang w:val="en-US"/>
+        </w:rPr>
+      </w:pPr>
+    </w:p>
+    <w:tbl>
+      <w:tblPr>
+        <w:tblW w:w="0" w:type="auto"/>
+        <w:tblCellSpacing w:w="15" w:type="dxa"/>
+        <w:tblInd w:w="0" w:type="dxa"/>
+        <w:tblBorders>
+          <w:top w:val="none" w:color="auto" w:sz="0" w:space="0"/>
+          <w:left w:val="none" w:color="auto" w:sz="0" w:space="0"/>
+          <w:bottom w:val="none" w:color="auto" w:sz="0" w:space="0"/>
+          <w:right w:val="none" w:color="auto" w:sz="0" w:space="0"/>
+          <w:insideH w:val="none" w:color="auto" w:sz="0" w:space="0"/>
+          <w:insideV w:val="none" w:color="auto" w:sz="0" w:space="0"/>
+        </w:tblBorders>
+        <w:shd w:val="clear"/>
+        <w:tblLayout w:type="autofit"/>
+        <w:tblCellMar>
+          <w:top w:w="15" w:type="dxa"/>
+          <w:left w:w="15" w:type="dxa"/>
+          <w:bottom w:w="15" w:type="dxa"/>
+          <w:right w:w="15" w:type="dxa"/>
+        </w:tblCellMar>
+      </w:tblPr>
+      <w:tblGrid>
+        <w:gridCol w:w="1648"/>
+        <w:gridCol w:w="6748"/>
+      </w:tblGrid>
+      <w:tr>
+        <w:tblPrEx>
+          <w:tblBorders>
+            <w:top w:val="none" w:color="auto" w:sz="0" w:space="0"/>
+            <w:left w:val="none" w:color="auto" w:sz="0" w:space="0"/>
+            <w:bottom w:val="none" w:color="auto" w:sz="0" w:space="0"/>
+            <w:right w:val="none" w:color="auto" w:sz="0" w:space="0"/>
+            <w:insideH w:val="none" w:color="auto" w:sz="0" w:space="0"/>
+            <w:insideV w:val="none" w:color="auto" w:sz="0" w:space="0"/>
+          </w:tblBorders>
+          <w:shd w:val="clear"/>
+          <w:tblCellMar>
+            <w:top w:w="15" w:type="dxa"/>
+            <w:left w:w="15" w:type="dxa"/>
+            <w:bottom w:w="15" w:type="dxa"/>
+            <w:right w:w="15" w:type="dxa"/>
+          </w:tblCellMar>
+        </w:tblPrEx>
+        <w:trPr>
+          <w:tblHeader/>
+          <w:tblCellSpacing w:w="15" w:type="dxa"/>
+        </w:trPr>
+        <w:tc>
+          <w:tcPr>
+            <w:tcW w:w="0" w:type="auto"/>
+            <w:shd w:val="clear"/>
+            <w:vAlign w:val="center"/>
+          </w:tcPr>
+          <w:p>
+            <w:pPr>
+              <w:keepNext w:val="0"/>
+              <w:keepLines w:val="0"/>
+              <w:widowControl/>
+              <w:suppressLineNumbers w:val="0"/>
+              <w:jc w:val="center"/>
+              <w:rPr>
+                <w:b/>
+                <w:bCs/>
+              </w:rPr>
+            </w:pPr>
+            <w:r>
+              <w:rPr>
+                <w:rFonts w:ascii="SimSun" w:hAnsi="SimSun" w:eastAsia="SimSun" w:cs="SimSun"/>
+                <w:b/>
+                <w:bCs/>
+                <w:kern w:val="0"/>
+                <w:sz w:val="24"/>
+                <w:szCs w:val="24"/>
+                <w:lang w:val="en-US" w:eastAsia="zh-CN" w:bidi="ar"/>
+              </w:rPr>
+              <w:t>Component</w:t>
+            </w:r>
+          </w:p>
+        </w:tc>
+        <w:tc>
+          <w:tcPr>
+            <w:tcW w:w="0" w:type="auto"/>
+            <w:shd w:val="clear"/>
+            <w:vAlign w:val="center"/>
+          </w:tcPr>
+          <w:p>
+            <w:pPr>
+              <w:keepNext w:val="0"/>
+              <w:keepLines w:val="0"/>
+              <w:widowControl/>
+              <w:suppressLineNumbers w:val="0"/>
+              <w:jc w:val="center"/>
+              <w:rPr>
+                <w:b/>
+                <w:bCs/>
+              </w:rPr>
+            </w:pPr>
+            <w:r>
+              <w:rPr>
+                <w:rFonts w:ascii="SimSun" w:hAnsi="SimSun" w:eastAsia="SimSun" w:cs="SimSun"/>
+                <w:b/>
+                <w:bCs/>
+                <w:kern w:val="0"/>
+                <w:sz w:val="24"/>
+                <w:szCs w:val="24"/>
+                <w:lang w:val="en-US" w:eastAsia="zh-CN" w:bidi="ar"/>
+              </w:rPr>
+              <w:t>Responsibility</w:t>
+            </w:r>
+          </w:p>
+        </w:tc>
+      </w:tr>
+      <w:tr>
+        <w:tblPrEx>
+          <w:tblBorders>
+            <w:top w:val="none" w:color="auto" w:sz="0" w:space="0"/>
+            <w:left w:val="none" w:color="auto" w:sz="0" w:space="0"/>
+            <w:bottom w:val="none" w:color="auto" w:sz="0" w:space="0"/>
+            <w:right w:val="none" w:color="auto" w:sz="0" w:space="0"/>
+            <w:insideH w:val="none" w:color="auto" w:sz="0" w:space="0"/>
+            <w:insideV w:val="none" w:color="auto" w:sz="0" w:space="0"/>
+          </w:tblBorders>
+          <w:shd w:val="clear"/>
+          <w:tblCellMar>
+            <w:top w:w="15" w:type="dxa"/>
+            <w:left w:w="15" w:type="dxa"/>
+            <w:bottom w:w="15" w:type="dxa"/>
+            <w:right w:w="15" w:type="dxa"/>
+          </w:tblCellMar>
+        </w:tblPrEx>
+        <w:trPr>
+          <w:tblCellSpacing w:w="15" w:type="dxa"/>
+        </w:trPr>
+        <w:tc>
+          <w:tcPr>
+            <w:tcW w:w="0" w:type="auto"/>
+            <w:shd w:val="clear"/>
+            <w:vAlign w:val="center"/>
+          </w:tcPr>
+          <w:p>
+            <w:pPr>
+              <w:keepNext w:val="0"/>
+              <w:keepLines w:val="0"/>
+              <w:widowControl/>
+              <w:suppressLineNumbers w:val="0"/>
+              <w:jc w:val="left"/>
+            </w:pPr>
+            <w:r>
+              <w:rPr>
+                <w:rStyle w:val="6"/>
+                <w:rFonts w:ascii="SimSun" w:hAnsi="SimSun" w:eastAsia="SimSun" w:cs="SimSun"/>
+                <w:kern w:val="0"/>
+                <w:sz w:val="24"/>
+                <w:szCs w:val="24"/>
+                <w:lang w:val="en-US" w:eastAsia="zh-CN" w:bidi="ar"/>
+              </w:rPr>
+              <w:t>Store</w:t>
+            </w:r>
+          </w:p>
+        </w:tc>
+        <w:tc>
+          <w:tcPr>
+            <w:tcW w:w="0" w:type="auto"/>
+            <w:shd w:val="clear"/>
+            <w:vAlign w:val="center"/>
+          </w:tcPr>
+          <w:p>
+            <w:pPr>
+              <w:keepNext w:val="0"/>
+              <w:keepLines w:val="0"/>
+              <w:widowControl/>
+              <w:suppressLineNumbers w:val="0"/>
+              <w:jc w:val="left"/>
+            </w:pPr>
+            <w:r>
+              <w:rPr>
+                <w:rFonts w:ascii="SimSun" w:hAnsi="SimSun" w:eastAsia="SimSun" w:cs="SimSun"/>
+                <w:kern w:val="0"/>
+                <w:sz w:val="24"/>
+                <w:szCs w:val="24"/>
+                <w:lang w:val="en-US" w:eastAsia="zh-CN" w:bidi="ar"/>
+              </w:rPr>
+              <w:t>Holds the global application state</w:t>
+            </w:r>
+          </w:p>
+        </w:tc>
+      </w:tr>
+      <w:tr>
+        <w:tblPrEx>
+          <w:tblBorders>
+            <w:top w:val="none" w:color="auto" w:sz="0" w:space="0"/>
+            <w:left w:val="none" w:color="auto" w:sz="0" w:space="0"/>
+            <w:bottom w:val="none" w:color="auto" w:sz="0" w:space="0"/>
+            <w:right w:val="none" w:color="auto" w:sz="0" w:space="0"/>
+            <w:insideH w:val="none" w:color="auto" w:sz="0" w:space="0"/>
+            <w:insideV w:val="none" w:color="auto" w:sz="0" w:space="0"/>
+          </w:tblBorders>
+          <w:shd w:val="clear"/>
+          <w:tblCellMar>
+            <w:top w:w="15" w:type="dxa"/>
+            <w:left w:w="15" w:type="dxa"/>
+            <w:bottom w:w="15" w:type="dxa"/>
+            <w:right w:w="15" w:type="dxa"/>
+          </w:tblCellMar>
+        </w:tblPrEx>
+        <w:trPr>
+          <w:tblCellSpacing w:w="15" w:type="dxa"/>
+        </w:trPr>
+        <w:tc>
+          <w:tcPr>
+            <w:tcW w:w="0" w:type="auto"/>
+            <w:shd w:val="clear"/>
+            <w:vAlign w:val="center"/>
+          </w:tcPr>
+          <w:p>
+            <w:pPr>
+              <w:keepNext w:val="0"/>
+              <w:keepLines w:val="0"/>
+              <w:widowControl/>
+              <w:suppressLineNumbers w:val="0"/>
+              <w:jc w:val="left"/>
+            </w:pPr>
+            <w:r>
+              <w:rPr>
+                <w:rStyle w:val="6"/>
+                <w:rFonts w:ascii="SimSun" w:hAnsi="SimSun" w:eastAsia="SimSun" w:cs="SimSun"/>
+                <w:kern w:val="0"/>
+                <w:sz w:val="24"/>
+                <w:szCs w:val="24"/>
+                <w:lang w:val="en-US" w:eastAsia="zh-CN" w:bidi="ar"/>
+              </w:rPr>
+              <w:t>Slice</w:t>
+            </w:r>
+          </w:p>
+        </w:tc>
+        <w:tc>
+          <w:tcPr>
+            <w:tcW w:w="0" w:type="auto"/>
+            <w:shd w:val="clear"/>
+            <w:vAlign w:val="center"/>
+          </w:tcPr>
+          <w:p>
+            <w:pPr>
+              <w:keepNext w:val="0"/>
+              <w:keepLines w:val="0"/>
+              <w:widowControl/>
+              <w:suppressLineNumbers w:val="0"/>
+              <w:jc w:val="left"/>
+            </w:pPr>
+            <w:r>
+              <w:rPr>
+                <w:rFonts w:ascii="SimSun" w:hAnsi="SimSun" w:eastAsia="SimSun" w:cs="SimSun"/>
+                <w:kern w:val="0"/>
+                <w:sz w:val="24"/>
+                <w:szCs w:val="24"/>
+                <w:lang w:val="en-US" w:eastAsia="zh-CN" w:bidi="ar"/>
+              </w:rPr>
+              <w:t xml:space="preserve">Groups state, reducers, and generated actions for a feature (e.g., </w:t>
+            </w:r>
+            <w:r>
+              <w:rPr>
+                <w:rStyle w:val="4"/>
+                <w:rFonts w:ascii="SimSun" w:hAnsi="SimSun" w:eastAsia="SimSun" w:cs="SimSun"/>
+                <w:kern w:val="0"/>
+                <w:sz w:val="24"/>
+                <w:szCs w:val="24"/>
+                <w:lang w:val="en-US" w:eastAsia="zh-CN" w:bidi="ar"/>
+              </w:rPr>
+              <w:t>cart</w:t>
+            </w:r>
+            <w:r>
+              <w:rPr>
+                <w:rFonts w:ascii="SimSun" w:hAnsi="SimSun" w:eastAsia="SimSun" w:cs="SimSun"/>
+                <w:kern w:val="0"/>
+                <w:sz w:val="24"/>
+                <w:szCs w:val="24"/>
+                <w:lang w:val="en-US" w:eastAsia="zh-CN" w:bidi="ar"/>
+              </w:rPr>
+              <w:t>)</w:t>
+            </w:r>
+          </w:p>
+        </w:tc>
+      </w:tr>
+      <w:tr>
+        <w:tblPrEx>
+          <w:tblBorders>
+            <w:top w:val="none" w:color="auto" w:sz="0" w:space="0"/>
+            <w:left w:val="none" w:color="auto" w:sz="0" w:space="0"/>
+            <w:bottom w:val="none" w:color="auto" w:sz="0" w:space="0"/>
+            <w:right w:val="none" w:color="auto" w:sz="0" w:space="0"/>
+            <w:insideH w:val="none" w:color="auto" w:sz="0" w:space="0"/>
+            <w:insideV w:val="none" w:color="auto" w:sz="0" w:space="0"/>
+          </w:tblBorders>
+          <w:shd w:val="clear"/>
+          <w:tblCellMar>
+            <w:top w:w="15" w:type="dxa"/>
+            <w:left w:w="15" w:type="dxa"/>
+            <w:bottom w:w="15" w:type="dxa"/>
+            <w:right w:w="15" w:type="dxa"/>
+          </w:tblCellMar>
+        </w:tblPrEx>
+        <w:trPr>
+          <w:tblCellSpacing w:w="15" w:type="dxa"/>
+        </w:trPr>
+        <w:tc>
+          <w:tcPr>
+            <w:tcW w:w="0" w:type="auto"/>
+            <w:shd w:val="clear"/>
+            <w:vAlign w:val="center"/>
+          </w:tcPr>
+          <w:p>
+            <w:pPr>
+              <w:keepNext w:val="0"/>
+              <w:keepLines w:val="0"/>
+              <w:widowControl/>
+              <w:suppressLineNumbers w:val="0"/>
+              <w:jc w:val="left"/>
+            </w:pPr>
+            <w:r>
+              <w:rPr>
+                <w:rStyle w:val="6"/>
+                <w:rFonts w:ascii="SimSun" w:hAnsi="SimSun" w:eastAsia="SimSun" w:cs="SimSun"/>
+                <w:kern w:val="0"/>
+                <w:sz w:val="24"/>
+                <w:szCs w:val="24"/>
+                <w:lang w:val="en-US" w:eastAsia="zh-CN" w:bidi="ar"/>
+              </w:rPr>
+              <w:t>Reducer</w:t>
+            </w:r>
+          </w:p>
+        </w:tc>
+        <w:tc>
+          <w:tcPr>
+            <w:tcW w:w="0" w:type="auto"/>
+            <w:shd w:val="clear"/>
+            <w:vAlign w:val="center"/>
+          </w:tcPr>
+          <w:p>
+            <w:pPr>
+              <w:keepNext w:val="0"/>
+              <w:keepLines w:val="0"/>
+              <w:widowControl/>
+              <w:suppressLineNumbers w:val="0"/>
+              <w:jc w:val="left"/>
+            </w:pPr>
+            <w:r>
+              <w:rPr>
+                <w:rFonts w:ascii="SimSun" w:hAnsi="SimSun" w:eastAsia="SimSun" w:cs="SimSun"/>
+                <w:kern w:val="0"/>
+                <w:sz w:val="24"/>
+                <w:szCs w:val="24"/>
+                <w:lang w:val="en-US" w:eastAsia="zh-CN" w:bidi="ar"/>
+              </w:rPr>
+              <w:t>Updates the state based on an action</w:t>
+            </w:r>
+          </w:p>
+        </w:tc>
+      </w:tr>
+      <w:tr>
+        <w:tblPrEx>
+          <w:tblBorders>
+            <w:top w:val="none" w:color="auto" w:sz="0" w:space="0"/>
+            <w:left w:val="none" w:color="auto" w:sz="0" w:space="0"/>
+            <w:bottom w:val="none" w:color="auto" w:sz="0" w:space="0"/>
+            <w:right w:val="none" w:color="auto" w:sz="0" w:space="0"/>
+            <w:insideH w:val="none" w:color="auto" w:sz="0" w:space="0"/>
+            <w:insideV w:val="none" w:color="auto" w:sz="0" w:space="0"/>
+          </w:tblBorders>
+          <w:shd w:val="clear"/>
+          <w:tblCellMar>
+            <w:top w:w="15" w:type="dxa"/>
+            <w:left w:w="15" w:type="dxa"/>
+            <w:bottom w:w="15" w:type="dxa"/>
+            <w:right w:w="15" w:type="dxa"/>
+          </w:tblCellMar>
+        </w:tblPrEx>
+        <w:trPr>
+          <w:tblCellSpacing w:w="15" w:type="dxa"/>
+        </w:trPr>
+        <w:tc>
+          <w:tcPr>
+            <w:tcW w:w="0" w:type="auto"/>
+            <w:shd w:val="clear"/>
+            <w:vAlign w:val="center"/>
+          </w:tcPr>
+          <w:p>
+            <w:pPr>
+              <w:keepNext w:val="0"/>
+              <w:keepLines w:val="0"/>
+              <w:widowControl/>
+              <w:suppressLineNumbers w:val="0"/>
+              <w:jc w:val="left"/>
+            </w:pPr>
+            <w:r>
+              <w:rPr>
+                <w:rStyle w:val="6"/>
+                <w:rFonts w:ascii="SimSun" w:hAnsi="SimSun" w:eastAsia="SimSun" w:cs="SimSun"/>
+                <w:kern w:val="0"/>
+                <w:sz w:val="24"/>
+                <w:szCs w:val="24"/>
+                <w:lang w:val="en-US" w:eastAsia="zh-CN" w:bidi="ar"/>
+              </w:rPr>
+              <w:t>Action</w:t>
+            </w:r>
+          </w:p>
+        </w:tc>
+        <w:tc>
+          <w:tcPr>
+            <w:tcW w:w="0" w:type="auto"/>
+            <w:shd w:val="clear"/>
+            <w:vAlign w:val="center"/>
+          </w:tcPr>
+          <w:p>
+            <w:pPr>
+              <w:keepNext w:val="0"/>
+              <w:keepLines w:val="0"/>
+              <w:widowControl/>
+              <w:suppressLineNumbers w:val="0"/>
+              <w:jc w:val="left"/>
+            </w:pPr>
+            <w:r>
+              <w:rPr>
+                <w:rFonts w:ascii="SimSun" w:hAnsi="SimSun" w:eastAsia="SimSun" w:cs="SimSun"/>
+                <w:kern w:val="0"/>
+                <w:sz w:val="24"/>
+                <w:szCs w:val="24"/>
+                <w:lang w:val="en-US" w:eastAsia="zh-CN" w:bidi="ar"/>
+              </w:rPr>
+              <w:t xml:space="preserve">Describes what happened (e.g., </w:t>
+            </w:r>
+            <w:r>
+              <w:rPr>
+                <w:rStyle w:val="4"/>
+                <w:rFonts w:ascii="SimSun" w:hAnsi="SimSun" w:eastAsia="SimSun" w:cs="SimSun"/>
+                <w:kern w:val="0"/>
+                <w:sz w:val="24"/>
+                <w:szCs w:val="24"/>
+                <w:lang w:val="en-US" w:eastAsia="zh-CN" w:bidi="ar"/>
+              </w:rPr>
+              <w:t>addToCart</w:t>
+            </w:r>
+            <w:r>
+              <w:rPr>
+                <w:rFonts w:ascii="SimSun" w:hAnsi="SimSun" w:eastAsia="SimSun" w:cs="SimSun"/>
+                <w:kern w:val="0"/>
+                <w:sz w:val="24"/>
+                <w:szCs w:val="24"/>
+                <w:lang w:val="en-US" w:eastAsia="zh-CN" w:bidi="ar"/>
+              </w:rPr>
+              <w:t>)</w:t>
+            </w:r>
+          </w:p>
+        </w:tc>
+      </w:tr>
+      <w:tr>
+        <w:tblPrEx>
+          <w:tblBorders>
+            <w:top w:val="none" w:color="auto" w:sz="0" w:space="0"/>
+            <w:left w:val="none" w:color="auto" w:sz="0" w:space="0"/>
+            <w:bottom w:val="none" w:color="auto" w:sz="0" w:space="0"/>
+            <w:right w:val="none" w:color="auto" w:sz="0" w:space="0"/>
+            <w:insideH w:val="none" w:color="auto" w:sz="0" w:space="0"/>
+            <w:insideV w:val="none" w:color="auto" w:sz="0" w:space="0"/>
+          </w:tblBorders>
+          <w:shd w:val="clear"/>
+          <w:tblCellMar>
+            <w:top w:w="15" w:type="dxa"/>
+            <w:left w:w="15" w:type="dxa"/>
+            <w:bottom w:w="15" w:type="dxa"/>
+            <w:right w:w="15" w:type="dxa"/>
+          </w:tblCellMar>
+        </w:tblPrEx>
+        <w:trPr>
+          <w:tblCellSpacing w:w="15" w:type="dxa"/>
+        </w:trPr>
+        <w:tc>
+          <w:tcPr>
+            <w:tcW w:w="0" w:type="auto"/>
+            <w:shd w:val="clear"/>
+            <w:vAlign w:val="center"/>
+          </w:tcPr>
+          <w:p>
+            <w:pPr>
+              <w:keepNext w:val="0"/>
+              <w:keepLines w:val="0"/>
+              <w:widowControl/>
+              <w:suppressLineNumbers w:val="0"/>
+              <w:jc w:val="left"/>
+            </w:pPr>
+            <w:r>
+              <w:rPr>
+                <w:rStyle w:val="6"/>
+                <w:rFonts w:ascii="SimSun" w:hAnsi="SimSun" w:eastAsia="SimSun" w:cs="SimSun"/>
+                <w:kern w:val="0"/>
+                <w:sz w:val="24"/>
+                <w:szCs w:val="24"/>
+                <w:lang w:val="en-US" w:eastAsia="zh-CN" w:bidi="ar"/>
+              </w:rPr>
+              <w:t>useDispatch()</w:t>
+            </w:r>
+          </w:p>
+        </w:tc>
+        <w:tc>
+          <w:tcPr>
+            <w:tcW w:w="0" w:type="auto"/>
+            <w:shd w:val="clear"/>
+            <w:vAlign w:val="center"/>
+          </w:tcPr>
+          <w:p>
+            <w:pPr>
+              <w:keepNext w:val="0"/>
+              <w:keepLines w:val="0"/>
+              <w:widowControl/>
+              <w:suppressLineNumbers w:val="0"/>
+              <w:jc w:val="left"/>
+            </w:pPr>
+            <w:r>
+              <w:rPr>
+                <w:rFonts w:ascii="SimSun" w:hAnsi="SimSun" w:eastAsia="SimSun" w:cs="SimSun"/>
+                <w:kern w:val="0"/>
+                <w:sz w:val="24"/>
+                <w:szCs w:val="24"/>
+                <w:lang w:val="en-US" w:eastAsia="zh-CN" w:bidi="ar"/>
+              </w:rPr>
+              <w:t>Sends an action to the Redux store</w:t>
+            </w:r>
+          </w:p>
+        </w:tc>
+      </w:tr>
+      <w:tr>
+        <w:tblPrEx>
+          <w:tblBorders>
+            <w:top w:val="none" w:color="auto" w:sz="0" w:space="0"/>
+            <w:left w:val="none" w:color="auto" w:sz="0" w:space="0"/>
+            <w:bottom w:val="none" w:color="auto" w:sz="0" w:space="0"/>
+            <w:right w:val="none" w:color="auto" w:sz="0" w:space="0"/>
+            <w:insideH w:val="none" w:color="auto" w:sz="0" w:space="0"/>
+            <w:insideV w:val="none" w:color="auto" w:sz="0" w:space="0"/>
+          </w:tblBorders>
+          <w:shd w:val="clear"/>
+          <w:tblCellMar>
+            <w:top w:w="15" w:type="dxa"/>
+            <w:left w:w="15" w:type="dxa"/>
+            <w:bottom w:w="15" w:type="dxa"/>
+            <w:right w:w="15" w:type="dxa"/>
+          </w:tblCellMar>
+        </w:tblPrEx>
+        <w:trPr>
+          <w:tblCellSpacing w:w="15" w:type="dxa"/>
+        </w:trPr>
+        <w:tc>
+          <w:tcPr>
+            <w:tcW w:w="0" w:type="auto"/>
+            <w:shd w:val="clear"/>
+            <w:vAlign w:val="center"/>
+          </w:tcPr>
+          <w:p>
+            <w:pPr>
+              <w:keepNext w:val="0"/>
+              <w:keepLines w:val="0"/>
+              <w:widowControl/>
+              <w:suppressLineNumbers w:val="0"/>
+              <w:jc w:val="left"/>
+            </w:pPr>
+            <w:r>
+              <w:rPr>
+                <w:rStyle w:val="6"/>
+                <w:rFonts w:ascii="SimSun" w:hAnsi="SimSun" w:eastAsia="SimSun" w:cs="SimSun"/>
+                <w:kern w:val="0"/>
+                <w:sz w:val="24"/>
+                <w:szCs w:val="24"/>
+                <w:lang w:val="en-US" w:eastAsia="zh-CN" w:bidi="ar"/>
+              </w:rPr>
+              <w:t>useSelector()</w:t>
+            </w:r>
+          </w:p>
+        </w:tc>
+        <w:tc>
+          <w:tcPr>
+            <w:tcW w:w="0" w:type="auto"/>
+            <w:shd w:val="clear"/>
+            <w:vAlign w:val="center"/>
+          </w:tcPr>
+          <w:p>
+            <w:pPr>
+              <w:keepNext w:val="0"/>
+              <w:keepLines w:val="0"/>
+              <w:widowControl/>
+              <w:suppressLineNumbers w:val="0"/>
+              <w:jc w:val="left"/>
+            </w:pPr>
+            <w:r>
+              <w:rPr>
+                <w:rFonts w:ascii="SimSun" w:hAnsi="SimSun" w:eastAsia="SimSun" w:cs="SimSun"/>
+                <w:kern w:val="0"/>
+                <w:sz w:val="24"/>
+                <w:szCs w:val="24"/>
+                <w:lang w:val="en-US" w:eastAsia="zh-CN" w:bidi="ar"/>
+              </w:rPr>
+              <w:t>Reads data from the Redux store</w:t>
+            </w:r>
+          </w:p>
+        </w:tc>
+      </w:tr>
+    </w:tbl>
+    <w:p>
+      <w:pPr>
+        <w:rPr>
+          <w:rFonts w:hint="default"/>
+          <w:lang w:val="en-US"/>
+        </w:rPr>
+      </w:pPr>
+    </w:p>
+    <w:p>
+      <w:pPr>
+        <w:rPr>
+          <w:rFonts w:hint="default"/>
+          <w:lang w:val="en-US"/>
+        </w:rPr>
+      </w:pPr>
+      <w:r>
+        <w:rPr>
+          <w:rFonts w:hint="default"/>
+          <w:lang w:val="en-US"/>
+        </w:rPr>
+        <w:t>Usage of slice:</w:t>
+      </w:r>
+    </w:p>
+    <w:p>
+      <w:pPr>
+        <w:rPr>
+          <w:rFonts w:hint="default"/>
+          <w:lang w:val="en-US"/>
+        </w:rPr>
+      </w:pPr>
+      <w:r>
+        <w:rPr>
+          <w:rFonts w:hint="default"/>
+          <w:lang w:val="en-US"/>
+        </w:rPr>
+        <w:t>Yes. Before Redux Toolkit, Redux required separate action files, action type constants, reducers with switch-case statements, and a store, which resulted in a lot of boilerplate code. Redux Toolkit introduced createSlice(), which combines the state, reducers, and automatically generated actions into a single file. It reduces boilerplate, improves readability, and is now the recommended approach for modern Redux applications.</w:t>
       </w:r>
     </w:p>
     <w:p>
@@ -165,7 +3449,133 @@
         <w:rPr>
           <w:rFonts w:hint="default"/>
         </w:rPr>
-        <w:t xml:space="preserve"> What is the use of reducer in redux.</w:t>
+        <w:t xml:space="preserve"> How state management works.</w:t>
+      </w:r>
+    </w:p>
+    <w:p>
+      <w:pPr>
+        <w:numPr>
+          <w:numId w:val="0"/>
+        </w:numPr>
+        <w:ind w:leftChars="0"/>
+        <w:rPr>
+          <w:rFonts w:hint="default"/>
+          <w:lang w:val="en-US"/>
+        </w:rPr>
+      </w:pPr>
+      <w:r>
+        <w:rPr>
+          <w:rFonts w:hint="default"/>
+          <w:lang w:val="en-US"/>
+        </w:rPr>
+        <w:t xml:space="preserve">Ans: </w:t>
+      </w:r>
+    </w:p>
+    <w:p>
+      <w:pPr>
+        <w:numPr>
+          <w:numId w:val="0"/>
+        </w:numPr>
+        <w:ind w:leftChars="0"/>
+        <w:rPr>
+          <w:rFonts w:hint="default"/>
+          <w:lang w:val="en-US"/>
+        </w:rPr>
+      </w:pPr>
+      <w:r>
+        <w:rPr>
+          <w:rFonts w:hint="default"/>
+          <w:lang w:val="en-US"/>
+        </w:rPr>
+        <w:t>State management is the process of storing, updating, and sharing application data between components. The choice of state management depends on how widely the data is used.</w:t>
+      </w:r>
+    </w:p>
+    <w:p>
+      <w:pPr>
+        <w:numPr>
+          <w:numId w:val="0"/>
+        </w:numPr>
+        <w:ind w:leftChars="0"/>
+        <w:rPr>
+          <w:rFonts w:hint="default"/>
+          <w:lang w:val="en-US"/>
+        </w:rPr>
+      </w:pPr>
+    </w:p>
+    <w:p>
+      <w:pPr>
+        <w:numPr>
+          <w:numId w:val="0"/>
+        </w:numPr>
+        <w:ind w:leftChars="0"/>
+        <w:rPr>
+          <w:rFonts w:hint="default"/>
+          <w:lang w:val="en-US"/>
+        </w:rPr>
+      </w:pPr>
+      <w:r>
+        <w:rPr>
+          <w:rFonts w:hint="default"/>
+          <w:lang w:val="en-US"/>
+        </w:rPr>
+        <w:t>useState: Used for local state within a single component. Example: form inputs, toggle buttons, modal open/close.</w:t>
+      </w:r>
+    </w:p>
+    <w:p>
+      <w:pPr>
+        <w:numPr>
+          <w:numId w:val="0"/>
+        </w:numPr>
+        <w:ind w:leftChars="0"/>
+        <w:rPr>
+          <w:rFonts w:hint="default"/>
+          <w:lang w:val="en-US"/>
+        </w:rPr>
+      </w:pPr>
+      <w:r>
+        <w:rPr>
+          <w:rFonts w:hint="default"/>
+          <w:lang w:val="en-US"/>
+        </w:rPr>
+        <w:t>Props: Used when a parent passes data to its child components.</w:t>
+      </w:r>
+    </w:p>
+    <w:p>
+      <w:pPr>
+        <w:numPr>
+          <w:numId w:val="0"/>
+        </w:numPr>
+        <w:ind w:leftChars="0"/>
+        <w:rPr>
+          <w:rFonts w:hint="default"/>
+          <w:lang w:val="en-US"/>
+        </w:rPr>
+      </w:pPr>
+      <w:r>
+        <w:rPr>
+          <w:rFonts w:hint="default"/>
+          <w:lang w:val="en-US"/>
+        </w:rPr>
+        <w:t>Context API: Used when multiple related components need the same data, helping avoid prop drilling. Example: logged-in user details, theme, language.</w:t>
+      </w:r>
+    </w:p>
+    <w:p>
+      <w:pPr>
+        <w:numPr>
+          <w:numId w:val="0"/>
+        </w:numPr>
+        <w:ind w:leftChars="0"/>
+        <w:rPr>
+          <w:rFonts w:hint="default"/>
+          <w:lang w:val="en-US"/>
+        </w:rPr>
+      </w:pPr>
+      <w:r>
+        <w:rPr>
+          <w:rFonts w:hint="default"/>
+          <w:lang w:val="en-US"/>
+        </w:rPr>
+        <w:t>Redux Toolkit: Used for global application state that is accessed and updated from many unrelated components. Examples: shopping cart, authenticated user, notifications, application settings.</w:t>
       </w:r>
     </w:p>
     <w:p>
@@ -183,80 +3593,106 @@
         <w:rPr>
           <w:rFonts w:hint="default"/>
         </w:rPr>
-        <w:t xml:space="preserve"> How to remove record from id=3. Any</w:t>
-      </w:r>
-    </w:p>
-    <w:p>
-      <w:pPr>
-        <w:rPr>
-          <w:rFonts w:hint="default"/>
-        </w:rPr>
-      </w:pPr>
-      <w:r>
-        <w:rPr>
-          <w:rFonts w:hint="default"/>
-        </w:rPr>
-        <w:t>const data = [</w:t>
-      </w:r>
-    </w:p>
-    <w:p>
-      <w:pPr>
-        <w:rPr>
-          <w:rFonts w:hint="default"/>
-        </w:rPr>
-      </w:pPr>
-      <w:r>
-        <w:rPr>
-          <w:rFonts w:hint="default"/>
-        </w:rPr>
-        <w:t>{"id":"1", name:" product1"},</w:t>
-      </w:r>
-    </w:p>
-    <w:p>
-      <w:pPr>
-        <w:rPr>
-          <w:rFonts w:hint="default"/>
-        </w:rPr>
-      </w:pPr>
-      <w:r>
-        <w:rPr>
-          <w:rFonts w:hint="default"/>
-        </w:rPr>
-        <w:t>{"id":"2", name:" product2"},</w:t>
-      </w:r>
-    </w:p>
-    <w:p>
-      <w:pPr>
-        <w:rPr>
-          <w:rFonts w:hint="default"/>
-        </w:rPr>
-      </w:pPr>
-      <w:r>
-        <w:rPr>
-          <w:rFonts w:hint="default"/>
-        </w:rPr>
-        <w:t>{"id":"3", name:" product3"},</w:t>
-      </w:r>
-    </w:p>
-    <w:p>
-      <w:pPr>
-        <w:rPr>
-          <w:rFonts w:hint="default"/>
-        </w:rPr>
-      </w:pPr>
-      <w:r>
-        <w:rPr>
-          <w:rFonts w:hint="default"/>
-        </w:rPr>
-        <w:t>{"id":"4", name:" product4"}]</w:t>
-      </w:r>
-    </w:p>
-    <w:p>
-      <w:pPr>
-        <w:rPr>
-          <w:rFonts w:hint="default"/>
-        </w:rPr>
-      </w:pPr>
+        <w:t xml:space="preserve"> What is the use of reducer in redux.</w:t>
+      </w:r>
+    </w:p>
+    <w:p>
+      <w:pPr>
+        <w:numPr>
+          <w:numId w:val="0"/>
+        </w:numPr>
+        <w:ind w:leftChars="0"/>
+        <w:rPr>
+          <w:rFonts w:hint="default"/>
+          <w:lang w:val="en-US"/>
+        </w:rPr>
+      </w:pPr>
+      <w:r>
+        <w:rPr>
+          <w:rFonts w:hint="default"/>
+          <w:lang w:val="en-US"/>
+        </w:rPr>
+        <w:t>Ans: The reducer is responsible for updating the application state. It receives the current state and an action, applies the required business logic, and returns the new state. In Redux Toolkit, reducers are defined inside a slice, and we can write update logic in a simpler way because Immer handles immutable state updates internally.</w:t>
+      </w:r>
+    </w:p>
+    <w:p>
+      <w:pPr>
+        <w:pStyle w:val="5"/>
+        <w:keepNext w:val="0"/>
+        <w:keepLines w:val="0"/>
+        <w:widowControl/>
+        <w:suppressLineNumbers w:val="0"/>
+        <w:spacing w:before="0" w:beforeAutospacing="1" w:after="0" w:afterAutospacing="1"/>
+        <w:ind w:left="0" w:right="0"/>
+      </w:pPr>
+      <w:r>
+        <w:t xml:space="preserve">A </w:t>
+      </w:r>
+      <w:r>
+        <w:rPr>
+          <w:rStyle w:val="6"/>
+        </w:rPr>
+        <w:t>pure function</w:t>
+      </w:r>
+      <w:r>
+        <w:t xml:space="preserve"> is a function that satisfies </w:t>
+      </w:r>
+      <w:r>
+        <w:rPr>
+          <w:rStyle w:val="6"/>
+        </w:rPr>
+        <w:t>two rules</w:t>
+      </w:r>
+      <w:r>
+        <w:t>:</w:t>
+      </w:r>
+    </w:p>
+    <w:p>
+      <w:pPr>
+        <w:keepNext w:val="0"/>
+        <w:keepLines w:val="0"/>
+        <w:widowControl/>
+        <w:numPr>
+          <w:ilvl w:val="0"/>
+          <w:numId w:val="2"/>
+        </w:numPr>
+        <w:suppressLineNumbers w:val="0"/>
+        <w:spacing w:before="0" w:beforeAutospacing="1" w:after="0" w:afterAutospacing="1"/>
+        <w:ind w:left="720" w:hanging="360"/>
+      </w:pPr>
+      <w:r>
+        <w:rPr>
+          <w:rStyle w:val="6"/>
+        </w:rPr>
+        <w:t>For the same input, it always returns the same output.</w:t>
+      </w:r>
+      <w:r>
+        <w:t xml:space="preserve"> </w:t>
+      </w:r>
+    </w:p>
+    <w:p>
+      <w:pPr>
+        <w:keepNext w:val="0"/>
+        <w:keepLines w:val="0"/>
+        <w:widowControl/>
+        <w:numPr>
+          <w:ilvl w:val="0"/>
+          <w:numId w:val="2"/>
+        </w:numPr>
+        <w:suppressLineNumbers w:val="0"/>
+        <w:spacing w:before="0" w:beforeAutospacing="1" w:after="0" w:afterAutospacing="1"/>
+        <w:ind w:left="720" w:hanging="360"/>
+        <w:rPr>
+          <w:rFonts w:hint="default"/>
+          <w:lang w:val="en-US"/>
+        </w:rPr>
+      </w:pPr>
+      <w:r>
+        <w:rPr>
+          <w:rStyle w:val="6"/>
+        </w:rPr>
+        <w:t>It does not modify anything outside the function (no side effects).</w:t>
+      </w:r>
     </w:p>
     <w:p>
       <w:pPr>
@@ -273,7 +3709,87 @@
         <w:rPr>
           <w:rFonts w:hint="default"/>
         </w:rPr>
-        <w:t xml:space="preserve"> If you are using filter what will be the result.</w:t>
+        <w:t xml:space="preserve"> How to remove record from id=3. Any</w:t>
+      </w:r>
+    </w:p>
+    <w:p>
+      <w:pPr>
+        <w:rPr>
+          <w:rFonts w:hint="default"/>
+        </w:rPr>
+      </w:pPr>
+      <w:r>
+        <w:rPr>
+          <w:rFonts w:hint="default"/>
+        </w:rPr>
+        <w:t>const data = [</w:t>
+      </w:r>
+    </w:p>
+    <w:p>
+      <w:pPr>
+        <w:rPr>
+          <w:rFonts w:hint="default"/>
+        </w:rPr>
+      </w:pPr>
+      <w:r>
+        <w:rPr>
+          <w:rFonts w:hint="default"/>
+        </w:rPr>
+        <w:t>{"id":"1", name:" product1"},</w:t>
+      </w:r>
+    </w:p>
+    <w:p>
+      <w:pPr>
+        <w:rPr>
+          <w:rFonts w:hint="default"/>
+        </w:rPr>
+      </w:pPr>
+      <w:r>
+        <w:rPr>
+          <w:rFonts w:hint="default"/>
+        </w:rPr>
+        <w:t>{"id":"2", name:" product2"},</w:t>
+      </w:r>
+    </w:p>
+    <w:p>
+      <w:pPr>
+        <w:rPr>
+          <w:rFonts w:hint="default"/>
+        </w:rPr>
+      </w:pPr>
+      <w:r>
+        <w:rPr>
+          <w:rFonts w:hint="default"/>
+        </w:rPr>
+        <w:t>{"id":"3", name:" product3"},</w:t>
+      </w:r>
+    </w:p>
+    <w:p>
+      <w:pPr>
+        <w:rPr>
+          <w:rFonts w:hint="default"/>
+        </w:rPr>
+      </w:pPr>
+      <w:r>
+        <w:rPr>
+          <w:rFonts w:hint="default"/>
+        </w:rPr>
+        <w:t>{"id":"4", name:" product4"}]</w:t>
+      </w:r>
+    </w:p>
+    <w:p>
+      <w:pPr>
+        <w:rPr>
+          <w:rFonts w:hint="default"/>
+          <w:lang w:val="en-US"/>
+        </w:rPr>
+      </w:pPr>
+      <w:r>
+        <w:rPr>
+          <w:rFonts w:hint="default"/>
+          <w:lang w:val="en-US"/>
+        </w:rPr>
+        <w:t>Ans: const result = data.filter(item =&gt; item.id !== "3");</w:t>
       </w:r>
     </w:p>
     <w:p>
@@ -291,7 +3807,26 @@
         <w:rPr>
           <w:rFonts w:hint="default"/>
         </w:rPr>
-        <w:t xml:space="preserve"> How object update internally with redux?</w:t>
+        <w:t xml:space="preserve"> If you are using filter what will be the result.</w:t>
+      </w:r>
+    </w:p>
+    <w:p>
+      <w:pPr>
+        <w:numPr>
+          <w:numId w:val="0"/>
+        </w:numPr>
+        <w:ind w:leftChars="0"/>
+        <w:rPr>
+          <w:rFonts w:hint="default"/>
+          <w:lang w:val="en-US"/>
+        </w:rPr>
+      </w:pPr>
+      <w:r>
+        <w:rPr>
+          <w:rFonts w:hint="default"/>
+          <w:lang w:val="en-US"/>
+        </w:rPr>
+        <w:t>Ans:  filter() returns a new array containing only the elements that satisfy the condition.</w:t>
       </w:r>
     </w:p>
     <w:p>
@@ -309,7 +3844,456 @@
         <w:rPr>
           <w:rFonts w:hint="default"/>
         </w:rPr>
-        <w:t xml:space="preserve"> What is Virtual DOM?</w:t>
+        <w:t xml:space="preserve"> How object update internally with redux?</w:t>
+      </w:r>
+    </w:p>
+    <w:p>
+      <w:pPr>
+        <w:numPr>
+          <w:numId w:val="0"/>
+        </w:numPr>
+        <w:ind w:leftChars="0"/>
+        <w:rPr>
+          <w:rFonts w:hint="default"/>
+          <w:lang w:val="en-US"/>
+        </w:rPr>
+      </w:pPr>
+      <w:r>
+        <w:rPr>
+          <w:rFonts w:hint="default"/>
+          <w:lang w:val="en-US"/>
+        </w:rPr>
+        <w:t xml:space="preserve">Ans: </w:t>
+      </w:r>
+    </w:p>
+    <w:p>
+      <w:pPr>
+        <w:numPr>
+          <w:numId w:val="0"/>
+        </w:numPr>
+        <w:ind w:leftChars="0"/>
+        <w:rPr>
+          <w:rFonts w:hint="default"/>
+          <w:lang w:val="en-US"/>
+        </w:rPr>
+      </w:pPr>
+      <w:r>
+        <w:rPr>
+          <w:rFonts w:hint="default"/>
+          <w:lang w:val="en-US"/>
+        </w:rPr>
+        <w:t>When we want to update data in Redux, we don't update the store directly. Instead, we dispatch an action using useDispatch(). Redux sends that action to the reducer. The reducer contains the update logic and returns a new state (or, in Redux Toolkit, appears to mutate the state while Immer creates a new immutable state internally). Finally, the Redux store is updated, and all components using useSelector() automatically re-render with the updated data.</w:t>
+      </w:r>
+    </w:p>
+    <w:p>
+      <w:pPr>
+        <w:numPr>
+          <w:numId w:val="0"/>
+        </w:numPr>
+        <w:ind w:leftChars="0"/>
+        <w:rPr>
+          <w:rFonts w:hint="default"/>
+          <w:lang w:val="en-US"/>
+        </w:rPr>
+      </w:pPr>
+    </w:p>
+    <w:p>
+      <w:pPr>
+        <w:numPr>
+          <w:numId w:val="0"/>
+        </w:numPr>
+        <w:ind w:leftChars="0"/>
+        <w:rPr>
+          <w:rFonts w:hint="default"/>
+          <w:lang w:val="en-US"/>
+        </w:rPr>
+      </w:pPr>
+      <w:r>
+        <w:rPr>
+          <w:rFonts w:hint="default"/>
+          <w:lang w:val="en-US"/>
+        </w:rPr>
+        <w:t>Internal Flow</w:t>
+      </w:r>
+    </w:p>
+    <w:p>
+      <w:pPr>
+        <w:numPr>
+          <w:numId w:val="0"/>
+        </w:numPr>
+        <w:ind w:leftChars="0"/>
+        <w:rPr>
+          <w:rFonts w:hint="default"/>
+          <w:lang w:val="en-US"/>
+        </w:rPr>
+      </w:pPr>
+      <w:r>
+        <w:rPr>
+          <w:rFonts w:hint="default"/>
+          <w:lang w:val="en-US"/>
+        </w:rPr>
+        <w:t>User Click</w:t>
+      </w:r>
+    </w:p>
+    <w:p>
+      <w:pPr>
+        <w:numPr>
+          <w:numId w:val="0"/>
+        </w:numPr>
+        <w:ind w:leftChars="0"/>
+        <w:rPr>
+          <w:rFonts w:hint="default"/>
+          <w:lang w:val="en-US"/>
+        </w:rPr>
+      </w:pPr>
+      <w:r>
+        <w:rPr>
+          <w:rFonts w:hint="default"/>
+          <w:lang w:val="en-US"/>
+        </w:rPr>
+        <w:t xml:space="preserve">     │</w:t>
+      </w:r>
+    </w:p>
+    <w:p>
+      <w:pPr>
+        <w:numPr>
+          <w:numId w:val="0"/>
+        </w:numPr>
+        <w:ind w:leftChars="0"/>
+        <w:rPr>
+          <w:rFonts w:hint="default"/>
+          <w:lang w:val="en-US"/>
+        </w:rPr>
+      </w:pPr>
+      <w:r>
+        <w:rPr>
+          <w:rFonts w:hint="default"/>
+          <w:lang w:val="en-US"/>
+        </w:rPr>
+        <w:t xml:space="preserve">     ▼</w:t>
+      </w:r>
+    </w:p>
+    <w:p>
+      <w:pPr>
+        <w:numPr>
+          <w:numId w:val="0"/>
+        </w:numPr>
+        <w:ind w:leftChars="0"/>
+        <w:rPr>
+          <w:rFonts w:hint="default"/>
+          <w:lang w:val="en-US"/>
+        </w:rPr>
+      </w:pPr>
+      <w:r>
+        <w:rPr>
+          <w:rFonts w:hint="default"/>
+          <w:lang w:val="en-US"/>
+        </w:rPr>
+        <w:t>useDispatch()</w:t>
+      </w:r>
+    </w:p>
+    <w:p>
+      <w:pPr>
+        <w:numPr>
+          <w:numId w:val="0"/>
+        </w:numPr>
+        <w:ind w:leftChars="0"/>
+        <w:rPr>
+          <w:rFonts w:hint="default"/>
+          <w:lang w:val="en-US"/>
+        </w:rPr>
+      </w:pPr>
+      <w:r>
+        <w:rPr>
+          <w:rFonts w:hint="default"/>
+          <w:lang w:val="en-US"/>
+        </w:rPr>
+        <w:t xml:space="preserve">     │</w:t>
+      </w:r>
+    </w:p>
+    <w:p>
+      <w:pPr>
+        <w:numPr>
+          <w:numId w:val="0"/>
+        </w:numPr>
+        <w:ind w:leftChars="0"/>
+        <w:rPr>
+          <w:rFonts w:hint="default"/>
+          <w:lang w:val="en-US"/>
+        </w:rPr>
+      </w:pPr>
+      <w:r>
+        <w:rPr>
+          <w:rFonts w:hint="default"/>
+          <w:lang w:val="en-US"/>
+        </w:rPr>
+        <w:t>dispatch(addToCart(product))</w:t>
+      </w:r>
+    </w:p>
+    <w:p>
+      <w:pPr>
+        <w:numPr>
+          <w:numId w:val="0"/>
+        </w:numPr>
+        <w:ind w:leftChars="0"/>
+        <w:rPr>
+          <w:rFonts w:hint="default"/>
+          <w:lang w:val="en-US"/>
+        </w:rPr>
+      </w:pPr>
+      <w:r>
+        <w:rPr>
+          <w:rFonts w:hint="default"/>
+          <w:lang w:val="en-US"/>
+        </w:rPr>
+        <w:t xml:space="preserve">     │</w:t>
+      </w:r>
+    </w:p>
+    <w:p>
+      <w:pPr>
+        <w:numPr>
+          <w:numId w:val="0"/>
+        </w:numPr>
+        <w:ind w:leftChars="0"/>
+        <w:rPr>
+          <w:rFonts w:hint="default"/>
+          <w:lang w:val="en-US"/>
+        </w:rPr>
+      </w:pPr>
+      <w:r>
+        <w:rPr>
+          <w:rFonts w:hint="default"/>
+          <w:lang w:val="en-US"/>
+        </w:rPr>
+        <w:t xml:space="preserve">     ▼</w:t>
+      </w:r>
+    </w:p>
+    <w:p>
+      <w:pPr>
+        <w:numPr>
+          <w:numId w:val="0"/>
+        </w:numPr>
+        <w:ind w:leftChars="0"/>
+        <w:rPr>
+          <w:rFonts w:hint="default"/>
+          <w:lang w:val="en-US"/>
+        </w:rPr>
+      </w:pPr>
+      <w:r>
+        <w:rPr>
+          <w:rFonts w:hint="default"/>
+          <w:lang w:val="en-US"/>
+        </w:rPr>
+        <w:t>Reducer</w:t>
+      </w:r>
+    </w:p>
+    <w:p>
+      <w:pPr>
+        <w:numPr>
+          <w:numId w:val="0"/>
+        </w:numPr>
+        <w:ind w:leftChars="0"/>
+        <w:rPr>
+          <w:rFonts w:hint="default"/>
+          <w:lang w:val="en-US"/>
+        </w:rPr>
+      </w:pPr>
+      <w:r>
+        <w:rPr>
+          <w:rFonts w:hint="default"/>
+          <w:lang w:val="en-US"/>
+        </w:rPr>
+        <w:t xml:space="preserve">     │</w:t>
+      </w:r>
+    </w:p>
+    <w:p>
+      <w:pPr>
+        <w:numPr>
+          <w:numId w:val="0"/>
+        </w:numPr>
+        <w:ind w:leftChars="0"/>
+        <w:rPr>
+          <w:rFonts w:hint="default"/>
+          <w:lang w:val="en-US"/>
+        </w:rPr>
+      </w:pPr>
+      <w:r>
+        <w:rPr>
+          <w:rFonts w:hint="default"/>
+          <w:lang w:val="en-US"/>
+        </w:rPr>
+        <w:t>Updates State</w:t>
+      </w:r>
+    </w:p>
+    <w:p>
+      <w:pPr>
+        <w:numPr>
+          <w:numId w:val="0"/>
+        </w:numPr>
+        <w:ind w:leftChars="0"/>
+        <w:rPr>
+          <w:rFonts w:hint="default"/>
+          <w:lang w:val="en-US"/>
+        </w:rPr>
+      </w:pPr>
+      <w:r>
+        <w:rPr>
+          <w:rFonts w:hint="default"/>
+          <w:lang w:val="en-US"/>
+        </w:rPr>
+        <w:t xml:space="preserve">     │</w:t>
+      </w:r>
+    </w:p>
+    <w:p>
+      <w:pPr>
+        <w:numPr>
+          <w:numId w:val="0"/>
+        </w:numPr>
+        <w:ind w:leftChars="0"/>
+        <w:rPr>
+          <w:rFonts w:hint="default"/>
+          <w:lang w:val="en-US"/>
+        </w:rPr>
+      </w:pPr>
+      <w:r>
+        <w:rPr>
+          <w:rFonts w:hint="default"/>
+          <w:lang w:val="en-US"/>
+        </w:rPr>
+        <w:t xml:space="preserve">     ▼</w:t>
+      </w:r>
+    </w:p>
+    <w:p>
+      <w:pPr>
+        <w:numPr>
+          <w:numId w:val="0"/>
+        </w:numPr>
+        <w:ind w:leftChars="0"/>
+        <w:rPr>
+          <w:rFonts w:hint="default"/>
+          <w:lang w:val="en-US"/>
+        </w:rPr>
+      </w:pPr>
+      <w:r>
+        <w:rPr>
+          <w:rFonts w:hint="default"/>
+          <w:lang w:val="en-US"/>
+        </w:rPr>
+        <w:t>Redux Store</w:t>
+      </w:r>
+    </w:p>
+    <w:p>
+      <w:pPr>
+        <w:numPr>
+          <w:numId w:val="0"/>
+        </w:numPr>
+        <w:ind w:leftChars="0"/>
+        <w:rPr>
+          <w:rFonts w:hint="default"/>
+          <w:lang w:val="en-US"/>
+        </w:rPr>
+      </w:pPr>
+      <w:r>
+        <w:rPr>
+          <w:rFonts w:hint="default"/>
+          <w:lang w:val="en-US"/>
+        </w:rPr>
+        <w:t xml:space="preserve">     │</w:t>
+      </w:r>
+    </w:p>
+    <w:p>
+      <w:pPr>
+        <w:numPr>
+          <w:numId w:val="0"/>
+        </w:numPr>
+        <w:ind w:leftChars="0"/>
+        <w:rPr>
+          <w:rFonts w:hint="default"/>
+          <w:lang w:val="en-US"/>
+        </w:rPr>
+      </w:pPr>
+      <w:r>
+        <w:rPr>
+          <w:rFonts w:hint="default"/>
+          <w:lang w:val="en-US"/>
+        </w:rPr>
+        <w:t xml:space="preserve">     ▼</w:t>
+      </w:r>
+    </w:p>
+    <w:p>
+      <w:pPr>
+        <w:numPr>
+          <w:numId w:val="0"/>
+        </w:numPr>
+        <w:ind w:leftChars="0"/>
+        <w:rPr>
+          <w:rFonts w:hint="default"/>
+          <w:lang w:val="en-US"/>
+        </w:rPr>
+      </w:pPr>
+      <w:r>
+        <w:rPr>
+          <w:rFonts w:hint="default"/>
+          <w:lang w:val="en-US"/>
+        </w:rPr>
+        <w:t>useSelector()</w:t>
+      </w:r>
+    </w:p>
+    <w:p>
+      <w:pPr>
+        <w:numPr>
+          <w:numId w:val="0"/>
+        </w:numPr>
+        <w:ind w:leftChars="0"/>
+        <w:rPr>
+          <w:rFonts w:hint="default"/>
+          <w:lang w:val="en-US"/>
+        </w:rPr>
+      </w:pPr>
+      <w:r>
+        <w:rPr>
+          <w:rFonts w:hint="default"/>
+          <w:lang w:val="en-US"/>
+        </w:rPr>
+        <w:t xml:space="preserve">     │</w:t>
+      </w:r>
+    </w:p>
+    <w:p>
+      <w:pPr>
+        <w:numPr>
+          <w:numId w:val="0"/>
+        </w:numPr>
+        <w:ind w:leftChars="0"/>
+        <w:rPr>
+          <w:rFonts w:hint="default"/>
+          <w:lang w:val="en-US"/>
+        </w:rPr>
+      </w:pPr>
+      <w:r>
+        <w:rPr>
+          <w:rFonts w:hint="default"/>
+          <w:lang w:val="en-US"/>
+        </w:rPr>
+        <w:t xml:space="preserve">     ▼</w:t>
+      </w:r>
+    </w:p>
+    <w:p>
+      <w:pPr>
+        <w:numPr>
+          <w:numId w:val="0"/>
+        </w:numPr>
+        <w:ind w:leftChars="0"/>
+        <w:rPr>
+          <w:rFonts w:hint="default"/>
+          <w:lang w:val="en-US"/>
+        </w:rPr>
+      </w:pPr>
+      <w:r>
+        <w:rPr>
+          <w:rFonts w:hint="default"/>
+          <w:lang w:val="en-US"/>
+        </w:rPr>
+        <w:t>Component Re-renders</w:t>
       </w:r>
     </w:p>
     <w:p>
@@ -327,7 +4311,26 @@
         <w:rPr>
           <w:rFonts w:hint="default"/>
         </w:rPr>
-        <w:t>What is Virtual DOM?</w:t>
+        <w:t xml:space="preserve"> What is Virtual DOM?</w:t>
+      </w:r>
+    </w:p>
+    <w:p>
+      <w:pPr>
+        <w:numPr>
+          <w:numId w:val="0"/>
+        </w:numPr>
+        <w:ind w:leftChars="0"/>
+        <w:rPr>
+          <w:rFonts w:hint="default"/>
+          <w:lang w:val="en-US"/>
+        </w:rPr>
+      </w:pPr>
+      <w:r>
+        <w:rPr>
+          <w:rFonts w:hint="default"/>
+          <w:lang w:val="en-US"/>
+        </w:rPr>
+        <w:t>Ans: Virtual DOM is a lightweight copy of the Real DOM maintained in memory by React. Whenever state or props change, React creates a new Virtual DOM, compares it with the previous Virtual DOM using the reconciliation (diffing) algorithm, identifies the differences, and updates only the changed elements in the Real DOM. This minimizes expensive DOM operations and improves application performance.</w:t>
       </w:r>
     </w:p>
     <w:p>
@@ -351,6 +4354,690 @@
     <w:p>
       <w:pPr>
         <w:numPr>
+          <w:numId w:val="0"/>
+        </w:numPr>
+        <w:rPr>
+          <w:rFonts w:hint="default"/>
+        </w:rPr>
+      </w:pPr>
+    </w:p>
+    <w:p>
+      <w:pPr>
+        <w:numPr>
+          <w:numId w:val="0"/>
+        </w:numPr>
+        <w:rPr>
+          <w:rFonts w:hint="default"/>
+          <w:lang w:val="en-US"/>
+        </w:rPr>
+      </w:pPr>
+      <w:r>
+        <w:rPr>
+          <w:rFonts w:hint="default"/>
+          <w:lang w:val="en-US"/>
+        </w:rPr>
+        <w:t>Ans: Hooks are built-in React functions that allow functional components to use features like state and lifecycle methods. useState is a hook used to manage local state within a single component. It returns the current state and a setter function. Whenever the setter function is called, React updates the state and re-renders the component with the latest value.</w:t>
+      </w:r>
+    </w:p>
+    <w:p>
+      <w:pPr>
+        <w:numPr>
+          <w:numId w:val="0"/>
+        </w:numPr>
+        <w:rPr>
+          <w:rFonts w:hint="default"/>
+        </w:rPr>
+      </w:pPr>
+    </w:p>
+    <w:tbl>
+      <w:tblPr>
+        <w:tblW w:w="0" w:type="auto"/>
+        <w:tblCellSpacing w:w="15" w:type="dxa"/>
+        <w:tblInd w:w="0" w:type="dxa"/>
+        <w:tblBorders>
+          <w:top w:val="none" w:color="auto" w:sz="0" w:space="0"/>
+          <w:left w:val="none" w:color="auto" w:sz="0" w:space="0"/>
+          <w:bottom w:val="none" w:color="auto" w:sz="0" w:space="0"/>
+          <w:right w:val="none" w:color="auto" w:sz="0" w:space="0"/>
+          <w:insideH w:val="none" w:color="auto" w:sz="0" w:space="0"/>
+          <w:insideV w:val="none" w:color="auto" w:sz="0" w:space="0"/>
+        </w:tblBorders>
+        <w:shd w:val="clear"/>
+        <w:tblLayout w:type="autofit"/>
+        <w:tblCellMar>
+          <w:top w:w="15" w:type="dxa"/>
+          <w:left w:w="15" w:type="dxa"/>
+          <w:bottom w:w="15" w:type="dxa"/>
+          <w:right w:w="15" w:type="dxa"/>
+        </w:tblCellMar>
+      </w:tblPr>
+      <w:tblGrid>
+        <w:gridCol w:w="1395"/>
+        <w:gridCol w:w="7001"/>
+      </w:tblGrid>
+      <w:tr>
+        <w:tblPrEx>
+          <w:tblBorders>
+            <w:top w:val="none" w:color="auto" w:sz="0" w:space="0"/>
+            <w:left w:val="none" w:color="auto" w:sz="0" w:space="0"/>
+            <w:bottom w:val="none" w:color="auto" w:sz="0" w:space="0"/>
+            <w:right w:val="none" w:color="auto" w:sz="0" w:space="0"/>
+            <w:insideH w:val="none" w:color="auto" w:sz="0" w:space="0"/>
+            <w:insideV w:val="none" w:color="auto" w:sz="0" w:space="0"/>
+          </w:tblBorders>
+          <w:shd w:val="clear"/>
+          <w:tblCellMar>
+            <w:top w:w="15" w:type="dxa"/>
+            <w:left w:w="15" w:type="dxa"/>
+            <w:bottom w:w="15" w:type="dxa"/>
+            <w:right w:w="15" w:type="dxa"/>
+          </w:tblCellMar>
+        </w:tblPrEx>
+        <w:trPr>
+          <w:tblHeader/>
+          <w:tblCellSpacing w:w="15" w:type="dxa"/>
+        </w:trPr>
+        <w:tc>
+          <w:tcPr>
+            <w:tcW w:w="0" w:type="auto"/>
+            <w:shd w:val="clear"/>
+            <w:vAlign w:val="center"/>
+          </w:tcPr>
+          <w:p>
+            <w:pPr>
+              <w:keepNext w:val="0"/>
+              <w:keepLines w:val="0"/>
+              <w:widowControl/>
+              <w:suppressLineNumbers w:val="0"/>
+              <w:jc w:val="center"/>
+              <w:rPr>
+                <w:b/>
+                <w:bCs/>
+              </w:rPr>
+            </w:pPr>
+            <w:r>
+              <w:rPr>
+                <w:rFonts w:ascii="SimSun" w:hAnsi="SimSun" w:eastAsia="SimSun" w:cs="SimSun"/>
+                <w:b/>
+                <w:bCs/>
+                <w:kern w:val="0"/>
+                <w:sz w:val="24"/>
+                <w:szCs w:val="24"/>
+                <w:lang w:val="en-US" w:eastAsia="zh-CN" w:bidi="ar"/>
+              </w:rPr>
+              <w:t>Hook</w:t>
+            </w:r>
+          </w:p>
+        </w:tc>
+        <w:tc>
+          <w:tcPr>
+            <w:tcW w:w="0" w:type="auto"/>
+            <w:shd w:val="clear"/>
+            <w:vAlign w:val="center"/>
+          </w:tcPr>
+          <w:p>
+            <w:pPr>
+              <w:keepNext w:val="0"/>
+              <w:keepLines w:val="0"/>
+              <w:widowControl/>
+              <w:suppressLineNumbers w:val="0"/>
+              <w:jc w:val="center"/>
+              <w:rPr>
+                <w:b/>
+                <w:bCs/>
+              </w:rPr>
+            </w:pPr>
+            <w:r>
+              <w:rPr>
+                <w:rFonts w:ascii="SimSun" w:hAnsi="SimSun" w:eastAsia="SimSun" w:cs="SimSun"/>
+                <w:b/>
+                <w:bCs/>
+                <w:kern w:val="0"/>
+                <w:sz w:val="24"/>
+                <w:szCs w:val="24"/>
+                <w:lang w:val="en-US" w:eastAsia="zh-CN" w:bidi="ar"/>
+              </w:rPr>
+              <w:t>Purpose</w:t>
+            </w:r>
+          </w:p>
+        </w:tc>
+      </w:tr>
+      <w:tr>
+        <w:tblPrEx>
+          <w:tblBorders>
+            <w:top w:val="none" w:color="auto" w:sz="0" w:space="0"/>
+            <w:left w:val="none" w:color="auto" w:sz="0" w:space="0"/>
+            <w:bottom w:val="none" w:color="auto" w:sz="0" w:space="0"/>
+            <w:right w:val="none" w:color="auto" w:sz="0" w:space="0"/>
+            <w:insideH w:val="none" w:color="auto" w:sz="0" w:space="0"/>
+            <w:insideV w:val="none" w:color="auto" w:sz="0" w:space="0"/>
+          </w:tblBorders>
+          <w:shd w:val="clear"/>
+          <w:tblCellMar>
+            <w:top w:w="15" w:type="dxa"/>
+            <w:left w:w="15" w:type="dxa"/>
+            <w:bottom w:w="15" w:type="dxa"/>
+            <w:right w:w="15" w:type="dxa"/>
+          </w:tblCellMar>
+        </w:tblPrEx>
+        <w:trPr>
+          <w:tblCellSpacing w:w="15" w:type="dxa"/>
+        </w:trPr>
+        <w:tc>
+          <w:tcPr>
+            <w:tcW w:w="0" w:type="auto"/>
+            <w:shd w:val="clear"/>
+            <w:vAlign w:val="center"/>
+          </w:tcPr>
+          <w:p>
+            <w:pPr>
+              <w:keepNext w:val="0"/>
+              <w:keepLines w:val="0"/>
+              <w:widowControl/>
+              <w:suppressLineNumbers w:val="0"/>
+              <w:jc w:val="left"/>
+            </w:pPr>
+            <w:r>
+              <w:rPr>
+                <w:rStyle w:val="4"/>
+                <w:rFonts w:ascii="SimSun" w:hAnsi="SimSun" w:eastAsia="SimSun" w:cs="SimSun"/>
+                <w:kern w:val="0"/>
+                <w:sz w:val="24"/>
+                <w:szCs w:val="24"/>
+                <w:lang w:val="en-US" w:eastAsia="zh-CN" w:bidi="ar"/>
+              </w:rPr>
+              <w:t>useState</w:t>
+            </w:r>
+          </w:p>
+        </w:tc>
+        <w:tc>
+          <w:tcPr>
+            <w:tcW w:w="0" w:type="auto"/>
+            <w:shd w:val="clear"/>
+            <w:vAlign w:val="center"/>
+          </w:tcPr>
+          <w:p>
+            <w:pPr>
+              <w:keepNext w:val="0"/>
+              <w:keepLines w:val="0"/>
+              <w:widowControl/>
+              <w:suppressLineNumbers w:val="0"/>
+              <w:jc w:val="left"/>
+            </w:pPr>
+            <w:r>
+              <w:rPr>
+                <w:rFonts w:ascii="SimSun" w:hAnsi="SimSun" w:eastAsia="SimSun" w:cs="SimSun"/>
+                <w:kern w:val="0"/>
+                <w:sz w:val="24"/>
+                <w:szCs w:val="24"/>
+                <w:lang w:val="en-US" w:eastAsia="zh-CN" w:bidi="ar"/>
+              </w:rPr>
+              <w:t>Manage local component state</w:t>
+            </w:r>
+          </w:p>
+        </w:tc>
+      </w:tr>
+      <w:tr>
+        <w:tblPrEx>
+          <w:tblBorders>
+            <w:top w:val="none" w:color="auto" w:sz="0" w:space="0"/>
+            <w:left w:val="none" w:color="auto" w:sz="0" w:space="0"/>
+            <w:bottom w:val="none" w:color="auto" w:sz="0" w:space="0"/>
+            <w:right w:val="none" w:color="auto" w:sz="0" w:space="0"/>
+            <w:insideH w:val="none" w:color="auto" w:sz="0" w:space="0"/>
+            <w:insideV w:val="none" w:color="auto" w:sz="0" w:space="0"/>
+          </w:tblBorders>
+          <w:shd w:val="clear"/>
+          <w:tblCellMar>
+            <w:top w:w="15" w:type="dxa"/>
+            <w:left w:w="15" w:type="dxa"/>
+            <w:bottom w:w="15" w:type="dxa"/>
+            <w:right w:w="15" w:type="dxa"/>
+          </w:tblCellMar>
+        </w:tblPrEx>
+        <w:trPr>
+          <w:tblCellSpacing w:w="15" w:type="dxa"/>
+        </w:trPr>
+        <w:tc>
+          <w:tcPr>
+            <w:tcW w:w="0" w:type="auto"/>
+            <w:shd w:val="clear"/>
+            <w:vAlign w:val="center"/>
+          </w:tcPr>
+          <w:p>
+            <w:pPr>
+              <w:keepNext w:val="0"/>
+              <w:keepLines w:val="0"/>
+              <w:widowControl/>
+              <w:suppressLineNumbers w:val="0"/>
+              <w:jc w:val="left"/>
+            </w:pPr>
+            <w:r>
+              <w:rPr>
+                <w:rStyle w:val="4"/>
+                <w:rFonts w:ascii="SimSun" w:hAnsi="SimSun" w:eastAsia="SimSun" w:cs="SimSun"/>
+                <w:kern w:val="0"/>
+                <w:sz w:val="24"/>
+                <w:szCs w:val="24"/>
+                <w:lang w:val="en-US" w:eastAsia="zh-CN" w:bidi="ar"/>
+              </w:rPr>
+              <w:t>useEffect</w:t>
+            </w:r>
+          </w:p>
+        </w:tc>
+        <w:tc>
+          <w:tcPr>
+            <w:tcW w:w="0" w:type="auto"/>
+            <w:shd w:val="clear"/>
+            <w:vAlign w:val="center"/>
+          </w:tcPr>
+          <w:p>
+            <w:pPr>
+              <w:keepNext w:val="0"/>
+              <w:keepLines w:val="0"/>
+              <w:widowControl/>
+              <w:suppressLineNumbers w:val="0"/>
+              <w:jc w:val="left"/>
+            </w:pPr>
+            <w:r>
+              <w:rPr>
+                <w:rFonts w:ascii="SimSun" w:hAnsi="SimSun" w:eastAsia="SimSun" w:cs="SimSun"/>
+                <w:kern w:val="0"/>
+                <w:sz w:val="24"/>
+                <w:szCs w:val="24"/>
+                <w:lang w:val="en-US" w:eastAsia="zh-CN" w:bidi="ar"/>
+              </w:rPr>
+              <w:t>Handle side effects such as API calls, subscriptions, and timers</w:t>
+            </w:r>
+          </w:p>
+        </w:tc>
+      </w:tr>
+      <w:tr>
+        <w:tblPrEx>
+          <w:tblBorders>
+            <w:top w:val="none" w:color="auto" w:sz="0" w:space="0"/>
+            <w:left w:val="none" w:color="auto" w:sz="0" w:space="0"/>
+            <w:bottom w:val="none" w:color="auto" w:sz="0" w:space="0"/>
+            <w:right w:val="none" w:color="auto" w:sz="0" w:space="0"/>
+            <w:insideH w:val="none" w:color="auto" w:sz="0" w:space="0"/>
+            <w:insideV w:val="none" w:color="auto" w:sz="0" w:space="0"/>
+          </w:tblBorders>
+          <w:tblCellMar>
+            <w:top w:w="15" w:type="dxa"/>
+            <w:left w:w="15" w:type="dxa"/>
+            <w:bottom w:w="15" w:type="dxa"/>
+            <w:right w:w="15" w:type="dxa"/>
+          </w:tblCellMar>
+        </w:tblPrEx>
+        <w:trPr>
+          <w:tblCellSpacing w:w="15" w:type="dxa"/>
+        </w:trPr>
+        <w:tc>
+          <w:tcPr>
+            <w:tcW w:w="0" w:type="auto"/>
+            <w:shd w:val="clear"/>
+            <w:vAlign w:val="center"/>
+          </w:tcPr>
+          <w:p>
+            <w:pPr>
+              <w:keepNext w:val="0"/>
+              <w:keepLines w:val="0"/>
+              <w:widowControl/>
+              <w:suppressLineNumbers w:val="0"/>
+              <w:jc w:val="left"/>
+            </w:pPr>
+            <w:r>
+              <w:rPr>
+                <w:rStyle w:val="4"/>
+                <w:rFonts w:ascii="SimSun" w:hAnsi="SimSun" w:eastAsia="SimSun" w:cs="SimSun"/>
+                <w:kern w:val="0"/>
+                <w:sz w:val="24"/>
+                <w:szCs w:val="24"/>
+                <w:lang w:val="en-US" w:eastAsia="zh-CN" w:bidi="ar"/>
+              </w:rPr>
+              <w:t>useContext</w:t>
+            </w:r>
+          </w:p>
+        </w:tc>
+        <w:tc>
+          <w:tcPr>
+            <w:tcW w:w="0" w:type="auto"/>
+            <w:shd w:val="clear"/>
+            <w:vAlign w:val="center"/>
+          </w:tcPr>
+          <w:p>
+            <w:pPr>
+              <w:keepNext w:val="0"/>
+              <w:keepLines w:val="0"/>
+              <w:widowControl/>
+              <w:suppressLineNumbers w:val="0"/>
+              <w:jc w:val="left"/>
+            </w:pPr>
+            <w:r>
+              <w:rPr>
+                <w:rFonts w:ascii="SimSun" w:hAnsi="SimSun" w:eastAsia="SimSun" w:cs="SimSun"/>
+                <w:kern w:val="0"/>
+                <w:sz w:val="24"/>
+                <w:szCs w:val="24"/>
+                <w:lang w:val="en-US" w:eastAsia="zh-CN" w:bidi="ar"/>
+              </w:rPr>
+              <w:t>Access shared data from Context API</w:t>
+            </w:r>
+          </w:p>
+        </w:tc>
+      </w:tr>
+      <w:tr>
+        <w:tblPrEx>
+          <w:tblBorders>
+            <w:top w:val="none" w:color="auto" w:sz="0" w:space="0"/>
+            <w:left w:val="none" w:color="auto" w:sz="0" w:space="0"/>
+            <w:bottom w:val="none" w:color="auto" w:sz="0" w:space="0"/>
+            <w:right w:val="none" w:color="auto" w:sz="0" w:space="0"/>
+            <w:insideH w:val="none" w:color="auto" w:sz="0" w:space="0"/>
+            <w:insideV w:val="none" w:color="auto" w:sz="0" w:space="0"/>
+          </w:tblBorders>
+          <w:tblCellMar>
+            <w:top w:w="15" w:type="dxa"/>
+            <w:left w:w="15" w:type="dxa"/>
+            <w:bottom w:w="15" w:type="dxa"/>
+            <w:right w:w="15" w:type="dxa"/>
+          </w:tblCellMar>
+        </w:tblPrEx>
+        <w:trPr>
+          <w:tblCellSpacing w:w="15" w:type="dxa"/>
+        </w:trPr>
+        <w:tc>
+          <w:tcPr>
+            <w:tcW w:w="0" w:type="auto"/>
+            <w:shd w:val="clear"/>
+            <w:vAlign w:val="center"/>
+          </w:tcPr>
+          <w:p>
+            <w:pPr>
+              <w:keepNext w:val="0"/>
+              <w:keepLines w:val="0"/>
+              <w:widowControl/>
+              <w:suppressLineNumbers w:val="0"/>
+              <w:jc w:val="left"/>
+            </w:pPr>
+            <w:r>
+              <w:rPr>
+                <w:rStyle w:val="4"/>
+                <w:rFonts w:ascii="SimSun" w:hAnsi="SimSun" w:eastAsia="SimSun" w:cs="SimSun"/>
+                <w:kern w:val="0"/>
+                <w:sz w:val="24"/>
+                <w:szCs w:val="24"/>
+                <w:lang w:val="en-US" w:eastAsia="zh-CN" w:bidi="ar"/>
+              </w:rPr>
+              <w:t>useReducer</w:t>
+            </w:r>
+          </w:p>
+        </w:tc>
+        <w:tc>
+          <w:tcPr>
+            <w:tcW w:w="0" w:type="auto"/>
+            <w:shd w:val="clear"/>
+            <w:vAlign w:val="center"/>
+          </w:tcPr>
+          <w:p>
+            <w:pPr>
+              <w:keepNext w:val="0"/>
+              <w:keepLines w:val="0"/>
+              <w:widowControl/>
+              <w:suppressLineNumbers w:val="0"/>
+              <w:jc w:val="left"/>
+            </w:pPr>
+            <w:r>
+              <w:rPr>
+                <w:rFonts w:ascii="SimSun" w:hAnsi="SimSun" w:eastAsia="SimSun" w:cs="SimSun"/>
+                <w:kern w:val="0"/>
+                <w:sz w:val="24"/>
+                <w:szCs w:val="24"/>
+                <w:lang w:val="en-US" w:eastAsia="zh-CN" w:bidi="ar"/>
+              </w:rPr>
+              <w:t>Manage complex local state with reducer logic</w:t>
+            </w:r>
+          </w:p>
+        </w:tc>
+      </w:tr>
+      <w:tr>
+        <w:tblPrEx>
+          <w:tblBorders>
+            <w:top w:val="none" w:color="auto" w:sz="0" w:space="0"/>
+            <w:left w:val="none" w:color="auto" w:sz="0" w:space="0"/>
+            <w:bottom w:val="none" w:color="auto" w:sz="0" w:space="0"/>
+            <w:right w:val="none" w:color="auto" w:sz="0" w:space="0"/>
+            <w:insideH w:val="none" w:color="auto" w:sz="0" w:space="0"/>
+            <w:insideV w:val="none" w:color="auto" w:sz="0" w:space="0"/>
+          </w:tblBorders>
+          <w:shd w:val="clear"/>
+          <w:tblCellMar>
+            <w:top w:w="15" w:type="dxa"/>
+            <w:left w:w="15" w:type="dxa"/>
+            <w:bottom w:w="15" w:type="dxa"/>
+            <w:right w:w="15" w:type="dxa"/>
+          </w:tblCellMar>
+        </w:tblPrEx>
+        <w:trPr>
+          <w:tblCellSpacing w:w="15" w:type="dxa"/>
+        </w:trPr>
+        <w:tc>
+          <w:tcPr>
+            <w:tcW w:w="0" w:type="auto"/>
+            <w:shd w:val="clear"/>
+            <w:vAlign w:val="center"/>
+          </w:tcPr>
+          <w:p>
+            <w:pPr>
+              <w:keepNext w:val="0"/>
+              <w:keepLines w:val="0"/>
+              <w:widowControl/>
+              <w:suppressLineNumbers w:val="0"/>
+              <w:jc w:val="left"/>
+            </w:pPr>
+            <w:r>
+              <w:rPr>
+                <w:rStyle w:val="4"/>
+                <w:rFonts w:ascii="SimSun" w:hAnsi="SimSun" w:eastAsia="SimSun" w:cs="SimSun"/>
+                <w:kern w:val="0"/>
+                <w:sz w:val="24"/>
+                <w:szCs w:val="24"/>
+                <w:lang w:val="en-US" w:eastAsia="zh-CN" w:bidi="ar"/>
+              </w:rPr>
+              <w:t>useMemo</w:t>
+            </w:r>
+          </w:p>
+        </w:tc>
+        <w:tc>
+          <w:tcPr>
+            <w:tcW w:w="0" w:type="auto"/>
+            <w:shd w:val="clear"/>
+            <w:vAlign w:val="center"/>
+          </w:tcPr>
+          <w:p>
+            <w:pPr>
+              <w:keepNext w:val="0"/>
+              <w:keepLines w:val="0"/>
+              <w:widowControl/>
+              <w:suppressLineNumbers w:val="0"/>
+              <w:jc w:val="left"/>
+            </w:pPr>
+            <w:r>
+              <w:rPr>
+                <w:rFonts w:ascii="SimSun" w:hAnsi="SimSun" w:eastAsia="SimSun" w:cs="SimSun"/>
+                <w:kern w:val="0"/>
+                <w:sz w:val="24"/>
+                <w:szCs w:val="24"/>
+                <w:lang w:val="en-US" w:eastAsia="zh-CN" w:bidi="ar"/>
+              </w:rPr>
+              <w:t>Cache expensive calculations</w:t>
+            </w:r>
+          </w:p>
+        </w:tc>
+      </w:tr>
+      <w:tr>
+        <w:tblPrEx>
+          <w:tblBorders>
+            <w:top w:val="none" w:color="auto" w:sz="0" w:space="0"/>
+            <w:left w:val="none" w:color="auto" w:sz="0" w:space="0"/>
+            <w:bottom w:val="none" w:color="auto" w:sz="0" w:space="0"/>
+            <w:right w:val="none" w:color="auto" w:sz="0" w:space="0"/>
+            <w:insideH w:val="none" w:color="auto" w:sz="0" w:space="0"/>
+            <w:insideV w:val="none" w:color="auto" w:sz="0" w:space="0"/>
+          </w:tblBorders>
+          <w:tblCellMar>
+            <w:top w:w="15" w:type="dxa"/>
+            <w:left w:w="15" w:type="dxa"/>
+            <w:bottom w:w="15" w:type="dxa"/>
+            <w:right w:w="15" w:type="dxa"/>
+          </w:tblCellMar>
+        </w:tblPrEx>
+        <w:trPr>
+          <w:tblCellSpacing w:w="15" w:type="dxa"/>
+        </w:trPr>
+        <w:tc>
+          <w:tcPr>
+            <w:tcW w:w="0" w:type="auto"/>
+            <w:shd w:val="clear"/>
+            <w:vAlign w:val="center"/>
+          </w:tcPr>
+          <w:p>
+            <w:pPr>
+              <w:keepNext w:val="0"/>
+              <w:keepLines w:val="0"/>
+              <w:widowControl/>
+              <w:suppressLineNumbers w:val="0"/>
+              <w:jc w:val="left"/>
+            </w:pPr>
+            <w:r>
+              <w:rPr>
+                <w:rStyle w:val="4"/>
+                <w:rFonts w:ascii="SimSun" w:hAnsi="SimSun" w:eastAsia="SimSun" w:cs="SimSun"/>
+                <w:kern w:val="0"/>
+                <w:sz w:val="24"/>
+                <w:szCs w:val="24"/>
+                <w:lang w:val="en-US" w:eastAsia="zh-CN" w:bidi="ar"/>
+              </w:rPr>
+              <w:t>useCallback</w:t>
+            </w:r>
+          </w:p>
+        </w:tc>
+        <w:tc>
+          <w:tcPr>
+            <w:tcW w:w="0" w:type="auto"/>
+            <w:shd w:val="clear"/>
+            <w:vAlign w:val="center"/>
+          </w:tcPr>
+          <w:p>
+            <w:pPr>
+              <w:keepNext w:val="0"/>
+              <w:keepLines w:val="0"/>
+              <w:widowControl/>
+              <w:suppressLineNumbers w:val="0"/>
+              <w:jc w:val="left"/>
+            </w:pPr>
+            <w:r>
+              <w:rPr>
+                <w:rFonts w:ascii="SimSun" w:hAnsi="SimSun" w:eastAsia="SimSun" w:cs="SimSun"/>
+                <w:kern w:val="0"/>
+                <w:sz w:val="24"/>
+                <w:szCs w:val="24"/>
+                <w:lang w:val="en-US" w:eastAsia="zh-CN" w:bidi="ar"/>
+              </w:rPr>
+              <w:t>Cache function references to prevent unnecessary re-renders</w:t>
+            </w:r>
+          </w:p>
+        </w:tc>
+      </w:tr>
+      <w:tr>
+        <w:tblPrEx>
+          <w:tblBorders>
+            <w:top w:val="none" w:color="auto" w:sz="0" w:space="0"/>
+            <w:left w:val="none" w:color="auto" w:sz="0" w:space="0"/>
+            <w:bottom w:val="none" w:color="auto" w:sz="0" w:space="0"/>
+            <w:right w:val="none" w:color="auto" w:sz="0" w:space="0"/>
+            <w:insideH w:val="none" w:color="auto" w:sz="0" w:space="0"/>
+            <w:insideV w:val="none" w:color="auto" w:sz="0" w:space="0"/>
+          </w:tblBorders>
+          <w:shd w:val="clear"/>
+          <w:tblCellMar>
+            <w:top w:w="15" w:type="dxa"/>
+            <w:left w:w="15" w:type="dxa"/>
+            <w:bottom w:w="15" w:type="dxa"/>
+            <w:right w:w="15" w:type="dxa"/>
+          </w:tblCellMar>
+        </w:tblPrEx>
+        <w:trPr>
+          <w:tblCellSpacing w:w="15" w:type="dxa"/>
+        </w:trPr>
+        <w:tc>
+          <w:tcPr>
+            <w:tcW w:w="0" w:type="auto"/>
+            <w:shd w:val="clear"/>
+            <w:vAlign w:val="center"/>
+          </w:tcPr>
+          <w:p>
+            <w:pPr>
+              <w:keepNext w:val="0"/>
+              <w:keepLines w:val="0"/>
+              <w:widowControl/>
+              <w:suppressLineNumbers w:val="0"/>
+              <w:jc w:val="left"/>
+            </w:pPr>
+            <w:r>
+              <w:rPr>
+                <w:rStyle w:val="4"/>
+                <w:rFonts w:ascii="SimSun" w:hAnsi="SimSun" w:eastAsia="SimSun" w:cs="SimSun"/>
+                <w:kern w:val="0"/>
+                <w:sz w:val="24"/>
+                <w:szCs w:val="24"/>
+                <w:lang w:val="en-US" w:eastAsia="zh-CN" w:bidi="ar"/>
+              </w:rPr>
+              <w:t>useRef</w:t>
+            </w:r>
+          </w:p>
+        </w:tc>
+        <w:tc>
+          <w:tcPr>
+            <w:tcW w:w="0" w:type="auto"/>
+            <w:shd w:val="clear"/>
+            <w:vAlign w:val="center"/>
+          </w:tcPr>
+          <w:p>
+            <w:pPr>
+              <w:keepNext w:val="0"/>
+              <w:keepLines w:val="0"/>
+              <w:widowControl/>
+              <w:suppressLineNumbers w:val="0"/>
+              <w:jc w:val="left"/>
+            </w:pPr>
+            <w:r>
+              <w:rPr>
+                <w:rFonts w:ascii="SimSun" w:hAnsi="SimSun" w:eastAsia="SimSun" w:cs="SimSun"/>
+                <w:kern w:val="0"/>
+                <w:sz w:val="24"/>
+                <w:szCs w:val="24"/>
+                <w:lang w:val="en-US" w:eastAsia="zh-CN" w:bidi="ar"/>
+              </w:rPr>
+              <w:t>Access DOM elements or persist mutable values without re-rendering</w:t>
+            </w:r>
+          </w:p>
+        </w:tc>
+      </w:tr>
+    </w:tbl>
+    <w:p>
+      <w:pPr>
+        <w:numPr>
+          <w:numId w:val="0"/>
+        </w:numPr>
+        <w:rPr>
+          <w:rFonts w:hint="default"/>
+        </w:rPr>
+      </w:pPr>
+    </w:p>
+    <w:p>
+      <w:pPr>
+        <w:numPr>
           <w:ilvl w:val="0"/>
           <w:numId w:val="1"/>
         </w:numPr>
@@ -369,6 +5056,35 @@
     <w:p>
       <w:pPr>
         <w:numPr>
+          <w:numId w:val="0"/>
+        </w:numPr>
+        <w:rPr>
+          <w:rFonts w:hint="default"/>
+          <w:lang w:val="en-US"/>
+        </w:rPr>
+      </w:pPr>
+      <w:r>
+        <w:rPr>
+          <w:rFonts w:hint="default"/>
+          <w:lang w:val="en-US"/>
+        </w:rPr>
+        <w:t>Ans:Redux works by maintaining a centralized store for the application's global state. We first create a Redux store and define slices using createSlice(). A slice contains the initial state, reducers, and automatically generated actions. When a user performs an operation such as Add, Update, or Delete, the component uses the useDispatch() hook to dispatch an action. Redux sends that action to the appropriate reducer. The reducer executes the business logic and updates the state. The Redux store is then updated, and all components using the useSelector() hook automatically receive the updated state and re-render if the selected data has changed</w:t>
+      </w:r>
+    </w:p>
+    <w:p>
+      <w:pPr>
+        <w:numPr>
+          <w:numId w:val="0"/>
+        </w:numPr>
+        <w:rPr>
+          <w:rFonts w:hint="default"/>
+          <w:lang w:val="en-US"/>
+        </w:rPr>
+      </w:pPr>
+    </w:p>
+    <w:p>
+      <w:pPr>
+        <w:numPr>
           <w:ilvl w:val="0"/>
           <w:numId w:val="1"/>
         </w:numPr>
@@ -783,19 +5499,1257 @@
     <w:p>
       <w:pPr>
         <w:numPr>
-          <w:numId w:val="0"/>
-        </w:numPr>
-        <w:ind w:leftChars="0"/>
-        <w:rPr>
-          <w:rFonts w:hint="default"/>
-        </w:rPr>
-      </w:pPr>
+          <w:ilvl w:val="0"/>
+          <w:numId w:val="1"/>
+        </w:numPr>
+        <w:ind w:left="0" w:leftChars="0" w:firstLine="0" w:firstLineChars="0"/>
+        <w:rPr>
+          <w:rFonts w:hint="default"/>
+          <w:lang w:val="en-US"/>
+        </w:rPr>
+      </w:pPr>
+      <w:r>
+        <w:rPr>
+          <w:rFonts w:hint="default"/>
+          <w:lang w:val="en-US"/>
+        </w:rPr>
+        <w:t>What is debouncing and cancellilation ?</w:t>
+      </w:r>
+    </w:p>
+    <w:p>
+      <w:pPr>
+        <w:numPr>
+          <w:numId w:val="0"/>
+        </w:numPr>
+        <w:ind w:leftChars="0"/>
+        <w:rPr>
+          <w:rFonts w:hint="default"/>
+          <w:lang w:val="en-US"/>
+        </w:rPr>
+      </w:pPr>
+      <w:r>
+        <w:rPr>
+          <w:rFonts w:hint="default"/>
+          <w:lang w:val="en-US"/>
+        </w:rPr>
+        <w:t>Ans: Debouncing:</w:t>
+      </w:r>
+    </w:p>
+    <w:p>
+      <w:pPr>
+        <w:numPr>
+          <w:numId w:val="0"/>
+        </w:numPr>
+        <w:ind w:leftChars="0"/>
+        <w:rPr>
+          <w:rFonts w:hint="default"/>
+          <w:lang w:val="en-US"/>
+        </w:rPr>
+      </w:pPr>
+    </w:p>
+    <w:p>
+      <w:pPr>
+        <w:numPr>
+          <w:numId w:val="0"/>
+        </w:numPr>
+        <w:ind w:leftChars="0"/>
+        <w:rPr>
+          <w:rFonts w:hint="default"/>
+          <w:lang w:val="en-US"/>
+        </w:rPr>
+      </w:pPr>
+      <w:r>
+        <w:rPr>
+          <w:rFonts w:hint="default"/>
+          <w:lang w:val="en-US"/>
+        </w:rPr>
+        <w:t>Definition:</w:t>
+      </w:r>
+    </w:p>
+    <w:p>
+      <w:pPr>
+        <w:numPr>
+          <w:numId w:val="0"/>
+        </w:numPr>
+        <w:ind w:leftChars="0"/>
+        <w:rPr>
+          <w:rFonts w:hint="default"/>
+          <w:lang w:val="en-US"/>
+        </w:rPr>
+      </w:pPr>
+    </w:p>
+    <w:p>
+      <w:pPr>
+        <w:numPr>
+          <w:numId w:val="0"/>
+        </w:numPr>
+        <w:ind w:leftChars="0"/>
+        <w:rPr>
+          <w:rFonts w:hint="default"/>
+          <w:lang w:val="en-US"/>
+        </w:rPr>
+      </w:pPr>
+      <w:r>
+        <w:rPr>
+          <w:rFonts w:hint="default"/>
+          <w:lang w:val="en-US"/>
+        </w:rPr>
+        <w:t>Debouncing is a technique that delays the execution of a function until the user stops performing an action for a specified amount of time.</w:t>
+      </w:r>
+    </w:p>
+    <w:p>
+      <w:pPr>
+        <w:numPr>
+          <w:numId w:val="0"/>
+        </w:numPr>
+        <w:ind w:leftChars="0"/>
+        <w:rPr>
+          <w:rFonts w:hint="default"/>
+          <w:lang w:val="en-US"/>
+        </w:rPr>
+      </w:pPr>
+    </w:p>
+    <w:p>
+      <w:pPr>
+        <w:numPr>
+          <w:numId w:val="0"/>
+        </w:numPr>
+        <w:ind w:leftChars="0"/>
+        <w:rPr>
+          <w:rFonts w:hint="default"/>
+          <w:lang w:val="en-US"/>
+        </w:rPr>
+      </w:pPr>
+      <w:r>
+        <w:rPr>
+          <w:rFonts w:hint="default"/>
+          <w:lang w:val="en-US"/>
+        </w:rPr>
+        <w:t>Cancellation:</w:t>
+      </w:r>
+    </w:p>
+    <w:p>
+      <w:pPr>
+        <w:numPr>
+          <w:numId w:val="0"/>
+        </w:numPr>
+        <w:ind w:leftChars="0"/>
+        <w:rPr>
+          <w:rFonts w:hint="default"/>
+          <w:lang w:val="en-US"/>
+        </w:rPr>
+      </w:pPr>
+    </w:p>
+    <w:p>
+      <w:pPr>
+        <w:numPr>
+          <w:numId w:val="0"/>
+        </w:numPr>
+        <w:ind w:leftChars="0"/>
+        <w:rPr>
+          <w:rFonts w:hint="default"/>
+          <w:lang w:val="en-US"/>
+        </w:rPr>
+      </w:pPr>
+      <w:r>
+        <w:rPr>
+          <w:rFonts w:hint="default"/>
+          <w:lang w:val="en-US"/>
+        </w:rPr>
+        <w:t>Suppose the user types very fast.</w:t>
+      </w:r>
+    </w:p>
+    <w:p>
+      <w:pPr>
+        <w:numPr>
+          <w:numId w:val="0"/>
+        </w:numPr>
+        <w:ind w:leftChars="0"/>
+        <w:rPr>
+          <w:rFonts w:hint="default"/>
+          <w:lang w:val="en-US"/>
+        </w:rPr>
+      </w:pPr>
+    </w:p>
+    <w:p>
+      <w:pPr>
+        <w:numPr>
+          <w:numId w:val="0"/>
+        </w:numPr>
+        <w:ind w:leftChars="0"/>
+        <w:rPr>
+          <w:rFonts w:hint="default"/>
+          <w:lang w:val="en-US"/>
+        </w:rPr>
+      </w:pPr>
+      <w:r>
+        <w:rPr>
+          <w:rFonts w:hint="default"/>
+          <w:lang w:val="en-US"/>
+        </w:rPr>
+        <w:t>S</w:t>
+      </w:r>
+    </w:p>
+    <w:p>
+      <w:pPr>
+        <w:numPr>
+          <w:numId w:val="0"/>
+        </w:numPr>
+        <w:ind w:leftChars="0"/>
+        <w:rPr>
+          <w:rFonts w:hint="default"/>
+          <w:lang w:val="en-US"/>
+        </w:rPr>
+      </w:pPr>
+    </w:p>
+    <w:p>
+      <w:pPr>
+        <w:numPr>
+          <w:numId w:val="0"/>
+        </w:numPr>
+        <w:ind w:leftChars="0"/>
+        <w:rPr>
+          <w:rFonts w:hint="default"/>
+          <w:lang w:val="en-US"/>
+        </w:rPr>
+      </w:pPr>
+      <w:r>
+        <w:rPr>
+          <w:rFonts w:hint="default"/>
+          <w:lang w:val="en-US"/>
+        </w:rPr>
+        <w:t>↓</w:t>
+      </w:r>
+    </w:p>
+    <w:p>
+      <w:pPr>
+        <w:numPr>
+          <w:numId w:val="0"/>
+        </w:numPr>
+        <w:ind w:leftChars="0"/>
+        <w:rPr>
+          <w:rFonts w:hint="default"/>
+          <w:lang w:val="en-US"/>
+        </w:rPr>
+      </w:pPr>
+    </w:p>
+    <w:p>
+      <w:pPr>
+        <w:numPr>
+          <w:numId w:val="0"/>
+        </w:numPr>
+        <w:ind w:leftChars="0"/>
+        <w:rPr>
+          <w:rFonts w:hint="default"/>
+          <w:lang w:val="en-US"/>
+        </w:rPr>
+      </w:pPr>
+      <w:r>
+        <w:rPr>
+          <w:rFonts w:hint="default"/>
+          <w:lang w:val="en-US"/>
+        </w:rPr>
+        <w:t>API-1 Started</w:t>
+      </w:r>
+    </w:p>
+    <w:p>
+      <w:pPr>
+        <w:numPr>
+          <w:numId w:val="0"/>
+        </w:numPr>
+        <w:ind w:leftChars="0"/>
+        <w:rPr>
+          <w:rFonts w:hint="default"/>
+          <w:lang w:val="en-US"/>
+        </w:rPr>
+      </w:pPr>
+    </w:p>
+    <w:p>
+      <w:pPr>
+        <w:numPr>
+          <w:numId w:val="0"/>
+        </w:numPr>
+        <w:ind w:leftChars="0"/>
+        <w:rPr>
+          <w:rFonts w:hint="default"/>
+          <w:lang w:val="en-US"/>
+        </w:rPr>
+      </w:pPr>
+      <w:r>
+        <w:rPr>
+          <w:rFonts w:hint="default"/>
+          <w:lang w:val="en-US"/>
+        </w:rPr>
+        <w:t>↓</w:t>
+      </w:r>
+    </w:p>
+    <w:p>
+      <w:pPr>
+        <w:numPr>
+          <w:numId w:val="0"/>
+        </w:numPr>
+        <w:ind w:leftChars="0"/>
+        <w:rPr>
+          <w:rFonts w:hint="default"/>
+          <w:lang w:val="en-US"/>
+        </w:rPr>
+      </w:pPr>
+    </w:p>
+    <w:p>
+      <w:pPr>
+        <w:numPr>
+          <w:numId w:val="0"/>
+        </w:numPr>
+        <w:ind w:leftChars="0"/>
+        <w:rPr>
+          <w:rFonts w:hint="default"/>
+          <w:lang w:val="en-US"/>
+        </w:rPr>
+      </w:pPr>
+      <w:r>
+        <w:rPr>
+          <w:rFonts w:hint="default"/>
+          <w:lang w:val="en-US"/>
+        </w:rPr>
+        <w:t>Sa</w:t>
+      </w:r>
+    </w:p>
+    <w:p>
+      <w:pPr>
+        <w:numPr>
+          <w:numId w:val="0"/>
+        </w:numPr>
+        <w:ind w:leftChars="0"/>
+        <w:rPr>
+          <w:rFonts w:hint="default"/>
+          <w:lang w:val="en-US"/>
+        </w:rPr>
+      </w:pPr>
+    </w:p>
+    <w:p>
+      <w:pPr>
+        <w:numPr>
+          <w:numId w:val="0"/>
+        </w:numPr>
+        <w:ind w:leftChars="0"/>
+        <w:rPr>
+          <w:rFonts w:hint="default"/>
+          <w:lang w:val="en-US"/>
+        </w:rPr>
+      </w:pPr>
+      <w:r>
+        <w:rPr>
+          <w:rFonts w:hint="default"/>
+          <w:lang w:val="en-US"/>
+        </w:rPr>
+        <w:t>↓</w:t>
+      </w:r>
+    </w:p>
+    <w:p>
+      <w:pPr>
+        <w:numPr>
+          <w:numId w:val="0"/>
+        </w:numPr>
+        <w:ind w:leftChars="0"/>
+        <w:rPr>
+          <w:rFonts w:hint="default"/>
+          <w:lang w:val="en-US"/>
+        </w:rPr>
+      </w:pPr>
+    </w:p>
+    <w:p>
+      <w:pPr>
+        <w:numPr>
+          <w:numId w:val="0"/>
+        </w:numPr>
+        <w:ind w:leftChars="0"/>
+        <w:rPr>
+          <w:rFonts w:hint="default"/>
+          <w:lang w:val="en-US"/>
+        </w:rPr>
+      </w:pPr>
+      <w:r>
+        <w:rPr>
+          <w:rFonts w:hint="default"/>
+          <w:lang w:val="en-US"/>
+        </w:rPr>
+        <w:t>API-2 Started</w:t>
+      </w:r>
+    </w:p>
+    <w:p>
+      <w:pPr>
+        <w:numPr>
+          <w:numId w:val="0"/>
+        </w:numPr>
+        <w:ind w:leftChars="0"/>
+        <w:rPr>
+          <w:rFonts w:hint="default"/>
+          <w:lang w:val="en-US"/>
+        </w:rPr>
+      </w:pPr>
+    </w:p>
+    <w:p>
+      <w:pPr>
+        <w:numPr>
+          <w:numId w:val="0"/>
+        </w:numPr>
+        <w:ind w:leftChars="0"/>
+        <w:rPr>
+          <w:rFonts w:hint="default"/>
+          <w:lang w:val="en-US"/>
+        </w:rPr>
+      </w:pPr>
+      <w:r>
+        <w:rPr>
+          <w:rFonts w:hint="default"/>
+          <w:lang w:val="en-US"/>
+        </w:rPr>
+        <w:t>↓</w:t>
+      </w:r>
+    </w:p>
+    <w:p>
+      <w:pPr>
+        <w:numPr>
+          <w:numId w:val="0"/>
+        </w:numPr>
+        <w:ind w:leftChars="0"/>
+        <w:rPr>
+          <w:rFonts w:hint="default"/>
+          <w:lang w:val="en-US"/>
+        </w:rPr>
+      </w:pPr>
+    </w:p>
+    <w:p>
+      <w:pPr>
+        <w:numPr>
+          <w:numId w:val="0"/>
+        </w:numPr>
+        <w:ind w:leftChars="0"/>
+        <w:rPr>
+          <w:rFonts w:hint="default"/>
+          <w:lang w:val="en-US"/>
+        </w:rPr>
+      </w:pPr>
+      <w:r>
+        <w:rPr>
+          <w:rFonts w:hint="default"/>
+          <w:lang w:val="en-US"/>
+        </w:rPr>
+        <w:t>Sai</w:t>
+      </w:r>
+    </w:p>
+    <w:p>
+      <w:pPr>
+        <w:numPr>
+          <w:numId w:val="0"/>
+        </w:numPr>
+        <w:ind w:leftChars="0"/>
+        <w:rPr>
+          <w:rFonts w:hint="default"/>
+          <w:lang w:val="en-US"/>
+        </w:rPr>
+      </w:pPr>
+    </w:p>
+    <w:p>
+      <w:pPr>
+        <w:numPr>
+          <w:numId w:val="0"/>
+        </w:numPr>
+        <w:ind w:leftChars="0"/>
+        <w:rPr>
+          <w:rFonts w:hint="default"/>
+          <w:lang w:val="en-US"/>
+        </w:rPr>
+      </w:pPr>
+      <w:r>
+        <w:rPr>
+          <w:rFonts w:hint="default"/>
+          <w:lang w:val="en-US"/>
+        </w:rPr>
+        <w:t>↓</w:t>
+      </w:r>
+    </w:p>
+    <w:p>
+      <w:pPr>
+        <w:numPr>
+          <w:numId w:val="0"/>
+        </w:numPr>
+        <w:ind w:leftChars="0"/>
+        <w:rPr>
+          <w:rFonts w:hint="default"/>
+          <w:lang w:val="en-US"/>
+        </w:rPr>
+      </w:pPr>
+    </w:p>
+    <w:p>
+      <w:pPr>
+        <w:numPr>
+          <w:numId w:val="0"/>
+        </w:numPr>
+        <w:ind w:leftChars="0"/>
+        <w:rPr>
+          <w:rFonts w:hint="default"/>
+          <w:lang w:val="en-US"/>
+        </w:rPr>
+      </w:pPr>
+      <w:r>
+        <w:rPr>
+          <w:rFonts w:hint="default"/>
+          <w:lang w:val="en-US"/>
+        </w:rPr>
+        <w:t>API-3 Started</w:t>
+      </w:r>
+    </w:p>
+    <w:p>
+      <w:pPr>
+        <w:numPr>
+          <w:numId w:val="0"/>
+        </w:numPr>
+        <w:ind w:leftChars="0"/>
+        <w:rPr>
+          <w:rFonts w:hint="default"/>
+          <w:lang w:val="en-US"/>
+        </w:rPr>
+      </w:pPr>
+    </w:p>
+    <w:p>
+      <w:pPr>
+        <w:numPr>
+          <w:numId w:val="0"/>
+        </w:numPr>
+        <w:ind w:leftChars="0"/>
+        <w:rPr>
+          <w:rFonts w:hint="default"/>
+          <w:lang w:val="en-US"/>
+        </w:rPr>
+      </w:pPr>
+      <w:r>
+        <w:rPr>
+          <w:rFonts w:hint="default"/>
+          <w:lang w:val="en-US"/>
+        </w:rPr>
+        <w:t>Now imagine the responses arrive in this order:</w:t>
+      </w:r>
+    </w:p>
+    <w:p>
+      <w:pPr>
+        <w:numPr>
+          <w:numId w:val="0"/>
+        </w:numPr>
+        <w:ind w:leftChars="0"/>
+        <w:rPr>
+          <w:rFonts w:hint="default"/>
+          <w:lang w:val="en-US"/>
+        </w:rPr>
+      </w:pPr>
+    </w:p>
+    <w:p>
+      <w:pPr>
+        <w:numPr>
+          <w:numId w:val="0"/>
+        </w:numPr>
+        <w:ind w:leftChars="0"/>
+        <w:rPr>
+          <w:rFonts w:hint="default"/>
+          <w:lang w:val="en-US"/>
+        </w:rPr>
+      </w:pPr>
+      <w:r>
+        <w:rPr>
+          <w:rFonts w:hint="default"/>
+          <w:lang w:val="en-US"/>
+        </w:rPr>
+        <w:t>API-3 Returned First</w:t>
+      </w:r>
+    </w:p>
+    <w:p>
+      <w:pPr>
+        <w:numPr>
+          <w:numId w:val="0"/>
+        </w:numPr>
+        <w:ind w:leftChars="0"/>
+        <w:rPr>
+          <w:rFonts w:hint="default"/>
+          <w:lang w:val="en-US"/>
+        </w:rPr>
+      </w:pPr>
+    </w:p>
+    <w:p>
+      <w:pPr>
+        <w:numPr>
+          <w:numId w:val="0"/>
+        </w:numPr>
+        <w:ind w:leftChars="0"/>
+        <w:rPr>
+          <w:rFonts w:hint="default"/>
+          <w:lang w:val="en-US"/>
+        </w:rPr>
+      </w:pPr>
+      <w:r>
+        <w:rPr>
+          <w:rFonts w:hint="default"/>
+          <w:lang w:val="en-US"/>
+        </w:rPr>
+        <w:t>↓</w:t>
+      </w:r>
+    </w:p>
+    <w:p>
+      <w:pPr>
+        <w:numPr>
+          <w:numId w:val="0"/>
+        </w:numPr>
+        <w:ind w:leftChars="0"/>
+        <w:rPr>
+          <w:rFonts w:hint="default"/>
+          <w:lang w:val="en-US"/>
+        </w:rPr>
+      </w:pPr>
+    </w:p>
+    <w:p>
+      <w:pPr>
+        <w:numPr>
+          <w:numId w:val="0"/>
+        </w:numPr>
+        <w:ind w:leftChars="0"/>
+        <w:rPr>
+          <w:rFonts w:hint="default"/>
+          <w:lang w:val="en-US"/>
+        </w:rPr>
+      </w:pPr>
+      <w:r>
+        <w:rPr>
+          <w:rFonts w:hint="default"/>
+          <w:lang w:val="en-US"/>
+        </w:rPr>
+        <w:t>API-1 Returned Last</w:t>
+      </w:r>
+    </w:p>
+    <w:p>
+      <w:pPr>
+        <w:numPr>
+          <w:numId w:val="0"/>
+        </w:numPr>
+        <w:ind w:leftChars="0"/>
+        <w:rPr>
+          <w:rFonts w:hint="default"/>
+          <w:lang w:val="en-US"/>
+        </w:rPr>
+      </w:pPr>
+    </w:p>
+    <w:p>
+      <w:pPr>
+        <w:numPr>
+          <w:numId w:val="0"/>
+        </w:numPr>
+        <w:ind w:leftChars="0"/>
+        <w:rPr>
+          <w:rFonts w:hint="default"/>
+          <w:lang w:val="en-US"/>
+        </w:rPr>
+      </w:pPr>
+      <w:r>
+        <w:rPr>
+          <w:rFonts w:hint="default"/>
+          <w:lang w:val="en-US"/>
+        </w:rPr>
+        <w:t>If you don't cancel the old requests, the old response (S) might overwrite the latest result (Sai).</w:t>
+      </w:r>
+    </w:p>
+    <w:p>
+      <w:pPr>
+        <w:numPr>
+          <w:numId w:val="0"/>
+        </w:numPr>
+        <w:ind w:leftChars="0"/>
+        <w:rPr>
+          <w:rFonts w:hint="default"/>
+          <w:lang w:val="en-US"/>
+        </w:rPr>
+      </w:pPr>
+    </w:p>
+    <w:p>
+      <w:pPr>
+        <w:numPr>
+          <w:numId w:val="0"/>
+        </w:numPr>
+        <w:ind w:leftChars="0"/>
+        <w:rPr>
+          <w:rFonts w:hint="default"/>
+          <w:lang w:val="en-US"/>
+        </w:rPr>
+      </w:pPr>
+      <w:r>
+        <w:rPr>
+          <w:rFonts w:hint="default"/>
+          <w:lang w:val="en-US"/>
+        </w:rPr>
+        <w:t>Solution</w:t>
+      </w:r>
+    </w:p>
+    <w:p>
+      <w:pPr>
+        <w:numPr>
+          <w:numId w:val="0"/>
+        </w:numPr>
+        <w:ind w:leftChars="0"/>
+        <w:rPr>
+          <w:rFonts w:hint="default"/>
+          <w:lang w:val="en-US"/>
+        </w:rPr>
+      </w:pPr>
+    </w:p>
+    <w:p>
+      <w:pPr>
+        <w:numPr>
+          <w:numId w:val="0"/>
+        </w:numPr>
+        <w:ind w:leftChars="0"/>
+        <w:rPr>
+          <w:rFonts w:hint="default"/>
+          <w:lang w:val="en-US"/>
+        </w:rPr>
+      </w:pPr>
+      <w:r>
+        <w:rPr>
+          <w:rFonts w:hint="default"/>
+          <w:lang w:val="en-US"/>
+        </w:rPr>
+        <w:t>Cancel the previous request.</w:t>
+      </w:r>
+    </w:p>
+    <w:p>
+      <w:pPr>
+        <w:numPr>
+          <w:numId w:val="0"/>
+        </w:numPr>
+        <w:ind w:leftChars="0"/>
+        <w:rPr>
+          <w:rFonts w:hint="default"/>
+          <w:lang w:val="en-US"/>
+        </w:rPr>
+      </w:pPr>
+    </w:p>
+    <w:p>
+      <w:pPr>
+        <w:numPr>
+          <w:numId w:val="0"/>
+        </w:numPr>
+        <w:ind w:leftChars="0"/>
+        <w:rPr>
+          <w:rFonts w:hint="default"/>
+          <w:lang w:val="en-US"/>
+        </w:rPr>
+      </w:pPr>
+      <w:r>
+        <w:rPr>
+          <w:rFonts w:hint="default"/>
+          <w:lang w:val="en-US"/>
+        </w:rPr>
+        <w:t>S</w:t>
+      </w:r>
+    </w:p>
+    <w:p>
+      <w:pPr>
+        <w:numPr>
+          <w:numId w:val="0"/>
+        </w:numPr>
+        <w:ind w:leftChars="0"/>
+        <w:rPr>
+          <w:rFonts w:hint="default"/>
+          <w:lang w:val="en-US"/>
+        </w:rPr>
+      </w:pPr>
+    </w:p>
+    <w:p>
+      <w:pPr>
+        <w:numPr>
+          <w:numId w:val="0"/>
+        </w:numPr>
+        <w:ind w:leftChars="0"/>
+        <w:rPr>
+          <w:rFonts w:hint="default"/>
+          <w:lang w:val="en-US"/>
+        </w:rPr>
+      </w:pPr>
+      <w:r>
+        <w:rPr>
+          <w:rFonts w:hint="default"/>
+          <w:lang w:val="en-US"/>
+        </w:rPr>
+        <w:t>↓</w:t>
+      </w:r>
+    </w:p>
+    <w:p>
+      <w:pPr>
+        <w:numPr>
+          <w:numId w:val="0"/>
+        </w:numPr>
+        <w:ind w:leftChars="0"/>
+        <w:rPr>
+          <w:rFonts w:hint="default"/>
+          <w:lang w:val="en-US"/>
+        </w:rPr>
+      </w:pPr>
+    </w:p>
+    <w:p>
+      <w:pPr>
+        <w:numPr>
+          <w:numId w:val="0"/>
+        </w:numPr>
+        <w:ind w:leftChars="0"/>
+        <w:rPr>
+          <w:rFonts w:hint="default"/>
+          <w:lang w:val="en-US"/>
+        </w:rPr>
+      </w:pPr>
+      <w:r>
+        <w:rPr>
+          <w:rFonts w:hint="default"/>
+          <w:lang w:val="en-US"/>
+        </w:rPr>
+        <w:t>API-1 Started</w:t>
+      </w:r>
+    </w:p>
+    <w:p>
+      <w:pPr>
+        <w:numPr>
+          <w:numId w:val="0"/>
+        </w:numPr>
+        <w:ind w:leftChars="0"/>
+        <w:rPr>
+          <w:rFonts w:hint="default"/>
+          <w:lang w:val="en-US"/>
+        </w:rPr>
+      </w:pPr>
+    </w:p>
+    <w:p>
+      <w:pPr>
+        <w:numPr>
+          <w:numId w:val="0"/>
+        </w:numPr>
+        <w:ind w:leftChars="0"/>
+        <w:rPr>
+          <w:rFonts w:hint="default"/>
+          <w:lang w:val="en-US"/>
+        </w:rPr>
+      </w:pPr>
+      <w:r>
+        <w:rPr>
+          <w:rFonts w:hint="default"/>
+          <w:lang w:val="en-US"/>
+        </w:rPr>
+        <w:t>↓</w:t>
+      </w:r>
+    </w:p>
+    <w:p>
+      <w:pPr>
+        <w:numPr>
+          <w:numId w:val="0"/>
+        </w:numPr>
+        <w:ind w:leftChars="0"/>
+        <w:rPr>
+          <w:rFonts w:hint="default"/>
+          <w:lang w:val="en-US"/>
+        </w:rPr>
+      </w:pPr>
+    </w:p>
+    <w:p>
+      <w:pPr>
+        <w:numPr>
+          <w:numId w:val="0"/>
+        </w:numPr>
+        <w:ind w:leftChars="0"/>
+        <w:rPr>
+          <w:rFonts w:hint="default"/>
+          <w:lang w:val="en-US"/>
+        </w:rPr>
+      </w:pPr>
+      <w:r>
+        <w:rPr>
+          <w:rFonts w:hint="default"/>
+          <w:lang w:val="en-US"/>
+        </w:rPr>
+        <w:t>Sa</w:t>
+      </w:r>
+    </w:p>
+    <w:p>
+      <w:pPr>
+        <w:numPr>
+          <w:numId w:val="0"/>
+        </w:numPr>
+        <w:ind w:leftChars="0"/>
+        <w:rPr>
+          <w:rFonts w:hint="default"/>
+          <w:lang w:val="en-US"/>
+        </w:rPr>
+      </w:pPr>
+    </w:p>
+    <w:p>
+      <w:pPr>
+        <w:numPr>
+          <w:numId w:val="0"/>
+        </w:numPr>
+        <w:ind w:leftChars="0"/>
+        <w:rPr>
+          <w:rFonts w:hint="default"/>
+          <w:lang w:val="en-US"/>
+        </w:rPr>
+      </w:pPr>
+      <w:r>
+        <w:rPr>
+          <w:rFonts w:hint="default"/>
+          <w:lang w:val="en-US"/>
+        </w:rPr>
+        <w:t>↓</w:t>
+      </w:r>
+    </w:p>
+    <w:p>
+      <w:pPr>
+        <w:numPr>
+          <w:numId w:val="0"/>
+        </w:numPr>
+        <w:ind w:leftChars="0"/>
+        <w:rPr>
+          <w:rFonts w:hint="default"/>
+          <w:lang w:val="en-US"/>
+        </w:rPr>
+      </w:pPr>
+    </w:p>
+    <w:p>
+      <w:pPr>
+        <w:numPr>
+          <w:numId w:val="0"/>
+        </w:numPr>
+        <w:ind w:leftChars="0"/>
+        <w:rPr>
+          <w:rFonts w:hint="default"/>
+          <w:lang w:val="en-US"/>
+        </w:rPr>
+      </w:pPr>
+      <w:r>
+        <w:rPr>
+          <w:rFonts w:hint="default"/>
+          <w:lang w:val="en-US"/>
+        </w:rPr>
+        <w:t>Cancel API-1</w:t>
+      </w:r>
+    </w:p>
+    <w:p>
+      <w:pPr>
+        <w:numPr>
+          <w:numId w:val="0"/>
+        </w:numPr>
+        <w:ind w:leftChars="0"/>
+        <w:rPr>
+          <w:rFonts w:hint="default"/>
+          <w:lang w:val="en-US"/>
+        </w:rPr>
+      </w:pPr>
+    </w:p>
+    <w:p>
+      <w:pPr>
+        <w:numPr>
+          <w:numId w:val="0"/>
+        </w:numPr>
+        <w:ind w:leftChars="0"/>
+        <w:rPr>
+          <w:rFonts w:hint="default"/>
+          <w:lang w:val="en-US"/>
+        </w:rPr>
+      </w:pPr>
+      <w:r>
+        <w:rPr>
+          <w:rFonts w:hint="default"/>
+          <w:lang w:val="en-US"/>
+        </w:rPr>
+        <w:t>↓</w:t>
+      </w:r>
+    </w:p>
+    <w:p>
+      <w:pPr>
+        <w:numPr>
+          <w:numId w:val="0"/>
+        </w:numPr>
+        <w:ind w:leftChars="0"/>
+        <w:rPr>
+          <w:rFonts w:hint="default"/>
+          <w:lang w:val="en-US"/>
+        </w:rPr>
+      </w:pPr>
+    </w:p>
+    <w:p>
+      <w:pPr>
+        <w:numPr>
+          <w:numId w:val="0"/>
+        </w:numPr>
+        <w:ind w:leftChars="0"/>
+        <w:rPr>
+          <w:rFonts w:hint="default"/>
+          <w:lang w:val="en-US"/>
+        </w:rPr>
+      </w:pPr>
+      <w:r>
+        <w:rPr>
+          <w:rFonts w:hint="default"/>
+          <w:lang w:val="en-US"/>
+        </w:rPr>
+        <w:t>API-2 Started</w:t>
+      </w:r>
+    </w:p>
+    <w:p>
+      <w:pPr>
+        <w:numPr>
+          <w:numId w:val="0"/>
+        </w:numPr>
+        <w:ind w:leftChars="0"/>
+        <w:rPr>
+          <w:rFonts w:hint="default"/>
+          <w:lang w:val="en-US"/>
+        </w:rPr>
+      </w:pPr>
+    </w:p>
+    <w:p>
+      <w:pPr>
+        <w:numPr>
+          <w:numId w:val="0"/>
+        </w:numPr>
+        <w:ind w:leftChars="0"/>
+        <w:rPr>
+          <w:rFonts w:hint="default"/>
+          <w:lang w:val="en-US"/>
+        </w:rPr>
+      </w:pPr>
+      <w:r>
+        <w:rPr>
+          <w:rFonts w:hint="default"/>
+          <w:lang w:val="en-US"/>
+        </w:rPr>
+        <w:t>↓</w:t>
+      </w:r>
+    </w:p>
+    <w:p>
+      <w:pPr>
+        <w:numPr>
+          <w:numId w:val="0"/>
+        </w:numPr>
+        <w:ind w:leftChars="0"/>
+        <w:rPr>
+          <w:rFonts w:hint="default"/>
+          <w:lang w:val="en-US"/>
+        </w:rPr>
+      </w:pPr>
+    </w:p>
+    <w:p>
+      <w:pPr>
+        <w:numPr>
+          <w:numId w:val="0"/>
+        </w:numPr>
+        <w:ind w:leftChars="0"/>
+        <w:rPr>
+          <w:rFonts w:hint="default"/>
+          <w:lang w:val="en-US"/>
+        </w:rPr>
+      </w:pPr>
+      <w:r>
+        <w:rPr>
+          <w:rFonts w:hint="default"/>
+          <w:lang w:val="en-US"/>
+        </w:rPr>
+        <w:t>Sai</w:t>
+      </w:r>
+    </w:p>
+    <w:p>
+      <w:pPr>
+        <w:numPr>
+          <w:numId w:val="0"/>
+        </w:numPr>
+        <w:ind w:leftChars="0"/>
+        <w:rPr>
+          <w:rFonts w:hint="default"/>
+          <w:lang w:val="en-US"/>
+        </w:rPr>
+      </w:pPr>
+    </w:p>
+    <w:p>
+      <w:pPr>
+        <w:numPr>
+          <w:numId w:val="0"/>
+        </w:numPr>
+        <w:ind w:leftChars="0"/>
+        <w:rPr>
+          <w:rFonts w:hint="default"/>
+          <w:lang w:val="en-US"/>
+        </w:rPr>
+      </w:pPr>
+      <w:r>
+        <w:rPr>
+          <w:rFonts w:hint="default"/>
+          <w:lang w:val="en-US"/>
+        </w:rPr>
+        <w:t>↓</w:t>
+      </w:r>
+    </w:p>
+    <w:p>
+      <w:pPr>
+        <w:numPr>
+          <w:numId w:val="0"/>
+        </w:numPr>
+        <w:ind w:leftChars="0"/>
+        <w:rPr>
+          <w:rFonts w:hint="default"/>
+          <w:lang w:val="en-US"/>
+        </w:rPr>
+      </w:pPr>
+    </w:p>
+    <w:p>
+      <w:pPr>
+        <w:numPr>
+          <w:numId w:val="0"/>
+        </w:numPr>
+        <w:ind w:leftChars="0"/>
+        <w:rPr>
+          <w:rFonts w:hint="default"/>
+          <w:lang w:val="en-US"/>
+        </w:rPr>
+      </w:pPr>
+      <w:r>
+        <w:rPr>
+          <w:rFonts w:hint="default"/>
+          <w:lang w:val="en-US"/>
+        </w:rPr>
+        <w:t>Cancel API-2</w:t>
+      </w:r>
+    </w:p>
+    <w:p>
+      <w:pPr>
+        <w:numPr>
+          <w:numId w:val="0"/>
+        </w:numPr>
+        <w:ind w:leftChars="0"/>
+        <w:rPr>
+          <w:rFonts w:hint="default"/>
+          <w:lang w:val="en-US"/>
+        </w:rPr>
+      </w:pPr>
+    </w:p>
+    <w:p>
+      <w:pPr>
+        <w:numPr>
+          <w:numId w:val="0"/>
+        </w:numPr>
+        <w:ind w:leftChars="0"/>
+        <w:rPr>
+          <w:rFonts w:hint="default"/>
+          <w:lang w:val="en-US"/>
+        </w:rPr>
+      </w:pPr>
+      <w:r>
+        <w:rPr>
+          <w:rFonts w:hint="default"/>
+          <w:lang w:val="en-US"/>
+        </w:rPr>
+        <w:t>↓</w:t>
+      </w:r>
+    </w:p>
+    <w:p>
+      <w:pPr>
+        <w:numPr>
+          <w:numId w:val="0"/>
+        </w:numPr>
+        <w:ind w:leftChars="0"/>
+        <w:rPr>
+          <w:rFonts w:hint="default"/>
+          <w:lang w:val="en-US"/>
+        </w:rPr>
+      </w:pPr>
+    </w:p>
+    <w:p>
+      <w:pPr>
+        <w:numPr>
+          <w:numId w:val="0"/>
+        </w:numPr>
+        <w:ind w:leftChars="0"/>
+        <w:rPr>
+          <w:rFonts w:hint="default"/>
+          <w:lang w:val="en-US"/>
+        </w:rPr>
+      </w:pPr>
+      <w:r>
+        <w:rPr>
+          <w:rFonts w:hint="default"/>
+          <w:lang w:val="en-US"/>
+        </w:rPr>
+        <w:t>API-3 Started</w:t>
+      </w:r>
+    </w:p>
+    <w:p>
+      <w:pPr>
+        <w:numPr>
+          <w:numId w:val="0"/>
+        </w:numPr>
+        <w:ind w:leftChars="0"/>
+        <w:rPr>
+          <w:rFonts w:hint="default"/>
+          <w:lang w:val="en-US"/>
+        </w:rPr>
+      </w:pPr>
+    </w:p>
+    <w:p>
+      <w:pPr>
+        <w:numPr>
+          <w:numId w:val="0"/>
+        </w:numPr>
+        <w:ind w:leftChars="0"/>
+        <w:rPr>
+          <w:rFonts w:hint="default"/>
+          <w:lang w:val="en-US"/>
+        </w:rPr>
+      </w:pPr>
+      <w:r>
+        <w:rPr>
+          <w:rFonts w:hint="default"/>
+          <w:lang w:val="en-US"/>
+        </w:rPr>
+        <w:t>↓</w:t>
+      </w:r>
+    </w:p>
+    <w:p>
+      <w:pPr>
+        <w:numPr>
+          <w:numId w:val="0"/>
+        </w:numPr>
+        <w:ind w:leftChars="0"/>
+        <w:rPr>
+          <w:rFonts w:hint="default"/>
+          <w:lang w:val="en-US"/>
+        </w:rPr>
+      </w:pPr>
+    </w:p>
+    <w:p>
+      <w:pPr>
+        <w:numPr>
+          <w:numId w:val="0"/>
+        </w:numPr>
+        <w:ind w:leftChars="0"/>
+        <w:rPr>
+          <w:rFonts w:hint="default"/>
+          <w:lang w:val="en-US"/>
+        </w:rPr>
+      </w:pPr>
+      <w:r>
+        <w:rPr>
+          <w:rFonts w:hint="default"/>
+          <w:lang w:val="en-US"/>
+        </w:rPr>
+        <w:t>Only API-3 Response Used</w:t>
+      </w:r>
       <w:bookmarkStart w:id="0" w:name="_GoBack"/>
       <w:bookmarkEnd w:id="0"/>
     </w:p>
     <w:p>
       <w:pPr>
         <w:numPr>
+          <w:ilvl w:val="0"/>
           <w:numId w:val="0"/>
         </w:numPr>
         <w:rPr>
@@ -845,6 +6799,155 @@
 <file path=word/numbering.xml><?xml version="1.0" encoding="utf-8"?>
 <w:numbering xmlns:wpc="http://schemas.microsoft.com/office/word/2010/wordprocessingCanvas" xmlns:mc="http://schemas.openxmlformats.org/markup-compatibility/2006" xmlns:o="urn:schemas-microsoft-com:office:office" xmlns:r="http://schemas.openxmlformats.org/officeDocument/2006/relationships" xmlns:m="http://schemas.openxmlformats.org/officeDocument/2006/math" xmlns:v="urn:schemas-microsoft-com:vml" xmlns:wp14="http://schemas.microsoft.com/office/word/2010/wordprocessingDrawing" xmlns:wp="http://schemas.openxmlformats.org/drawingml/2006/wordprocessingDrawing" xmlns:w10="urn:schemas-microsoft-com:office:word" xmlns:w="http://schemas.openxmlformats.org/wordprocessingml/2006/main" xmlns:w14="http://schemas.microsoft.com/office/word/2010/wordml" xmlns:wpg="http://schemas.microsoft.com/office/word/2010/wordprocessingGroup" xmlns:wpi="http://schemas.microsoft.com/office/word/2010/wordprocessingInk" xmlns:wne="http://schemas.microsoft.com/office/word/2006/wordml" xmlns:wps="http://schemas.microsoft.com/office/word/2010/wordprocessingShape" xmlns:wpsCustomData="http://www.wps.cn/officeDocument/2013/wpsCustomData" mc:Ignorable="w14 wp14">
   <w:abstractNum w:abstractNumId="0">
+    <w:nsid w:val="AACC66A5"/>
+    <w:multiLevelType w:val="multilevel"/>
+    <w:tmpl w:val="AACC66A5"/>
+    <w:lvl w:ilvl="0" w:tentative="0">
+      <w:start w:val="1"/>
+      <w:numFmt w:val="decimal"/>
+      <w:lvlText w:val="%1."/>
+      <w:lvlJc w:val="left"/>
+      <w:pPr>
+        <w:tabs>
+          <w:tab w:val="left" w:pos="720"/>
+        </w:tabs>
+        <w:ind w:left="720" w:hanging="360"/>
+      </w:pPr>
+      <w:rPr>
+        <w:sz w:val="24"/>
+        <w:szCs w:val="24"/>
+      </w:rPr>
+    </w:lvl>
+    <w:lvl w:ilvl="1" w:tentative="0">
+      <w:start w:val="1"/>
+      <w:numFmt w:val="decimal"/>
+      <w:lvlText w:val="%2."/>
+      <w:lvlJc w:val="left"/>
+      <w:pPr>
+        <w:tabs>
+          <w:tab w:val="left" w:pos="1440"/>
+        </w:tabs>
+        <w:ind w:left="1440" w:hanging="360"/>
+      </w:pPr>
+      <w:rPr>
+        <w:sz w:val="24"/>
+        <w:szCs w:val="24"/>
+      </w:rPr>
+    </w:lvl>
+    <w:lvl w:ilvl="2" w:tentative="0">
+      <w:start w:val="1"/>
+      <w:numFmt w:val="decimal"/>
+      <w:lvlText w:val="%3."/>
+      <w:lvlJc w:val="left"/>
+      <w:pPr>
+        <w:tabs>
+          <w:tab w:val="left" w:pos="2160"/>
+        </w:tabs>
+        <w:ind w:left="2160" w:hanging="360"/>
+      </w:pPr>
+      <w:rPr>
+        <w:sz w:val="24"/>
+        <w:szCs w:val="24"/>
+      </w:rPr>
+    </w:lvl>
+    <w:lvl w:ilvl="3" w:tentative="0">
+      <w:start w:val="1"/>
+      <w:numFmt w:val="decimal"/>
+      <w:lvlText w:val="%4."/>
+      <w:lvlJc w:val="left"/>
+      <w:pPr>
+        <w:tabs>
+          <w:tab w:val="left" w:pos="2517"/>
+        </w:tabs>
+        <w:ind w:left="2880" w:hanging="360"/>
+      </w:pPr>
+      <w:rPr>
+        <w:sz w:val="24"/>
+        <w:szCs w:val="24"/>
+      </w:rPr>
+    </w:lvl>
+    <w:lvl w:ilvl="4" w:tentative="0">
+      <w:start w:val="1"/>
+      <w:numFmt w:val="decimal"/>
+      <w:lvlText w:val="%5."/>
+      <w:lvlJc w:val="left"/>
+      <w:pPr>
+        <w:tabs>
+          <w:tab w:val="left" w:pos="3238"/>
+        </w:tabs>
+        <w:ind w:left="3600" w:hanging="360"/>
+      </w:pPr>
+      <w:rPr>
+        <w:sz w:val="24"/>
+        <w:szCs w:val="24"/>
+      </w:rPr>
+    </w:lvl>
+    <w:lvl w:ilvl="5" w:tentative="0">
+      <w:start w:val="1"/>
+      <w:numFmt w:val="decimal"/>
+      <w:lvlText w:val="%6."/>
+      <w:lvlJc w:val="left"/>
+      <w:pPr>
+        <w:tabs>
+          <w:tab w:val="left" w:pos="3958"/>
+        </w:tabs>
+        <w:ind w:left="4320" w:hanging="360"/>
+      </w:pPr>
+      <w:rPr>
+        <w:sz w:val="24"/>
+        <w:szCs w:val="24"/>
+      </w:rPr>
+    </w:lvl>
+    <w:lvl w:ilvl="6" w:tentative="0">
+      <w:start w:val="1"/>
+      <w:numFmt w:val="decimal"/>
+      <w:lvlText w:val="%7."/>
+      <w:lvlJc w:val="left"/>
+      <w:pPr>
+        <w:tabs>
+          <w:tab w:val="left" w:pos="4678"/>
+        </w:tabs>
+        <w:ind w:left="5040" w:hanging="360"/>
+      </w:pPr>
+      <w:rPr>
+        <w:sz w:val="24"/>
+        <w:szCs w:val="24"/>
+      </w:rPr>
+    </w:lvl>
+    <w:lvl w:ilvl="7" w:tentative="0">
+      <w:start w:val="1"/>
+      <w:numFmt w:val="decimal"/>
+      <w:lvlText w:val="%8."/>
+      <w:lvlJc w:val="left"/>
+      <w:pPr>
+        <w:tabs>
+          <w:tab w:val="left" w:pos="5398"/>
+        </w:tabs>
+        <w:ind w:left="5760" w:hanging="360"/>
+      </w:pPr>
+      <w:rPr>
+        <w:sz w:val="24"/>
+        <w:szCs w:val="24"/>
+      </w:rPr>
+    </w:lvl>
+    <w:lvl w:ilvl="8" w:tentative="0">
+      <w:start w:val="1"/>
+      <w:numFmt w:val="decimal"/>
+      <w:lvlText w:val="%9."/>
+      <w:lvlJc w:val="left"/>
+      <w:pPr>
+        <w:tabs>
+          <w:tab w:val="left" w:pos="6118"/>
+        </w:tabs>
+        <w:ind w:left="6480" w:hanging="360"/>
+      </w:pPr>
+      <w:rPr>
+        <w:sz w:val="24"/>
+        <w:szCs w:val="24"/>
+      </w:rPr>
+    </w:lvl>
+  </w:abstractNum>
+  <w:abstractNum w:abstractNumId="1">
     <w:nsid w:val="EBCB5D46"/>
     <w:multiLevelType w:val="singleLevel"/>
     <w:tmpl w:val="EBCB5D46"/>
@@ -857,6 +6960,9 @@
     </w:lvl>
   </w:abstractNum>
   <w:num w:numId="1">
+    <w:abstractNumId w:val="1"/>
+  </w:num>
+  <w:num w:numId="2">
     <w:abstractNumId w:val="0"/>
   </w:num>
 </w:numbering>
@@ -867,7 +6973,7 @@
   <w:docDefaults>
     <w:rPrDefault>
       <w:rPr>
-        <w:rFonts w:asciiTheme="minorHAnsi" w:hAnsiTheme="minorHAnsi" w:eastAsiaTheme="minorEastAsia" w:cstheme="minorBidi"/>
+        <w:rFonts w:ascii="Times New Roman" w:hAnsi="Times New Roman" w:eastAsia="SimSun" w:cs="Times New Roman"/>
       </w:rPr>
     </w:rPrDefault>
     <w:pPrDefault/>
@@ -1151,6 +7257,41 @@
       </w:tblCellMar>
     </w:tblPr>
   </w:style>
+  <w:style w:type="character" w:styleId="4">
+    <w:name w:val="HTML Code"/>
+    <w:basedOn w:val="2"/>
+    <w:uiPriority w:val="0"/>
+    <w:rPr>
+      <w:rFonts w:ascii="Courier New" w:hAnsi="Courier New" w:cs="Courier New"/>
+      <w:sz w:val="20"/>
+      <w:szCs w:val="20"/>
+    </w:rPr>
+  </w:style>
+  <w:style w:type="paragraph" w:styleId="5">
+    <w:name w:val="Normal (Web)"/>
+    <w:uiPriority w:val="0"/>
+    <w:pPr>
+      <w:spacing w:before="0" w:beforeAutospacing="1" w:after="0" w:afterAutospacing="1"/>
+      <w:ind w:left="0" w:right="0"/>
+      <w:jc w:val="left"/>
+    </w:pPr>
+    <w:rPr>
+      <w:kern w:val="0"/>
+      <w:sz w:val="24"/>
+      <w:szCs w:val="24"/>
+      <w:lang w:val="en-US" w:eastAsia="zh-CN" w:bidi="ar"/>
+    </w:rPr>
+  </w:style>
+  <w:style w:type="character" w:styleId="6">
+    <w:name w:val="Strong"/>
+    <w:basedOn w:val="2"/>
+    <w:qFormat/>
+    <w:uiPriority w:val="0"/>
+    <w:rPr>
+      <w:b/>
+      <w:bCs/>
+    </w:rPr>
+  </w:style>
 </w:styles>
 </file>
 
